--- a/training-procedures/נהלי-הכשרה-עובדים-חדשים.docx
+++ b/training-procedures/נהלי-הכשרה-עובדים-חדשים.docx
@@ -118,7 +118,7 @@
           <w:szCs w:val="22"/>
           <w:rtl/>
         </w:rPr>
-        <w:t xml:space="preserve">מהדורה 1 · 2026-10-21</w:t>
+        <w:t xml:space="preserve">מהדורה 1 · 2026-10-22</w:t>
       </w:r>
     </w:p>
     <w:p>
@@ -201,7 +201,7 @@
           <w:szCs w:val="22"/>
           <w:rtl/>
         </w:rPr>
-        <w:t xml:space="preserve">החוברת מרכזת שמונה נהלי ליבה שכל עובד חדש במערך הבטון והאגרגטים לומד בחודש הראשון שלו. כל נוהל בנוי במבנה אחיד לפי ISO 9001, ובסופו שני חלקים קצרים לעובד: "מה חשוב לזכור" ושאלות לבדיקת הבנה. מהנדסים ובעלי תפקידי בקרה לומדים את הנוהל כולו. עובדי ייצור ושטח לומדים את סעיף 6 הרלוונטי לתפקידם ואת סעיפים 9 ו-10.</w:t>
+        <w:t xml:space="preserve">החוברת מרכזת תשעה נהלי ליבה שכל עובד חדש במערך הבטון והאגרגטים לומד בחודש הראשון שלו. כל נוהל בנוי במבנה אחיד לפי ISO 9001, ובסופו שני חלקים קצרים לעובד: "מה חשוב לזכור" ושאלות לבדיקת הבנה. מהנדסים ובעלי תפקידי בקרה לומדים את הנוהל כולו. עובדי ייצור ושטח לומדים את סעיף 6 הרלוונטי לתפקידם ואת סעיפים 9 ו-10.</w:t>
       </w:r>
     </w:p>
     <w:p>
@@ -1568,6 +1568,151 @@
                 <w:rtl/>
               </w:rPr>
               <w:t xml:space="preserve">1.5 שעות</w:t>
+            </w:r>
+          </w:p>
+        </w:tc>
+      </w:tr>
+      <w:tr>
+        <w:trPr>
+          <w:cantSplit/>
+        </w:trPr>
+        <w:tc>
+          <w:tcPr>
+            <w:tcW w:type="dxa" w:w="1000"/>
+            <w:tcBorders>
+              <w:top w:val="single" w:color="B7C4D4" w:sz="4"/>
+              <w:left w:val="single" w:color="B7C4D4" w:sz="4"/>
+              <w:bottom w:val="single" w:color="B7C4D4" w:sz="4"/>
+              <w:right w:val="single" w:color="B7C4D4" w:sz="4"/>
+            </w:tcBorders>
+            <w:tcMar>
+              <w:top w:type="dxa" w:w="60"/>
+              <w:left w:type="dxa" w:w="100"/>
+              <w:bottom w:type="dxa" w:w="60"/>
+              <w:right w:type="dxa" w:w="100"/>
+            </w:tcMar>
+            <w:vAlign w:val="center"/>
+          </w:tcPr>
+          <w:p>
+            <w:pPr>
+              <w:bidi/>
+              <w:spacing w:after="0" w:before="0" w:line="300"/>
+            </w:pPr>
+            <w:r>
+              <w:rPr>
+                <w:rFonts w:ascii="Arial" w:cs="Arial" w:eastAsia="Arial" w:hAnsi="Arial"/>
+                <w:b/>
+                <w:bCs/>
+                <w:sz w:val="20"/>
+                <w:szCs w:val="20"/>
+                <w:rtl/>
+              </w:rPr>
+              <w:t xml:space="preserve">QA-09</w:t>
+            </w:r>
+          </w:p>
+        </w:tc>
+        <w:tc>
+          <w:tcPr>
+            <w:tcW w:type="dxa" w:w="3438"/>
+            <w:tcBorders>
+              <w:top w:val="single" w:color="B7C4D4" w:sz="4"/>
+              <w:left w:val="single" w:color="B7C4D4" w:sz="4"/>
+              <w:bottom w:val="single" w:color="B7C4D4" w:sz="4"/>
+              <w:right w:val="single" w:color="B7C4D4" w:sz="4"/>
+            </w:tcBorders>
+            <w:tcMar>
+              <w:top w:type="dxa" w:w="60"/>
+              <w:left w:type="dxa" w:w="100"/>
+              <w:bottom w:type="dxa" w:w="60"/>
+              <w:right w:type="dxa" w:w="100"/>
+            </w:tcMar>
+            <w:vAlign w:val="center"/>
+          </w:tcPr>
+          <w:p>
+            <w:pPr>
+              <w:bidi/>
+              <w:spacing w:after="0" w:before="0" w:line="300"/>
+            </w:pPr>
+            <w:r>
+              <w:rPr>
+                <w:rFonts w:ascii="Arial" w:cs="Arial" w:eastAsia="Arial" w:hAnsi="Arial"/>
+                <w:b w:val="false"/>
+                <w:bCs w:val="false"/>
+                <w:sz w:val="20"/>
+                <w:szCs w:val="20"/>
+                <w:rtl/>
+              </w:rPr>
+              <w:t xml:space="preserve">בדיקה ושימוש במים ממוחזרים לייצור בטון</w:t>
+            </w:r>
+          </w:p>
+        </w:tc>
+        <w:tc>
+          <w:tcPr>
+            <w:tcW w:type="dxa" w:w="3400"/>
+            <w:tcBorders>
+              <w:top w:val="single" w:color="B7C4D4" w:sz="4"/>
+              <w:left w:val="single" w:color="B7C4D4" w:sz="4"/>
+              <w:bottom w:val="single" w:color="B7C4D4" w:sz="4"/>
+              <w:right w:val="single" w:color="B7C4D4" w:sz="4"/>
+            </w:tcBorders>
+            <w:tcMar>
+              <w:top w:type="dxa" w:w="60"/>
+              <w:left w:type="dxa" w:w="100"/>
+              <w:bottom w:type="dxa" w:w="60"/>
+              <w:right w:type="dxa" w:w="100"/>
+            </w:tcMar>
+            <w:vAlign w:val="center"/>
+          </w:tcPr>
+          <w:p>
+            <w:pPr>
+              <w:bidi/>
+              <w:spacing w:after="0" w:before="0" w:line="300"/>
+            </w:pPr>
+            <w:r>
+              <w:rPr>
+                <w:rFonts w:ascii="Arial" w:cs="Arial" w:eastAsia="Arial" w:hAnsi="Arial"/>
+                <w:b w:val="false"/>
+                <w:bCs w:val="false"/>
+                <w:sz w:val="20"/>
+                <w:szCs w:val="20"/>
+                <w:rtl/>
+              </w:rPr>
+              <w:t xml:space="preserve">טכנולוגים, לבורנטים, בקרים, מפעילי מתקן מחזור</w:t>
+            </w:r>
+          </w:p>
+        </w:tc>
+        <w:tc>
+          <w:tcPr>
+            <w:tcW w:type="dxa" w:w="1800"/>
+            <w:tcBorders>
+              <w:top w:val="single" w:color="B7C4D4" w:sz="4"/>
+              <w:left w:val="single" w:color="B7C4D4" w:sz="4"/>
+              <w:bottom w:val="single" w:color="B7C4D4" w:sz="4"/>
+              <w:right w:val="single" w:color="B7C4D4" w:sz="4"/>
+            </w:tcBorders>
+            <w:tcMar>
+              <w:top w:type="dxa" w:w="60"/>
+              <w:left w:type="dxa" w:w="100"/>
+              <w:bottom w:type="dxa" w:w="60"/>
+              <w:right w:type="dxa" w:w="100"/>
+            </w:tcMar>
+            <w:vAlign w:val="center"/>
+          </w:tcPr>
+          <w:p>
+            <w:pPr>
+              <w:bidi/>
+              <w:spacing w:after="0" w:before="0" w:line="300"/>
+            </w:pPr>
+            <w:r>
+              <w:rPr>
+                <w:rFonts w:ascii="Arial" w:cs="Arial" w:eastAsia="Arial" w:hAnsi="Arial"/>
+                <w:b w:val="false"/>
+                <w:bCs w:val="false"/>
+                <w:sz w:val="20"/>
+                <w:szCs w:val="20"/>
+                <w:rtl/>
+              </w:rPr>
+              <w:t xml:space="preserve">2 שעות + תרגול מדידת צפיפות</w:t>
             </w:r>
           </w:p>
         </w:tc>
@@ -17533,7 +17678,7 @@
           <w:szCs w:val="22"/>
           <w:rtl/>
         </w:rPr>
-        <w:t xml:space="preserve">מי רשת עירונית מתאימים בלי בדיקה. מים ממקור אחר (קידוח, מים ממוחזרים ממתקן השטיפה) נבדקים לפני תחילת שימוש ולאחר מכן לפי תכנית, לפי דרישות ת"י 118 (כלורידים, סולפטים, אלקליים, מוצקים מרחפים).</w:t>
+        <w:t xml:space="preserve">מי רשת עירונית מתאימים בלי בדיקה. מים ממקור אחר (קידוח) נבדקים לפני תחילת שימוש ולאחר מכן לפי תכנית, לפי דרישות ת"י 118 (כלורידים, סולפטים, אלקליים, מוצקים מרחפים). מים ממוחזרים ממתקן השטיפה מטופלים לפי נוהל QA-09.</w:t>
       </w:r>
     </w:p>
     <w:p>
@@ -37025,6 +37170,5891 @@
     </w:p>
     <w:p>
       <w:pPr>
+        <w:bidi/>
+        <w:spacing w:after="0" w:before="0" w:line="300"/>
+      </w:pPr>
+      <w:r>
+        <w:rPr>
+          <w:rFonts w:ascii="Arial" w:cs="Arial" w:eastAsia="Arial" w:hAnsi="Arial"/>
+          <w:color w:val="666666"/>
+          <w:sz w:val="20"/>
+          <w:szCs w:val="20"/>
+          <w:rtl/>
+        </w:rPr>
+        <w:t xml:space="preserve">נוהל QA-09</w:t>
+      </w:r>
+    </w:p>
+    <w:p>
+      <w:pPr>
+        <w:pStyle w:val="Heading1"/>
+        <w:bidi/>
+        <w:spacing w:after="200" w:before="0" w:line="300"/>
+      </w:pPr>
+      <w:r>
+        <w:rPr>
+          <w:rFonts w:ascii="Arial" w:cs="Arial" w:eastAsia="Arial" w:hAnsi="Arial"/>
+          <w:b/>
+          <w:bCs/>
+          <w:color w:val="1F3A5F"/>
+          <w:sz w:val="32"/>
+          <w:szCs w:val="32"/>
+          <w:rtl/>
+        </w:rPr>
+        <w:t xml:space="preserve">נוהל בדיקה ושימוש במים ממוחזרים לייצור בטון</w:t>
+      </w:r>
+    </w:p>
+    <w:tbl>
+      <w:tblPr>
+        <w:bidiVisual/>
+        <w:tblW w:type="dxa" w:w="9638"/>
+        <w:tblBorders>
+          <w:top w:val="single" w:color="auto" w:sz="4"/>
+          <w:left w:val="single" w:color="auto" w:sz="4"/>
+          <w:bottom w:val="single" w:color="auto" w:sz="4"/>
+          <w:right w:val="single" w:color="auto" w:sz="4"/>
+          <w:insideH w:val="single" w:color="auto" w:sz="4"/>
+          <w:insideV w:val="single" w:color="auto" w:sz="4"/>
+        </w:tblBorders>
+      </w:tblPr>
+      <w:tblGrid>
+        <w:gridCol w:w="2400"/>
+        <w:gridCol w:w="2400"/>
+        <w:gridCol w:w="2419"/>
+        <w:gridCol w:w="2419"/>
+      </w:tblGrid>
+      <w:tr>
+        <w:trPr>
+          <w:tblHeader/>
+        </w:trPr>
+        <w:tc>
+          <w:tcPr>
+            <w:tcW w:type="dxa" w:w="2400"/>
+            <w:tcBorders>
+              <w:top w:val="single" w:color="B7C4D4" w:sz="4"/>
+              <w:left w:val="single" w:color="B7C4D4" w:sz="4"/>
+              <w:bottom w:val="single" w:color="B7C4D4" w:sz="4"/>
+              <w:right w:val="single" w:color="B7C4D4" w:sz="4"/>
+            </w:tcBorders>
+            <w:shd w:fill="1F3A5F" w:color="auto" w:val="clear"/>
+            <w:tcMar>
+              <w:top w:type="dxa" w:w="60"/>
+              <w:left w:type="dxa" w:w="100"/>
+              <w:bottom w:type="dxa" w:w="60"/>
+              <w:right w:type="dxa" w:w="100"/>
+            </w:tcMar>
+            <w:vAlign w:val="center"/>
+          </w:tcPr>
+          <w:p>
+            <w:pPr>
+              <w:bidi/>
+              <w:spacing w:after="0" w:before="0" w:line="300"/>
+            </w:pPr>
+            <w:r>
+              <w:rPr>
+                <w:rFonts w:ascii="Arial" w:cs="Arial" w:eastAsia="Arial" w:hAnsi="Arial"/>
+                <w:b/>
+                <w:bCs/>
+                <w:color w:val="FFFFFF"/>
+                <w:sz w:val="20"/>
+                <w:szCs w:val="20"/>
+                <w:rtl/>
+              </w:rPr>
+              <w:t xml:space="preserve">מספר נוהל</w:t>
+            </w:r>
+          </w:p>
+        </w:tc>
+        <w:tc>
+          <w:tcPr>
+            <w:tcW w:type="dxa" w:w="2400"/>
+            <w:tcBorders>
+              <w:top w:val="single" w:color="B7C4D4" w:sz="4"/>
+              <w:left w:val="single" w:color="B7C4D4" w:sz="4"/>
+              <w:bottom w:val="single" w:color="B7C4D4" w:sz="4"/>
+              <w:right w:val="single" w:color="B7C4D4" w:sz="4"/>
+            </w:tcBorders>
+            <w:shd w:fill="1F3A5F" w:color="auto" w:val="clear"/>
+            <w:tcMar>
+              <w:top w:type="dxa" w:w="60"/>
+              <w:left w:type="dxa" w:w="100"/>
+              <w:bottom w:type="dxa" w:w="60"/>
+              <w:right w:type="dxa" w:w="100"/>
+            </w:tcMar>
+            <w:vAlign w:val="center"/>
+          </w:tcPr>
+          <w:p>
+            <w:pPr>
+              <w:bidi/>
+              <w:spacing w:after="0" w:before="0" w:line="300"/>
+            </w:pPr>
+            <w:r>
+              <w:rPr>
+                <w:rFonts w:ascii="Arial" w:cs="Arial" w:eastAsia="Arial" w:hAnsi="Arial"/>
+                <w:b/>
+                <w:bCs/>
+                <w:color w:val="FFFFFF"/>
+                <w:sz w:val="20"/>
+                <w:szCs w:val="20"/>
+                <w:rtl/>
+              </w:rPr>
+              <w:t xml:space="preserve">מהדורה</w:t>
+            </w:r>
+          </w:p>
+        </w:tc>
+        <w:tc>
+          <w:tcPr>
+            <w:tcW w:type="dxa" w:w="2419"/>
+            <w:tcBorders>
+              <w:top w:val="single" w:color="B7C4D4" w:sz="4"/>
+              <w:left w:val="single" w:color="B7C4D4" w:sz="4"/>
+              <w:bottom w:val="single" w:color="B7C4D4" w:sz="4"/>
+              <w:right w:val="single" w:color="B7C4D4" w:sz="4"/>
+            </w:tcBorders>
+            <w:shd w:fill="1F3A5F" w:color="auto" w:val="clear"/>
+            <w:tcMar>
+              <w:top w:type="dxa" w:w="60"/>
+              <w:left w:type="dxa" w:w="100"/>
+              <w:bottom w:type="dxa" w:w="60"/>
+              <w:right w:type="dxa" w:w="100"/>
+            </w:tcMar>
+            <w:vAlign w:val="center"/>
+          </w:tcPr>
+          <w:p>
+            <w:pPr>
+              <w:bidi/>
+              <w:spacing w:after="0" w:before="0" w:line="300"/>
+            </w:pPr>
+            <w:r>
+              <w:rPr>
+                <w:rFonts w:ascii="Arial" w:cs="Arial" w:eastAsia="Arial" w:hAnsi="Arial"/>
+                <w:b/>
+                <w:bCs/>
+                <w:color w:val="FFFFFF"/>
+                <w:sz w:val="20"/>
+                <w:szCs w:val="20"/>
+                <w:rtl/>
+              </w:rPr>
+              <w:t xml:space="preserve">נכתב בידי</w:t>
+            </w:r>
+          </w:p>
+        </w:tc>
+        <w:tc>
+          <w:tcPr>
+            <w:tcW w:type="dxa" w:w="2419"/>
+            <w:tcBorders>
+              <w:top w:val="single" w:color="B7C4D4" w:sz="4"/>
+              <w:left w:val="single" w:color="B7C4D4" w:sz="4"/>
+              <w:bottom w:val="single" w:color="B7C4D4" w:sz="4"/>
+              <w:right w:val="single" w:color="B7C4D4" w:sz="4"/>
+            </w:tcBorders>
+            <w:shd w:fill="1F3A5F" w:color="auto" w:val="clear"/>
+            <w:tcMar>
+              <w:top w:type="dxa" w:w="60"/>
+              <w:left w:type="dxa" w:w="100"/>
+              <w:bottom w:type="dxa" w:w="60"/>
+              <w:right w:type="dxa" w:w="100"/>
+            </w:tcMar>
+            <w:vAlign w:val="center"/>
+          </w:tcPr>
+          <w:p>
+            <w:pPr>
+              <w:bidi/>
+              <w:spacing w:after="0" w:before="0" w:line="300"/>
+            </w:pPr>
+            <w:r>
+              <w:rPr>
+                <w:rFonts w:ascii="Arial" w:cs="Arial" w:eastAsia="Arial" w:hAnsi="Arial"/>
+                <w:b/>
+                <w:bCs/>
+                <w:color w:val="FFFFFF"/>
+                <w:sz w:val="20"/>
+                <w:szCs w:val="20"/>
+                <w:rtl/>
+              </w:rPr>
+              <w:t xml:space="preserve">אושר בידי</w:t>
+            </w:r>
+          </w:p>
+        </w:tc>
+      </w:tr>
+      <w:tr>
+        <w:trPr>
+          <w:cantSplit/>
+        </w:trPr>
+        <w:tc>
+          <w:tcPr>
+            <w:tcW w:type="dxa" w:w="2400"/>
+            <w:tcBorders>
+              <w:top w:val="single" w:color="B7C4D4" w:sz="4"/>
+              <w:left w:val="single" w:color="B7C4D4" w:sz="4"/>
+              <w:bottom w:val="single" w:color="B7C4D4" w:sz="4"/>
+              <w:right w:val="single" w:color="B7C4D4" w:sz="4"/>
+            </w:tcBorders>
+            <w:tcMar>
+              <w:top w:type="dxa" w:w="60"/>
+              <w:left w:type="dxa" w:w="100"/>
+              <w:bottom w:type="dxa" w:w="60"/>
+              <w:right w:type="dxa" w:w="100"/>
+            </w:tcMar>
+            <w:vAlign w:val="center"/>
+          </w:tcPr>
+          <w:p>
+            <w:pPr>
+              <w:bidi/>
+              <w:spacing w:after="0" w:before="0" w:line="300"/>
+            </w:pPr>
+            <w:r>
+              <w:rPr>
+                <w:rFonts w:ascii="Arial" w:cs="Arial" w:eastAsia="Arial" w:hAnsi="Arial"/>
+                <w:b/>
+                <w:bCs/>
+                <w:sz w:val="20"/>
+                <w:szCs w:val="20"/>
+                <w:rtl/>
+              </w:rPr>
+              <w:t xml:space="preserve">QA-09</w:t>
+            </w:r>
+          </w:p>
+        </w:tc>
+        <w:tc>
+          <w:tcPr>
+            <w:tcW w:type="dxa" w:w="2400"/>
+            <w:tcBorders>
+              <w:top w:val="single" w:color="B7C4D4" w:sz="4"/>
+              <w:left w:val="single" w:color="B7C4D4" w:sz="4"/>
+              <w:bottom w:val="single" w:color="B7C4D4" w:sz="4"/>
+              <w:right w:val="single" w:color="B7C4D4" w:sz="4"/>
+            </w:tcBorders>
+            <w:tcMar>
+              <w:top w:type="dxa" w:w="60"/>
+              <w:left w:type="dxa" w:w="100"/>
+              <w:bottom w:type="dxa" w:w="60"/>
+              <w:right w:type="dxa" w:w="100"/>
+            </w:tcMar>
+            <w:vAlign w:val="center"/>
+          </w:tcPr>
+          <w:p>
+            <w:pPr>
+              <w:bidi/>
+              <w:spacing w:after="0" w:before="0" w:line="300"/>
+            </w:pPr>
+            <w:r>
+              <w:rPr>
+                <w:rFonts w:ascii="Arial" w:cs="Arial" w:eastAsia="Arial" w:hAnsi="Arial"/>
+                <w:b w:val="false"/>
+                <w:bCs w:val="false"/>
+                <w:sz w:val="20"/>
+                <w:szCs w:val="20"/>
+                <w:rtl/>
+              </w:rPr>
+              <w:t xml:space="preserve">1</w:t>
+            </w:r>
+          </w:p>
+        </w:tc>
+        <w:tc>
+          <w:tcPr>
+            <w:tcW w:type="dxa" w:w="2419"/>
+            <w:tcBorders>
+              <w:top w:val="single" w:color="B7C4D4" w:sz="4"/>
+              <w:left w:val="single" w:color="B7C4D4" w:sz="4"/>
+              <w:bottom w:val="single" w:color="B7C4D4" w:sz="4"/>
+              <w:right w:val="single" w:color="B7C4D4" w:sz="4"/>
+            </w:tcBorders>
+            <w:tcMar>
+              <w:top w:type="dxa" w:w="60"/>
+              <w:left w:type="dxa" w:w="100"/>
+              <w:bottom w:type="dxa" w:w="60"/>
+              <w:right w:type="dxa" w:w="100"/>
+            </w:tcMar>
+            <w:vAlign w:val="center"/>
+          </w:tcPr>
+          <w:p>
+            <w:pPr>
+              <w:bidi/>
+              <w:spacing w:after="0" w:before="0" w:line="300"/>
+            </w:pPr>
+            <w:r>
+              <w:rPr>
+                <w:rFonts w:ascii="Arial" w:cs="Arial" w:eastAsia="Arial" w:hAnsi="Arial"/>
+                <w:b w:val="false"/>
+                <w:bCs w:val="false"/>
+                <w:sz w:val="20"/>
+                <w:szCs w:val="20"/>
+                <w:rtl/>
+              </w:rPr>
+              <w:t xml:space="preserve">מנהל האיכות</w:t>
+            </w:r>
+          </w:p>
+        </w:tc>
+        <w:tc>
+          <w:tcPr>
+            <w:tcW w:type="dxa" w:w="2419"/>
+            <w:tcBorders>
+              <w:top w:val="single" w:color="B7C4D4" w:sz="4"/>
+              <w:left w:val="single" w:color="B7C4D4" w:sz="4"/>
+              <w:bottom w:val="single" w:color="B7C4D4" w:sz="4"/>
+              <w:right w:val="single" w:color="B7C4D4" w:sz="4"/>
+            </w:tcBorders>
+            <w:tcMar>
+              <w:top w:type="dxa" w:w="60"/>
+              <w:left w:type="dxa" w:w="100"/>
+              <w:bottom w:type="dxa" w:w="60"/>
+              <w:right w:type="dxa" w:w="100"/>
+            </w:tcMar>
+            <w:vAlign w:val="center"/>
+          </w:tcPr>
+          <w:p>
+            <w:pPr>
+              <w:bidi/>
+              <w:spacing w:after="0" w:before="0" w:line="300"/>
+            </w:pPr>
+            <w:r>
+              <w:rPr>
+                <w:rFonts w:ascii="Arial" w:cs="Arial" w:eastAsia="Arial" w:hAnsi="Arial"/>
+                <w:b w:val="false"/>
+                <w:bCs w:val="false"/>
+                <w:sz w:val="20"/>
+                <w:szCs w:val="20"/>
+                <w:rtl/>
+              </w:rPr>
+              <w:t xml:space="preserve">מנהל המפעל / סמנכ"ל תפעול</w:t>
+            </w:r>
+          </w:p>
+        </w:tc>
+      </w:tr>
+    </w:tbl>
+    <w:p>
+      <w:pPr>
+        <w:pStyle w:val="Heading2"/>
+        <w:keepNext/>
+        <w:bidi/>
+        <w:spacing w:after="100" w:before="240" w:line="300"/>
+      </w:pPr>
+      <w:r>
+        <w:rPr>
+          <w:rFonts w:ascii="Arial" w:cs="Arial" w:eastAsia="Arial" w:hAnsi="Arial"/>
+          <w:b/>
+          <w:bCs/>
+          <w:color w:val="1F3A5F"/>
+          <w:sz w:val="26"/>
+          <w:szCs w:val="26"/>
+          <w:rtl/>
+        </w:rPr>
+        <w:t xml:space="preserve">1. מטרה</w:t>
+      </w:r>
+    </w:p>
+    <w:p>
+      <w:pPr>
+        <w:bidi/>
+        <w:spacing w:after="100" w:before="60" w:line="300"/>
+      </w:pPr>
+      <w:r>
+        <w:rPr>
+          <w:rFonts w:ascii="Arial" w:cs="Arial" w:eastAsia="Arial" w:hAnsi="Arial"/>
+          <w:sz w:val="22"/>
+          <w:szCs w:val="22"/>
+          <w:rtl/>
+        </w:rPr>
+        <w:t xml:space="preserve">להגדיר מתי ואיך מותר להשתמש במים ממוחזרים מתהליכי המפעל (שטיפת מערבלים ומשאבות, מחזור בטון מוחזר) כמי ערבול, אילו בדיקות מבטיחות שהבטון לא נפגע, ואיך מבקרים את המוצקים שבמים כדי שהתערובת תישאר בתכנון.</w:t>
+      </w:r>
+    </w:p>
+    <w:p>
+      <w:pPr>
+        <w:pStyle w:val="Heading2"/>
+        <w:keepNext/>
+        <w:bidi/>
+        <w:spacing w:after="100" w:before="240" w:line="300"/>
+      </w:pPr>
+      <w:r>
+        <w:rPr>
+          <w:rFonts w:ascii="Arial" w:cs="Arial" w:eastAsia="Arial" w:hAnsi="Arial"/>
+          <w:b/>
+          <w:bCs/>
+          <w:color w:val="1F3A5F"/>
+          <w:sz w:val="26"/>
+          <w:szCs w:val="26"/>
+          <w:rtl/>
+        </w:rPr>
+        <w:t xml:space="preserve">2. תחולה</w:t>
+      </w:r>
+    </w:p>
+    <w:p>
+      <w:pPr>
+        <w:bidi/>
+        <w:spacing w:after="100" w:before="60" w:line="300"/>
+      </w:pPr>
+      <w:r>
+        <w:rPr>
+          <w:rFonts w:ascii="Arial" w:cs="Arial" w:eastAsia="Arial" w:hAnsi="Arial"/>
+          <w:sz w:val="22"/>
+          <w:szCs w:val="22"/>
+          <w:rtl/>
+        </w:rPr>
+        <w:t xml:space="preserve">חל על כל מפעלי הבטון שבהם יש מתקן מחזור (רקליימר) או בריכות שיקוע, על שני סוגי המים: מים צלולים מבריכות שיקוע ומי תרחיף עם מוצקים מרחפים, ועל העובדים: טכנולוג, לבורנט, בקר, מפעיל מתקן המחזור, נהגי מערבל ומנהל המפעל.</w:t>
+      </w:r>
+    </w:p>
+    <w:p>
+      <w:pPr>
+        <w:pStyle w:val="Heading2"/>
+        <w:keepNext/>
+        <w:bidi/>
+        <w:spacing w:after="100" w:before="240" w:line="300"/>
+      </w:pPr>
+      <w:r>
+        <w:rPr>
+          <w:rFonts w:ascii="Arial" w:cs="Arial" w:eastAsia="Arial" w:hAnsi="Arial"/>
+          <w:b/>
+          <w:bCs/>
+          <w:color w:val="1F3A5F"/>
+          <w:sz w:val="26"/>
+          <w:szCs w:val="26"/>
+          <w:rtl/>
+        </w:rPr>
+        <w:t xml:space="preserve">3. מסמכים ישימים</w:t>
+      </w:r>
+    </w:p>
+    <w:p>
+      <w:pPr>
+        <w:pStyle w:val="ListParagraph"/>
+        <w:numPr>
+          <w:ilvl w:val="0"/>
+          <w:numId w:val="2"/>
+        </w:numPr>
+        <w:bidi/>
+        <w:spacing w:after="60" w:line="290"/>
+      </w:pPr>
+      <w:r>
+        <w:rPr>
+          <w:rFonts w:ascii="Arial" w:cs="Arial" w:eastAsia="Arial" w:hAnsi="Arial"/>
+          <w:sz w:val="22"/>
+          <w:szCs w:val="22"/>
+          <w:rtl/>
+        </w:rPr>
+        <w:t xml:space="preserve">ת"י 118 – בטון: דרישות, ביצועים, ייצור והתאמה (דרישות למי ערבול)</w:t>
+      </w:r>
+    </w:p>
+    <w:p>
+      <w:pPr>
+        <w:pStyle w:val="ListParagraph"/>
+        <w:numPr>
+          <w:ilvl w:val="0"/>
+          <w:numId w:val="2"/>
+        </w:numPr>
+        <w:bidi/>
+        <w:spacing w:after="60" w:line="290"/>
+      </w:pPr>
+      <w:r>
+        <w:rPr>
+          <w:rFonts w:ascii="Arial" w:cs="Arial" w:eastAsia="Arial" w:hAnsi="Arial"/>
+          <w:sz w:val="22"/>
+          <w:szCs w:val="22"/>
+          <w:rtl/>
+        </w:rPr>
+        <w:t xml:space="preserve">EN 1008 – מי ערבול לבטון: מפרט לדגימה, לבדיקה ולהערכת התאמה של מים, כולל מים שהופקו מתהליכים בתעשיית הבטון (נספח A)</w:t>
+      </w:r>
+    </w:p>
+    <w:p>
+      <w:pPr>
+        <w:pStyle w:val="ListParagraph"/>
+        <w:numPr>
+          <w:ilvl w:val="0"/>
+          <w:numId w:val="2"/>
+        </w:numPr>
+        <w:bidi/>
+        <w:spacing w:after="60" w:line="290"/>
+      </w:pPr>
+      <w:r>
+        <w:rPr>
+          <w:rFonts w:ascii="Arial" w:cs="Arial" w:eastAsia="Arial" w:hAnsi="Arial"/>
+          <w:sz w:val="22"/>
+          <w:szCs w:val="22"/>
+          <w:rtl/>
+        </w:rPr>
+        <w:t xml:space="preserve">ת"י 1 – צמנט (לבדיקת זמני התקשות וחוזק בהשוואה למי ייחוס)</w:t>
+      </w:r>
+    </w:p>
+    <w:p>
+      <w:pPr>
+        <w:pStyle w:val="ListParagraph"/>
+        <w:numPr>
+          <w:ilvl w:val="0"/>
+          <w:numId w:val="2"/>
+        </w:numPr>
+        <w:bidi/>
+        <w:spacing w:after="60" w:line="290"/>
+      </w:pPr>
+      <w:r>
+        <w:rPr>
+          <w:rFonts w:ascii="Arial" w:cs="Arial" w:eastAsia="Arial" w:hAnsi="Arial"/>
+          <w:sz w:val="22"/>
+          <w:szCs w:val="22"/>
+          <w:rtl/>
+        </w:rPr>
+        <w:t xml:space="preserve">נוהל QA-01 – ייצור הבטון; נוהל QA-04 – קבלת חומרי גלם; נוהל QA-06 – טיפול באי-התאמה</w:t>
+      </w:r>
+    </w:p>
+    <w:p>
+      <w:pPr>
+        <w:pStyle w:val="ListParagraph"/>
+        <w:numPr>
+          <w:ilvl w:val="0"/>
+          <w:numId w:val="2"/>
+        </w:numPr>
+        <w:bidi/>
+        <w:spacing w:after="60" w:line="290"/>
+      </w:pPr>
+      <w:r>
+        <w:rPr>
+          <w:rFonts w:ascii="Arial" w:cs="Arial" w:eastAsia="Arial" w:hAnsi="Arial"/>
+          <w:sz w:val="22"/>
+          <w:szCs w:val="22"/>
+          <w:rtl/>
+        </w:rPr>
+        <w:t xml:space="preserve">תנאי רישיון העסק והנחיות המשרד להגנת הסביבה להזרמת שפכים ולטיפול בבוצה</w:t>
+      </w:r>
+    </w:p>
+    <w:p>
+      <w:pPr>
+        <w:pStyle w:val="ListParagraph"/>
+        <w:numPr>
+          <w:ilvl w:val="0"/>
+          <w:numId w:val="2"/>
+        </w:numPr>
+        <w:bidi/>
+        <w:spacing w:after="60" w:line="290"/>
+      </w:pPr>
+      <w:r>
+        <w:rPr>
+          <w:rFonts w:ascii="Arial" w:cs="Arial" w:eastAsia="Arial" w:hAnsi="Arial"/>
+          <w:sz w:val="22"/>
+          <w:szCs w:val="22"/>
+          <w:rtl/>
+        </w:rPr>
+        <w:t xml:space="preserve">ISO 9001:2015; ISO 14001:2015</w:t>
+      </w:r>
+    </w:p>
+    <w:p>
+      <w:pPr>
+        <w:pStyle w:val="Heading2"/>
+        <w:keepNext/>
+        <w:bidi/>
+        <w:spacing w:after="100" w:before="240" w:line="300"/>
+      </w:pPr>
+      <w:r>
+        <w:rPr>
+          <w:rFonts w:ascii="Arial" w:cs="Arial" w:eastAsia="Arial" w:hAnsi="Arial"/>
+          <w:b/>
+          <w:bCs/>
+          <w:color w:val="1F3A5F"/>
+          <w:sz w:val="26"/>
+          <w:szCs w:val="26"/>
+          <w:rtl/>
+        </w:rPr>
+        <w:t xml:space="preserve">4. הגדרות</w:t>
+      </w:r>
+    </w:p>
+    <w:tbl>
+      <w:tblPr>
+        <w:bidiVisual/>
+        <w:tblW w:type="dxa" w:w="9638"/>
+        <w:tblBorders>
+          <w:top w:val="single" w:color="auto" w:sz="4"/>
+          <w:left w:val="single" w:color="auto" w:sz="4"/>
+          <w:bottom w:val="single" w:color="auto" w:sz="4"/>
+          <w:right w:val="single" w:color="auto" w:sz="4"/>
+          <w:insideH w:val="single" w:color="auto" w:sz="4"/>
+          <w:insideV w:val="single" w:color="auto" w:sz="4"/>
+        </w:tblBorders>
+      </w:tblPr>
+      <w:tblGrid>
+        <w:gridCol w:w="2600"/>
+        <w:gridCol w:w="7038"/>
+      </w:tblGrid>
+      <w:tr>
+        <w:trPr>
+          <w:tblHeader/>
+        </w:trPr>
+        <w:tc>
+          <w:tcPr>
+            <w:tcW w:type="dxa" w:w="2600"/>
+            <w:tcBorders>
+              <w:top w:val="single" w:color="B7C4D4" w:sz="4"/>
+              <w:left w:val="single" w:color="B7C4D4" w:sz="4"/>
+              <w:bottom w:val="single" w:color="B7C4D4" w:sz="4"/>
+              <w:right w:val="single" w:color="B7C4D4" w:sz="4"/>
+            </w:tcBorders>
+            <w:shd w:fill="1F3A5F" w:color="auto" w:val="clear"/>
+            <w:tcMar>
+              <w:top w:type="dxa" w:w="60"/>
+              <w:left w:type="dxa" w:w="100"/>
+              <w:bottom w:type="dxa" w:w="60"/>
+              <w:right w:type="dxa" w:w="100"/>
+            </w:tcMar>
+            <w:vAlign w:val="center"/>
+          </w:tcPr>
+          <w:p>
+            <w:pPr>
+              <w:bidi/>
+              <w:spacing w:after="0" w:before="0" w:line="300"/>
+            </w:pPr>
+            <w:r>
+              <w:rPr>
+                <w:rFonts w:ascii="Arial" w:cs="Arial" w:eastAsia="Arial" w:hAnsi="Arial"/>
+                <w:b/>
+                <w:bCs/>
+                <w:color w:val="FFFFFF"/>
+                <w:sz w:val="20"/>
+                <w:szCs w:val="20"/>
+                <w:rtl/>
+              </w:rPr>
+              <w:t xml:space="preserve">מונח</w:t>
+            </w:r>
+          </w:p>
+        </w:tc>
+        <w:tc>
+          <w:tcPr>
+            <w:tcW w:type="dxa" w:w="7038"/>
+            <w:tcBorders>
+              <w:top w:val="single" w:color="B7C4D4" w:sz="4"/>
+              <w:left w:val="single" w:color="B7C4D4" w:sz="4"/>
+              <w:bottom w:val="single" w:color="B7C4D4" w:sz="4"/>
+              <w:right w:val="single" w:color="B7C4D4" w:sz="4"/>
+            </w:tcBorders>
+            <w:shd w:fill="1F3A5F" w:color="auto" w:val="clear"/>
+            <w:tcMar>
+              <w:top w:type="dxa" w:w="60"/>
+              <w:left w:type="dxa" w:w="100"/>
+              <w:bottom w:type="dxa" w:w="60"/>
+              <w:right w:type="dxa" w:w="100"/>
+            </w:tcMar>
+            <w:vAlign w:val="center"/>
+          </w:tcPr>
+          <w:p>
+            <w:pPr>
+              <w:bidi/>
+              <w:spacing w:after="0" w:before="0" w:line="300"/>
+            </w:pPr>
+            <w:r>
+              <w:rPr>
+                <w:rFonts w:ascii="Arial" w:cs="Arial" w:eastAsia="Arial" w:hAnsi="Arial"/>
+                <w:b/>
+                <w:bCs/>
+                <w:color w:val="FFFFFF"/>
+                <w:sz w:val="20"/>
+                <w:szCs w:val="20"/>
+                <w:rtl/>
+              </w:rPr>
+              <w:t xml:space="preserve">הגדרה</w:t>
+            </w:r>
+          </w:p>
+        </w:tc>
+      </w:tr>
+      <w:tr>
+        <w:trPr>
+          <w:cantSplit/>
+        </w:trPr>
+        <w:tc>
+          <w:tcPr>
+            <w:tcW w:type="dxa" w:w="2600"/>
+            <w:tcBorders>
+              <w:top w:val="single" w:color="B7C4D4" w:sz="4"/>
+              <w:left w:val="single" w:color="B7C4D4" w:sz="4"/>
+              <w:bottom w:val="single" w:color="B7C4D4" w:sz="4"/>
+              <w:right w:val="single" w:color="B7C4D4" w:sz="4"/>
+            </w:tcBorders>
+            <w:tcMar>
+              <w:top w:type="dxa" w:w="60"/>
+              <w:left w:type="dxa" w:w="100"/>
+              <w:bottom w:type="dxa" w:w="60"/>
+              <w:right w:type="dxa" w:w="100"/>
+            </w:tcMar>
+            <w:vAlign w:val="center"/>
+          </w:tcPr>
+          <w:p>
+            <w:pPr>
+              <w:bidi/>
+              <w:spacing w:after="0" w:before="0" w:line="300"/>
+            </w:pPr>
+            <w:r>
+              <w:rPr>
+                <w:rFonts w:ascii="Arial" w:cs="Arial" w:eastAsia="Arial" w:hAnsi="Arial"/>
+                <w:b/>
+                <w:bCs/>
+                <w:sz w:val="20"/>
+                <w:szCs w:val="20"/>
+                <w:rtl/>
+              </w:rPr>
+              <w:t xml:space="preserve">מים ממוחזרים</w:t>
+            </w:r>
+          </w:p>
+        </w:tc>
+        <w:tc>
+          <w:tcPr>
+            <w:tcW w:type="dxa" w:w="7038"/>
+            <w:tcBorders>
+              <w:top w:val="single" w:color="B7C4D4" w:sz="4"/>
+              <w:left w:val="single" w:color="B7C4D4" w:sz="4"/>
+              <w:bottom w:val="single" w:color="B7C4D4" w:sz="4"/>
+              <w:right w:val="single" w:color="B7C4D4" w:sz="4"/>
+            </w:tcBorders>
+            <w:tcMar>
+              <w:top w:type="dxa" w:w="60"/>
+              <w:left w:type="dxa" w:w="100"/>
+              <w:bottom w:type="dxa" w:w="60"/>
+              <w:right w:type="dxa" w:w="100"/>
+            </w:tcMar>
+            <w:vAlign w:val="center"/>
+          </w:tcPr>
+          <w:p>
+            <w:pPr>
+              <w:bidi/>
+              <w:spacing w:after="0" w:before="0" w:line="300"/>
+            </w:pPr>
+            <w:r>
+              <w:rPr>
+                <w:rFonts w:ascii="Arial" w:cs="Arial" w:eastAsia="Arial" w:hAnsi="Arial"/>
+                <w:b w:val="false"/>
+                <w:bCs w:val="false"/>
+                <w:sz w:val="20"/>
+                <w:szCs w:val="20"/>
+                <w:rtl/>
+              </w:rPr>
+              <w:t xml:space="preserve">מים שהופקו מתהליכי המפעל: שטיפת תופי מערבלים, משאבות ומערבל המפעל, הפרדת בטון מוחזר ומי גשם מהחצר.</w:t>
+            </w:r>
+          </w:p>
+        </w:tc>
+      </w:tr>
+      <w:tr>
+        <w:trPr>
+          <w:cantSplit/>
+        </w:trPr>
+        <w:tc>
+          <w:tcPr>
+            <w:tcW w:type="dxa" w:w="2600"/>
+            <w:tcBorders>
+              <w:top w:val="single" w:color="B7C4D4" w:sz="4"/>
+              <w:left w:val="single" w:color="B7C4D4" w:sz="4"/>
+              <w:bottom w:val="single" w:color="B7C4D4" w:sz="4"/>
+              <w:right w:val="single" w:color="B7C4D4" w:sz="4"/>
+            </w:tcBorders>
+            <w:shd w:fill="EAF0F7" w:color="auto" w:val="clear"/>
+            <w:tcMar>
+              <w:top w:type="dxa" w:w="60"/>
+              <w:left w:type="dxa" w:w="100"/>
+              <w:bottom w:type="dxa" w:w="60"/>
+              <w:right w:type="dxa" w:w="100"/>
+            </w:tcMar>
+            <w:vAlign w:val="center"/>
+          </w:tcPr>
+          <w:p>
+            <w:pPr>
+              <w:bidi/>
+              <w:spacing w:after="0" w:before="0" w:line="300"/>
+            </w:pPr>
+            <w:r>
+              <w:rPr>
+                <w:rFonts w:ascii="Arial" w:cs="Arial" w:eastAsia="Arial" w:hAnsi="Arial"/>
+                <w:b/>
+                <w:bCs/>
+                <w:sz w:val="20"/>
+                <w:szCs w:val="20"/>
+                <w:rtl/>
+              </w:rPr>
+              <w:t xml:space="preserve">מים צלולים</w:t>
+            </w:r>
+          </w:p>
+        </w:tc>
+        <w:tc>
+          <w:tcPr>
+            <w:tcW w:type="dxa" w:w="7038"/>
+            <w:tcBorders>
+              <w:top w:val="single" w:color="B7C4D4" w:sz="4"/>
+              <w:left w:val="single" w:color="B7C4D4" w:sz="4"/>
+              <w:bottom w:val="single" w:color="B7C4D4" w:sz="4"/>
+              <w:right w:val="single" w:color="B7C4D4" w:sz="4"/>
+            </w:tcBorders>
+            <w:shd w:fill="EAF0F7" w:color="auto" w:val="clear"/>
+            <w:tcMar>
+              <w:top w:type="dxa" w:w="60"/>
+              <w:left w:type="dxa" w:w="100"/>
+              <w:bottom w:type="dxa" w:w="60"/>
+              <w:right w:type="dxa" w:w="100"/>
+            </w:tcMar>
+            <w:vAlign w:val="center"/>
+          </w:tcPr>
+          <w:p>
+            <w:pPr>
+              <w:bidi/>
+              <w:spacing w:after="0" w:before="0" w:line="300"/>
+            </w:pPr>
+            <w:r>
+              <w:rPr>
+                <w:rFonts w:ascii="Arial" w:cs="Arial" w:eastAsia="Arial" w:hAnsi="Arial"/>
+                <w:b w:val="false"/>
+                <w:bCs w:val="false"/>
+                <w:sz w:val="20"/>
+                <w:szCs w:val="20"/>
+                <w:rtl/>
+              </w:rPr>
+              <w:t xml:space="preserve">מים ממוחזרים אחרי שיקוע, עם מעט מוצקים מרחפים (נראים צלולים או עכורים מעט).</w:t>
+            </w:r>
+          </w:p>
+        </w:tc>
+      </w:tr>
+      <w:tr>
+        <w:trPr>
+          <w:cantSplit/>
+        </w:trPr>
+        <w:tc>
+          <w:tcPr>
+            <w:tcW w:type="dxa" w:w="2600"/>
+            <w:tcBorders>
+              <w:top w:val="single" w:color="B7C4D4" w:sz="4"/>
+              <w:left w:val="single" w:color="B7C4D4" w:sz="4"/>
+              <w:bottom w:val="single" w:color="B7C4D4" w:sz="4"/>
+              <w:right w:val="single" w:color="B7C4D4" w:sz="4"/>
+            </w:tcBorders>
+            <w:tcMar>
+              <w:top w:type="dxa" w:w="60"/>
+              <w:left w:type="dxa" w:w="100"/>
+              <w:bottom w:type="dxa" w:w="60"/>
+              <w:right w:type="dxa" w:w="100"/>
+            </w:tcMar>
+            <w:vAlign w:val="center"/>
+          </w:tcPr>
+          <w:p>
+            <w:pPr>
+              <w:bidi/>
+              <w:spacing w:after="0" w:before="0" w:line="300"/>
+            </w:pPr>
+            <w:r>
+              <w:rPr>
+                <w:rFonts w:ascii="Arial" w:cs="Arial" w:eastAsia="Arial" w:hAnsi="Arial"/>
+                <w:b/>
+                <w:bCs/>
+                <w:sz w:val="20"/>
+                <w:szCs w:val="20"/>
+                <w:rtl/>
+              </w:rPr>
+              <w:t xml:space="preserve">מי תרחיף (סלארי)</w:t>
+            </w:r>
+          </w:p>
+        </w:tc>
+        <w:tc>
+          <w:tcPr>
+            <w:tcW w:type="dxa" w:w="7038"/>
+            <w:tcBorders>
+              <w:top w:val="single" w:color="B7C4D4" w:sz="4"/>
+              <w:left w:val="single" w:color="B7C4D4" w:sz="4"/>
+              <w:bottom w:val="single" w:color="B7C4D4" w:sz="4"/>
+              <w:right w:val="single" w:color="B7C4D4" w:sz="4"/>
+            </w:tcBorders>
+            <w:tcMar>
+              <w:top w:type="dxa" w:w="60"/>
+              <w:left w:type="dxa" w:w="100"/>
+              <w:bottom w:type="dxa" w:w="60"/>
+              <w:right w:type="dxa" w:w="100"/>
+            </w:tcMar>
+            <w:vAlign w:val="center"/>
+          </w:tcPr>
+          <w:p>
+            <w:pPr>
+              <w:bidi/>
+              <w:spacing w:after="0" w:before="0" w:line="300"/>
+            </w:pPr>
+            <w:r>
+              <w:rPr>
+                <w:rFonts w:ascii="Arial" w:cs="Arial" w:eastAsia="Arial" w:hAnsi="Arial"/>
+                <w:b w:val="false"/>
+                <w:bCs w:val="false"/>
+                <w:sz w:val="20"/>
+                <w:szCs w:val="20"/>
+                <w:rtl/>
+              </w:rPr>
+              <w:t xml:space="preserve">מים ממוחזרים עם מוצקים דקים מרחפים (צמנט, דקי אגרגט), שמוחזקים בתנועה במכל עם ערבל.</w:t>
+            </w:r>
+          </w:p>
+        </w:tc>
+      </w:tr>
+      <w:tr>
+        <w:trPr>
+          <w:cantSplit/>
+        </w:trPr>
+        <w:tc>
+          <w:tcPr>
+            <w:tcW w:type="dxa" w:w="2600"/>
+            <w:tcBorders>
+              <w:top w:val="single" w:color="B7C4D4" w:sz="4"/>
+              <w:left w:val="single" w:color="B7C4D4" w:sz="4"/>
+              <w:bottom w:val="single" w:color="B7C4D4" w:sz="4"/>
+              <w:right w:val="single" w:color="B7C4D4" w:sz="4"/>
+            </w:tcBorders>
+            <w:shd w:fill="EAF0F7" w:color="auto" w:val="clear"/>
+            <w:tcMar>
+              <w:top w:type="dxa" w:w="60"/>
+              <w:left w:type="dxa" w:w="100"/>
+              <w:bottom w:type="dxa" w:w="60"/>
+              <w:right w:type="dxa" w:w="100"/>
+            </w:tcMar>
+            <w:vAlign w:val="center"/>
+          </w:tcPr>
+          <w:p>
+            <w:pPr>
+              <w:bidi/>
+              <w:spacing w:after="0" w:before="0" w:line="300"/>
+            </w:pPr>
+            <w:r>
+              <w:rPr>
+                <w:rFonts w:ascii="Arial" w:cs="Arial" w:eastAsia="Arial" w:hAnsi="Arial"/>
+                <w:b/>
+                <w:bCs/>
+                <w:sz w:val="20"/>
+                <w:szCs w:val="20"/>
+                <w:rtl/>
+              </w:rPr>
+              <w:t xml:space="preserve">צפיפות המים</w:t>
+            </w:r>
+          </w:p>
+        </w:tc>
+        <w:tc>
+          <w:tcPr>
+            <w:tcW w:type="dxa" w:w="7038"/>
+            <w:tcBorders>
+              <w:top w:val="single" w:color="B7C4D4" w:sz="4"/>
+              <w:left w:val="single" w:color="B7C4D4" w:sz="4"/>
+              <w:bottom w:val="single" w:color="B7C4D4" w:sz="4"/>
+              <w:right w:val="single" w:color="B7C4D4" w:sz="4"/>
+            </w:tcBorders>
+            <w:shd w:fill="EAF0F7" w:color="auto" w:val="clear"/>
+            <w:tcMar>
+              <w:top w:type="dxa" w:w="60"/>
+              <w:left w:type="dxa" w:w="100"/>
+              <w:bottom w:type="dxa" w:w="60"/>
+              <w:right w:type="dxa" w:w="100"/>
+            </w:tcMar>
+            <w:vAlign w:val="center"/>
+          </w:tcPr>
+          <w:p>
+            <w:pPr>
+              <w:bidi/>
+              <w:spacing w:after="0" w:before="0" w:line="300"/>
+            </w:pPr>
+            <w:r>
+              <w:rPr>
+                <w:rFonts w:ascii="Arial" w:cs="Arial" w:eastAsia="Arial" w:hAnsi="Arial"/>
+                <w:b w:val="false"/>
+                <w:bCs w:val="false"/>
+                <w:sz w:val="20"/>
+                <w:szCs w:val="20"/>
+                <w:rtl/>
+              </w:rPr>
+              <w:t xml:space="preserve">משקל ליטר מים בק"ג. מים נקיים = 1.000. כל עלייה בצפיפות מעידה על מוצקים מרחפים. זה מדד הבקרה היומי.</w:t>
+            </w:r>
+          </w:p>
+        </w:tc>
+      </w:tr>
+      <w:tr>
+        <w:trPr>
+          <w:cantSplit/>
+        </w:trPr>
+        <w:tc>
+          <w:tcPr>
+            <w:tcW w:type="dxa" w:w="2600"/>
+            <w:tcBorders>
+              <w:top w:val="single" w:color="B7C4D4" w:sz="4"/>
+              <w:left w:val="single" w:color="B7C4D4" w:sz="4"/>
+              <w:bottom w:val="single" w:color="B7C4D4" w:sz="4"/>
+              <w:right w:val="single" w:color="B7C4D4" w:sz="4"/>
+            </w:tcBorders>
+            <w:tcMar>
+              <w:top w:type="dxa" w:w="60"/>
+              <w:left w:type="dxa" w:w="100"/>
+              <w:bottom w:type="dxa" w:w="60"/>
+              <w:right w:type="dxa" w:w="100"/>
+            </w:tcMar>
+            <w:vAlign w:val="center"/>
+          </w:tcPr>
+          <w:p>
+            <w:pPr>
+              <w:bidi/>
+              <w:spacing w:after="0" w:before="0" w:line="300"/>
+            </w:pPr>
+            <w:r>
+              <w:rPr>
+                <w:rFonts w:ascii="Arial" w:cs="Arial" w:eastAsia="Arial" w:hAnsi="Arial"/>
+                <w:b/>
+                <w:bCs/>
+                <w:sz w:val="20"/>
+                <w:szCs w:val="20"/>
+                <w:rtl/>
+              </w:rPr>
+              <w:t xml:space="preserve">מוצקים נוספים</w:t>
+            </w:r>
+          </w:p>
+        </w:tc>
+        <w:tc>
+          <w:tcPr>
+            <w:tcW w:type="dxa" w:w="7038"/>
+            <w:tcBorders>
+              <w:top w:val="single" w:color="B7C4D4" w:sz="4"/>
+              <w:left w:val="single" w:color="B7C4D4" w:sz="4"/>
+              <w:bottom w:val="single" w:color="B7C4D4" w:sz="4"/>
+              <w:right w:val="single" w:color="B7C4D4" w:sz="4"/>
+            </w:tcBorders>
+            <w:tcMar>
+              <w:top w:type="dxa" w:w="60"/>
+              <w:left w:type="dxa" w:w="100"/>
+              <w:bottom w:type="dxa" w:w="60"/>
+              <w:right w:type="dxa" w:w="100"/>
+            </w:tcMar>
+            <w:vAlign w:val="center"/>
+          </w:tcPr>
+          <w:p>
+            <w:pPr>
+              <w:bidi/>
+              <w:spacing w:after="0" w:before="0" w:line="300"/>
+            </w:pPr>
+            <w:r>
+              <w:rPr>
+                <w:rFonts w:ascii="Arial" w:cs="Arial" w:eastAsia="Arial" w:hAnsi="Arial"/>
+                <w:b w:val="false"/>
+                <w:bCs w:val="false"/>
+                <w:sz w:val="20"/>
+                <w:szCs w:val="20"/>
+                <w:rtl/>
+              </w:rPr>
+              <w:t xml:space="preserve">כמות החומר היבש שנכנסת לתערובת עם המים הממוחזרים. לפי EN 1008 היא חייבת להיות פחות מ-1% ממשקל האגרגטים הכולל בתערובת.</w:t>
+            </w:r>
+          </w:p>
+        </w:tc>
+      </w:tr>
+      <w:tr>
+        <w:trPr>
+          <w:cantSplit/>
+        </w:trPr>
+        <w:tc>
+          <w:tcPr>
+            <w:tcW w:type="dxa" w:w="2600"/>
+            <w:tcBorders>
+              <w:top w:val="single" w:color="B7C4D4" w:sz="4"/>
+              <w:left w:val="single" w:color="B7C4D4" w:sz="4"/>
+              <w:bottom w:val="single" w:color="B7C4D4" w:sz="4"/>
+              <w:right w:val="single" w:color="B7C4D4" w:sz="4"/>
+            </w:tcBorders>
+            <w:shd w:fill="EAF0F7" w:color="auto" w:val="clear"/>
+            <w:tcMar>
+              <w:top w:type="dxa" w:w="60"/>
+              <w:left w:type="dxa" w:w="100"/>
+              <w:bottom w:type="dxa" w:w="60"/>
+              <w:right w:type="dxa" w:w="100"/>
+            </w:tcMar>
+            <w:vAlign w:val="center"/>
+          </w:tcPr>
+          <w:p>
+            <w:pPr>
+              <w:bidi/>
+              <w:spacing w:after="0" w:before="0" w:line="300"/>
+            </w:pPr>
+            <w:r>
+              <w:rPr>
+                <w:rFonts w:ascii="Arial" w:cs="Arial" w:eastAsia="Arial" w:hAnsi="Arial"/>
+                <w:b/>
+                <w:bCs/>
+                <w:sz w:val="20"/>
+                <w:szCs w:val="20"/>
+                <w:rtl/>
+              </w:rPr>
+              <w:t xml:space="preserve">מי ייחוס</w:t>
+            </w:r>
+          </w:p>
+        </w:tc>
+        <w:tc>
+          <w:tcPr>
+            <w:tcW w:type="dxa" w:w="7038"/>
+            <w:tcBorders>
+              <w:top w:val="single" w:color="B7C4D4" w:sz="4"/>
+              <w:left w:val="single" w:color="B7C4D4" w:sz="4"/>
+              <w:bottom w:val="single" w:color="B7C4D4" w:sz="4"/>
+              <w:right w:val="single" w:color="B7C4D4" w:sz="4"/>
+            </w:tcBorders>
+            <w:shd w:fill="EAF0F7" w:color="auto" w:val="clear"/>
+            <w:tcMar>
+              <w:top w:type="dxa" w:w="60"/>
+              <w:left w:type="dxa" w:w="100"/>
+              <w:bottom w:type="dxa" w:w="60"/>
+              <w:right w:type="dxa" w:w="100"/>
+            </w:tcMar>
+            <w:vAlign w:val="center"/>
+          </w:tcPr>
+          <w:p>
+            <w:pPr>
+              <w:bidi/>
+              <w:spacing w:after="0" w:before="0" w:line="300"/>
+            </w:pPr>
+            <w:r>
+              <w:rPr>
+                <w:rFonts w:ascii="Arial" w:cs="Arial" w:eastAsia="Arial" w:hAnsi="Arial"/>
+                <w:b w:val="false"/>
+                <w:bCs w:val="false"/>
+                <w:sz w:val="20"/>
+                <w:szCs w:val="20"/>
+                <w:rtl/>
+              </w:rPr>
+              <w:t xml:space="preserve">מים מזוקקים או מי רשת שמולם משווים את זמני ההתקשות ואת החוזק בבדיקת ההתאמה.</w:t>
+            </w:r>
+          </w:p>
+        </w:tc>
+      </w:tr>
+    </w:tbl>
+    <w:p>
+      <w:pPr>
+        <w:pStyle w:val="Heading2"/>
+        <w:keepNext/>
+        <w:bidi/>
+        <w:spacing w:after="100" w:before="240" w:line="300"/>
+      </w:pPr>
+      <w:r>
+        <w:rPr>
+          <w:rFonts w:ascii="Arial" w:cs="Arial" w:eastAsia="Arial" w:hAnsi="Arial"/>
+          <w:b/>
+          <w:bCs/>
+          <w:color w:val="1F3A5F"/>
+          <w:sz w:val="26"/>
+          <w:szCs w:val="26"/>
+          <w:rtl/>
+        </w:rPr>
+        <w:t xml:space="preserve">5. אחריות וסמכויות</w:t>
+      </w:r>
+    </w:p>
+    <w:tbl>
+      <w:tblPr>
+        <w:bidiVisual/>
+        <w:tblW w:type="dxa" w:w="9638"/>
+        <w:tblBorders>
+          <w:top w:val="single" w:color="auto" w:sz="4"/>
+          <w:left w:val="single" w:color="auto" w:sz="4"/>
+          <w:bottom w:val="single" w:color="auto" w:sz="4"/>
+          <w:right w:val="single" w:color="auto" w:sz="4"/>
+          <w:insideH w:val="single" w:color="auto" w:sz="4"/>
+          <w:insideV w:val="single" w:color="auto" w:sz="4"/>
+        </w:tblBorders>
+      </w:tblPr>
+      <w:tblGrid>
+        <w:gridCol w:w="2600"/>
+        <w:gridCol w:w="7038"/>
+      </w:tblGrid>
+      <w:tr>
+        <w:trPr>
+          <w:tblHeader/>
+        </w:trPr>
+        <w:tc>
+          <w:tcPr>
+            <w:tcW w:type="dxa" w:w="2600"/>
+            <w:tcBorders>
+              <w:top w:val="single" w:color="B7C4D4" w:sz="4"/>
+              <w:left w:val="single" w:color="B7C4D4" w:sz="4"/>
+              <w:bottom w:val="single" w:color="B7C4D4" w:sz="4"/>
+              <w:right w:val="single" w:color="B7C4D4" w:sz="4"/>
+            </w:tcBorders>
+            <w:shd w:fill="1F3A5F" w:color="auto" w:val="clear"/>
+            <w:tcMar>
+              <w:top w:type="dxa" w:w="60"/>
+              <w:left w:type="dxa" w:w="100"/>
+              <w:bottom w:type="dxa" w:w="60"/>
+              <w:right w:type="dxa" w:w="100"/>
+            </w:tcMar>
+            <w:vAlign w:val="center"/>
+          </w:tcPr>
+          <w:p>
+            <w:pPr>
+              <w:bidi/>
+              <w:spacing w:after="0" w:before="0" w:line="300"/>
+            </w:pPr>
+            <w:r>
+              <w:rPr>
+                <w:rFonts w:ascii="Arial" w:cs="Arial" w:eastAsia="Arial" w:hAnsi="Arial"/>
+                <w:b/>
+                <w:bCs/>
+                <w:color w:val="FFFFFF"/>
+                <w:sz w:val="20"/>
+                <w:szCs w:val="20"/>
+                <w:rtl/>
+              </w:rPr>
+              <w:t xml:space="preserve">בעל תפקיד</w:t>
+            </w:r>
+          </w:p>
+        </w:tc>
+        <w:tc>
+          <w:tcPr>
+            <w:tcW w:type="dxa" w:w="7038"/>
+            <w:tcBorders>
+              <w:top w:val="single" w:color="B7C4D4" w:sz="4"/>
+              <w:left w:val="single" w:color="B7C4D4" w:sz="4"/>
+              <w:bottom w:val="single" w:color="B7C4D4" w:sz="4"/>
+              <w:right w:val="single" w:color="B7C4D4" w:sz="4"/>
+            </w:tcBorders>
+            <w:shd w:fill="1F3A5F" w:color="auto" w:val="clear"/>
+            <w:tcMar>
+              <w:top w:type="dxa" w:w="60"/>
+              <w:left w:type="dxa" w:w="100"/>
+              <w:bottom w:type="dxa" w:w="60"/>
+              <w:right w:type="dxa" w:w="100"/>
+            </w:tcMar>
+            <w:vAlign w:val="center"/>
+          </w:tcPr>
+          <w:p>
+            <w:pPr>
+              <w:bidi/>
+              <w:spacing w:after="0" w:before="0" w:line="300"/>
+            </w:pPr>
+            <w:r>
+              <w:rPr>
+                <w:rFonts w:ascii="Arial" w:cs="Arial" w:eastAsia="Arial" w:hAnsi="Arial"/>
+                <w:b/>
+                <w:bCs/>
+                <w:color w:val="FFFFFF"/>
+                <w:sz w:val="20"/>
+                <w:szCs w:val="20"/>
+                <w:rtl/>
+              </w:rPr>
+              <w:t xml:space="preserve">אחריות</w:t>
+            </w:r>
+          </w:p>
+        </w:tc>
+      </w:tr>
+      <w:tr>
+        <w:trPr>
+          <w:cantSplit/>
+        </w:trPr>
+        <w:tc>
+          <w:tcPr>
+            <w:tcW w:type="dxa" w:w="2600"/>
+            <w:tcBorders>
+              <w:top w:val="single" w:color="B7C4D4" w:sz="4"/>
+              <w:left w:val="single" w:color="B7C4D4" w:sz="4"/>
+              <w:bottom w:val="single" w:color="B7C4D4" w:sz="4"/>
+              <w:right w:val="single" w:color="B7C4D4" w:sz="4"/>
+            </w:tcBorders>
+            <w:tcMar>
+              <w:top w:type="dxa" w:w="60"/>
+              <w:left w:type="dxa" w:w="100"/>
+              <w:bottom w:type="dxa" w:w="60"/>
+              <w:right w:type="dxa" w:w="100"/>
+            </w:tcMar>
+            <w:vAlign w:val="center"/>
+          </w:tcPr>
+          <w:p>
+            <w:pPr>
+              <w:bidi/>
+              <w:spacing w:after="0" w:before="0" w:line="300"/>
+            </w:pPr>
+            <w:r>
+              <w:rPr>
+                <w:rFonts w:ascii="Arial" w:cs="Arial" w:eastAsia="Arial" w:hAnsi="Arial"/>
+                <w:b/>
+                <w:bCs/>
+                <w:sz w:val="20"/>
+                <w:szCs w:val="20"/>
+                <w:rtl/>
+              </w:rPr>
+              <w:t xml:space="preserve">טכנולוג בטון</w:t>
+            </w:r>
+          </w:p>
+        </w:tc>
+        <w:tc>
+          <w:tcPr>
+            <w:tcW w:type="dxa" w:w="7038"/>
+            <w:tcBorders>
+              <w:top w:val="single" w:color="B7C4D4" w:sz="4"/>
+              <w:left w:val="single" w:color="B7C4D4" w:sz="4"/>
+              <w:bottom w:val="single" w:color="B7C4D4" w:sz="4"/>
+              <w:right w:val="single" w:color="B7C4D4" w:sz="4"/>
+            </w:tcBorders>
+            <w:tcMar>
+              <w:top w:type="dxa" w:w="60"/>
+              <w:left w:type="dxa" w:w="100"/>
+              <w:bottom w:type="dxa" w:w="60"/>
+              <w:right w:type="dxa" w:w="100"/>
+            </w:tcMar>
+            <w:vAlign w:val="center"/>
+          </w:tcPr>
+          <w:p>
+            <w:pPr>
+              <w:bidi/>
+              <w:spacing w:after="0" w:before="0" w:line="300"/>
+            </w:pPr>
+            <w:r>
+              <w:rPr>
+                <w:rFonts w:ascii="Arial" w:cs="Arial" w:eastAsia="Arial" w:hAnsi="Arial"/>
+                <w:b w:val="false"/>
+                <w:bCs w:val="false"/>
+                <w:sz w:val="20"/>
+                <w:szCs w:val="20"/>
+                <w:rtl/>
+              </w:rPr>
+              <w:t xml:space="preserve">אישור שימוש במים ממוחזרים, קביעת שיעור השימוש וצפיפות מרבית לכל משפחת תערובות, רשימת התערובות המוחרגות, ניתוח תוצאות.</w:t>
+            </w:r>
+          </w:p>
+        </w:tc>
+      </w:tr>
+      <w:tr>
+        <w:trPr>
+          <w:cantSplit/>
+        </w:trPr>
+        <w:tc>
+          <w:tcPr>
+            <w:tcW w:type="dxa" w:w="2600"/>
+            <w:tcBorders>
+              <w:top w:val="single" w:color="B7C4D4" w:sz="4"/>
+              <w:left w:val="single" w:color="B7C4D4" w:sz="4"/>
+              <w:bottom w:val="single" w:color="B7C4D4" w:sz="4"/>
+              <w:right w:val="single" w:color="B7C4D4" w:sz="4"/>
+            </w:tcBorders>
+            <w:shd w:fill="EAF0F7" w:color="auto" w:val="clear"/>
+            <w:tcMar>
+              <w:top w:type="dxa" w:w="60"/>
+              <w:left w:type="dxa" w:w="100"/>
+              <w:bottom w:type="dxa" w:w="60"/>
+              <w:right w:type="dxa" w:w="100"/>
+            </w:tcMar>
+            <w:vAlign w:val="center"/>
+          </w:tcPr>
+          <w:p>
+            <w:pPr>
+              <w:bidi/>
+              <w:spacing w:after="0" w:before="0" w:line="300"/>
+            </w:pPr>
+            <w:r>
+              <w:rPr>
+                <w:rFonts w:ascii="Arial" w:cs="Arial" w:eastAsia="Arial" w:hAnsi="Arial"/>
+                <w:b/>
+                <w:bCs/>
+                <w:sz w:val="20"/>
+                <w:szCs w:val="20"/>
+                <w:rtl/>
+              </w:rPr>
+              <w:t xml:space="preserve">לבורנט</w:t>
+            </w:r>
+          </w:p>
+        </w:tc>
+        <w:tc>
+          <w:tcPr>
+            <w:tcW w:type="dxa" w:w="7038"/>
+            <w:tcBorders>
+              <w:top w:val="single" w:color="B7C4D4" w:sz="4"/>
+              <w:left w:val="single" w:color="B7C4D4" w:sz="4"/>
+              <w:bottom w:val="single" w:color="B7C4D4" w:sz="4"/>
+              <w:right w:val="single" w:color="B7C4D4" w:sz="4"/>
+            </w:tcBorders>
+            <w:shd w:fill="EAF0F7" w:color="auto" w:val="clear"/>
+            <w:tcMar>
+              <w:top w:type="dxa" w:w="60"/>
+              <w:left w:type="dxa" w:w="100"/>
+              <w:bottom w:type="dxa" w:w="60"/>
+              <w:right w:type="dxa" w:w="100"/>
+            </w:tcMar>
+            <w:vAlign w:val="center"/>
+          </w:tcPr>
+          <w:p>
+            <w:pPr>
+              <w:bidi/>
+              <w:spacing w:after="0" w:before="0" w:line="300"/>
+            </w:pPr>
+            <w:r>
+              <w:rPr>
+                <w:rFonts w:ascii="Arial" w:cs="Arial" w:eastAsia="Arial" w:hAnsi="Arial"/>
+                <w:b w:val="false"/>
+                <w:bCs w:val="false"/>
+                <w:sz w:val="20"/>
+                <w:szCs w:val="20"/>
+                <w:rtl/>
+              </w:rPr>
+              <w:t xml:space="preserve">מדידת צפיפות יומית, דגימה לבדיקות כימיות ולבדיקות התקשות וחוזק, רישום ודיווח על חריגה.</w:t>
+            </w:r>
+          </w:p>
+        </w:tc>
+      </w:tr>
+      <w:tr>
+        <w:trPr>
+          <w:cantSplit/>
+        </w:trPr>
+        <w:tc>
+          <w:tcPr>
+            <w:tcW w:type="dxa" w:w="2600"/>
+            <w:tcBorders>
+              <w:top w:val="single" w:color="B7C4D4" w:sz="4"/>
+              <w:left w:val="single" w:color="B7C4D4" w:sz="4"/>
+              <w:bottom w:val="single" w:color="B7C4D4" w:sz="4"/>
+              <w:right w:val="single" w:color="B7C4D4" w:sz="4"/>
+            </w:tcBorders>
+            <w:tcMar>
+              <w:top w:type="dxa" w:w="60"/>
+              <w:left w:type="dxa" w:w="100"/>
+              <w:bottom w:type="dxa" w:w="60"/>
+              <w:right w:type="dxa" w:w="100"/>
+            </w:tcMar>
+            <w:vAlign w:val="center"/>
+          </w:tcPr>
+          <w:p>
+            <w:pPr>
+              <w:bidi/>
+              <w:spacing w:after="0" w:before="0" w:line="300"/>
+            </w:pPr>
+            <w:r>
+              <w:rPr>
+                <w:rFonts w:ascii="Arial" w:cs="Arial" w:eastAsia="Arial" w:hAnsi="Arial"/>
+                <w:b/>
+                <w:bCs/>
+                <w:sz w:val="20"/>
+                <w:szCs w:val="20"/>
+                <w:rtl/>
+              </w:rPr>
+              <w:t xml:space="preserve">בקר</w:t>
+            </w:r>
+          </w:p>
+        </w:tc>
+        <w:tc>
+          <w:tcPr>
+            <w:tcW w:type="dxa" w:w="7038"/>
+            <w:tcBorders>
+              <w:top w:val="single" w:color="B7C4D4" w:sz="4"/>
+              <w:left w:val="single" w:color="B7C4D4" w:sz="4"/>
+              <w:bottom w:val="single" w:color="B7C4D4" w:sz="4"/>
+              <w:right w:val="single" w:color="B7C4D4" w:sz="4"/>
+            </w:tcBorders>
+            <w:tcMar>
+              <w:top w:type="dxa" w:w="60"/>
+              <w:left w:type="dxa" w:w="100"/>
+              <w:bottom w:type="dxa" w:w="60"/>
+              <w:right w:type="dxa" w:w="100"/>
+            </w:tcMar>
+            <w:vAlign w:val="center"/>
+          </w:tcPr>
+          <w:p>
+            <w:pPr>
+              <w:bidi/>
+              <w:spacing w:after="0" w:before="0" w:line="300"/>
+            </w:pPr>
+            <w:r>
+              <w:rPr>
+                <w:rFonts w:ascii="Arial" w:cs="Arial" w:eastAsia="Arial" w:hAnsi="Arial"/>
+                <w:b w:val="false"/>
+                <w:bCs w:val="false"/>
+                <w:sz w:val="20"/>
+                <w:szCs w:val="20"/>
+                <w:rtl/>
+              </w:rPr>
+              <w:t xml:space="preserve">הזנת צפיפות המים למחשב הערבול, וידוא שתערובת מוחרגת מקבלת מי רשת בלבד, עצירת שימוש בחריגה.</w:t>
+            </w:r>
+          </w:p>
+        </w:tc>
+      </w:tr>
+      <w:tr>
+        <w:trPr>
+          <w:cantSplit/>
+        </w:trPr>
+        <w:tc>
+          <w:tcPr>
+            <w:tcW w:type="dxa" w:w="2600"/>
+            <w:tcBorders>
+              <w:top w:val="single" w:color="B7C4D4" w:sz="4"/>
+              <w:left w:val="single" w:color="B7C4D4" w:sz="4"/>
+              <w:bottom w:val="single" w:color="B7C4D4" w:sz="4"/>
+              <w:right w:val="single" w:color="B7C4D4" w:sz="4"/>
+            </w:tcBorders>
+            <w:shd w:fill="EAF0F7" w:color="auto" w:val="clear"/>
+            <w:tcMar>
+              <w:top w:type="dxa" w:w="60"/>
+              <w:left w:type="dxa" w:w="100"/>
+              <w:bottom w:type="dxa" w:w="60"/>
+              <w:right w:type="dxa" w:w="100"/>
+            </w:tcMar>
+            <w:vAlign w:val="center"/>
+          </w:tcPr>
+          <w:p>
+            <w:pPr>
+              <w:bidi/>
+              <w:spacing w:after="0" w:before="0" w:line="300"/>
+            </w:pPr>
+            <w:r>
+              <w:rPr>
+                <w:rFonts w:ascii="Arial" w:cs="Arial" w:eastAsia="Arial" w:hAnsi="Arial"/>
+                <w:b/>
+                <w:bCs/>
+                <w:sz w:val="20"/>
+                <w:szCs w:val="20"/>
+                <w:rtl/>
+              </w:rPr>
+              <w:t xml:space="preserve">מפעיל מתקן המחזור</w:t>
+            </w:r>
+          </w:p>
+        </w:tc>
+        <w:tc>
+          <w:tcPr>
+            <w:tcW w:type="dxa" w:w="7038"/>
+            <w:tcBorders>
+              <w:top w:val="single" w:color="B7C4D4" w:sz="4"/>
+              <w:left w:val="single" w:color="B7C4D4" w:sz="4"/>
+              <w:bottom w:val="single" w:color="B7C4D4" w:sz="4"/>
+              <w:right w:val="single" w:color="B7C4D4" w:sz="4"/>
+            </w:tcBorders>
+            <w:shd w:fill="EAF0F7" w:color="auto" w:val="clear"/>
+            <w:tcMar>
+              <w:top w:type="dxa" w:w="60"/>
+              <w:left w:type="dxa" w:w="100"/>
+              <w:bottom w:type="dxa" w:w="60"/>
+              <w:right w:type="dxa" w:w="100"/>
+            </w:tcMar>
+            <w:vAlign w:val="center"/>
+          </w:tcPr>
+          <w:p>
+            <w:pPr>
+              <w:bidi/>
+              <w:spacing w:after="0" w:before="0" w:line="300"/>
+            </w:pPr>
+            <w:r>
+              <w:rPr>
+                <w:rFonts w:ascii="Arial" w:cs="Arial" w:eastAsia="Arial" w:hAnsi="Arial"/>
+                <w:b w:val="false"/>
+                <w:bCs w:val="false"/>
+                <w:sz w:val="20"/>
+                <w:szCs w:val="20"/>
+                <w:rtl/>
+              </w:rPr>
+              <w:t xml:space="preserve">תפעול המתקן והערבלים במכלים, ניקוי בריכות, דיווח על תקלה.</w:t>
+            </w:r>
+          </w:p>
+        </w:tc>
+      </w:tr>
+      <w:tr>
+        <w:trPr>
+          <w:cantSplit/>
+        </w:trPr>
+        <w:tc>
+          <w:tcPr>
+            <w:tcW w:type="dxa" w:w="2600"/>
+            <w:tcBorders>
+              <w:top w:val="single" w:color="B7C4D4" w:sz="4"/>
+              <w:left w:val="single" w:color="B7C4D4" w:sz="4"/>
+              <w:bottom w:val="single" w:color="B7C4D4" w:sz="4"/>
+              <w:right w:val="single" w:color="B7C4D4" w:sz="4"/>
+            </w:tcBorders>
+            <w:tcMar>
+              <w:top w:type="dxa" w:w="60"/>
+              <w:left w:type="dxa" w:w="100"/>
+              <w:bottom w:type="dxa" w:w="60"/>
+              <w:right w:type="dxa" w:w="100"/>
+            </w:tcMar>
+            <w:vAlign w:val="center"/>
+          </w:tcPr>
+          <w:p>
+            <w:pPr>
+              <w:bidi/>
+              <w:spacing w:after="0" w:before="0" w:line="300"/>
+            </w:pPr>
+            <w:r>
+              <w:rPr>
+                <w:rFonts w:ascii="Arial" w:cs="Arial" w:eastAsia="Arial" w:hAnsi="Arial"/>
+                <w:b/>
+                <w:bCs/>
+                <w:sz w:val="20"/>
+                <w:szCs w:val="20"/>
+                <w:rtl/>
+              </w:rPr>
+              <w:t xml:space="preserve">נהג מערבל</w:t>
+            </w:r>
+          </w:p>
+        </w:tc>
+        <w:tc>
+          <w:tcPr>
+            <w:tcW w:type="dxa" w:w="7038"/>
+            <w:tcBorders>
+              <w:top w:val="single" w:color="B7C4D4" w:sz="4"/>
+              <w:left w:val="single" w:color="B7C4D4" w:sz="4"/>
+              <w:bottom w:val="single" w:color="B7C4D4" w:sz="4"/>
+              <w:right w:val="single" w:color="B7C4D4" w:sz="4"/>
+            </w:tcBorders>
+            <w:tcMar>
+              <w:top w:type="dxa" w:w="60"/>
+              <w:left w:type="dxa" w:w="100"/>
+              <w:bottom w:type="dxa" w:w="60"/>
+              <w:right w:type="dxa" w:w="100"/>
+            </w:tcMar>
+            <w:vAlign w:val="center"/>
+          </w:tcPr>
+          <w:p>
+            <w:pPr>
+              <w:bidi/>
+              <w:spacing w:after="0" w:before="0" w:line="300"/>
+            </w:pPr>
+            <w:r>
+              <w:rPr>
+                <w:rFonts w:ascii="Arial" w:cs="Arial" w:eastAsia="Arial" w:hAnsi="Arial"/>
+                <w:b w:val="false"/>
+                <w:bCs w:val="false"/>
+                <w:sz w:val="20"/>
+                <w:szCs w:val="20"/>
+                <w:rtl/>
+              </w:rPr>
+              <w:t xml:space="preserve">שטיפה רק בעמדת השטיפה המיועדת. אסור לשפוך לבריכות מוספים, שמנים, דלק או חומרי ניקוי.</w:t>
+            </w:r>
+          </w:p>
+        </w:tc>
+      </w:tr>
+      <w:tr>
+        <w:trPr>
+          <w:cantSplit/>
+        </w:trPr>
+        <w:tc>
+          <w:tcPr>
+            <w:tcW w:type="dxa" w:w="2600"/>
+            <w:tcBorders>
+              <w:top w:val="single" w:color="B7C4D4" w:sz="4"/>
+              <w:left w:val="single" w:color="B7C4D4" w:sz="4"/>
+              <w:bottom w:val="single" w:color="B7C4D4" w:sz="4"/>
+              <w:right w:val="single" w:color="B7C4D4" w:sz="4"/>
+            </w:tcBorders>
+            <w:shd w:fill="EAF0F7" w:color="auto" w:val="clear"/>
+            <w:tcMar>
+              <w:top w:type="dxa" w:w="60"/>
+              <w:left w:type="dxa" w:w="100"/>
+              <w:bottom w:type="dxa" w:w="60"/>
+              <w:right w:type="dxa" w:w="100"/>
+            </w:tcMar>
+            <w:vAlign w:val="center"/>
+          </w:tcPr>
+          <w:p>
+            <w:pPr>
+              <w:bidi/>
+              <w:spacing w:after="0" w:before="0" w:line="300"/>
+            </w:pPr>
+            <w:r>
+              <w:rPr>
+                <w:rFonts w:ascii="Arial" w:cs="Arial" w:eastAsia="Arial" w:hAnsi="Arial"/>
+                <w:b/>
+                <w:bCs/>
+                <w:sz w:val="20"/>
+                <w:szCs w:val="20"/>
+                <w:rtl/>
+              </w:rPr>
+              <w:t xml:space="preserve">מנהל המפעל</w:t>
+            </w:r>
+          </w:p>
+        </w:tc>
+        <w:tc>
+          <w:tcPr>
+            <w:tcW w:type="dxa" w:w="7038"/>
+            <w:tcBorders>
+              <w:top w:val="single" w:color="B7C4D4" w:sz="4"/>
+              <w:left w:val="single" w:color="B7C4D4" w:sz="4"/>
+              <w:bottom w:val="single" w:color="B7C4D4" w:sz="4"/>
+              <w:right w:val="single" w:color="B7C4D4" w:sz="4"/>
+            </w:tcBorders>
+            <w:shd w:fill="EAF0F7" w:color="auto" w:val="clear"/>
+            <w:tcMar>
+              <w:top w:type="dxa" w:w="60"/>
+              <w:left w:type="dxa" w:w="100"/>
+              <w:bottom w:type="dxa" w:w="60"/>
+              <w:right w:type="dxa" w:w="100"/>
+            </w:tcMar>
+            <w:vAlign w:val="center"/>
+          </w:tcPr>
+          <w:p>
+            <w:pPr>
+              <w:bidi/>
+              <w:spacing w:after="0" w:before="0" w:line="300"/>
+            </w:pPr>
+            <w:r>
+              <w:rPr>
+                <w:rFonts w:ascii="Arial" w:cs="Arial" w:eastAsia="Arial" w:hAnsi="Arial"/>
+                <w:b w:val="false"/>
+                <w:bCs w:val="false"/>
+                <w:sz w:val="20"/>
+                <w:szCs w:val="20"/>
+                <w:rtl/>
+              </w:rPr>
+              <w:t xml:space="preserve">תחזוקת המתקן, פינוי בוצה מורשה ועמידה בתנאי הסביבה.</w:t>
+            </w:r>
+          </w:p>
+        </w:tc>
+      </w:tr>
+    </w:tbl>
+    <w:p>
+      <w:pPr>
+        <w:pStyle w:val="Heading2"/>
+        <w:keepNext/>
+        <w:bidi/>
+        <w:spacing w:after="100" w:before="240" w:line="300"/>
+      </w:pPr>
+      <w:r>
+        <w:rPr>
+          <w:rFonts w:ascii="Arial" w:cs="Arial" w:eastAsia="Arial" w:hAnsi="Arial"/>
+          <w:b/>
+          <w:bCs/>
+          <w:color w:val="1F3A5F"/>
+          <w:sz w:val="26"/>
+          <w:szCs w:val="26"/>
+          <w:rtl/>
+        </w:rPr>
+        <w:t xml:space="preserve">6. שיטת העבודה</w:t>
+      </w:r>
+    </w:p>
+    <w:p>
+      <w:pPr>
+        <w:pStyle w:val="Heading3"/>
+        <w:keepNext/>
+        <w:bidi/>
+        <w:spacing w:after="60" w:before="160" w:line="300"/>
+      </w:pPr>
+      <w:r>
+        <w:rPr>
+          <w:rFonts w:ascii="Arial" w:cs="Arial" w:eastAsia="Arial" w:hAnsi="Arial"/>
+          <w:b/>
+          <w:bCs/>
+          <w:color w:val="C8102E"/>
+          <w:sz w:val="23"/>
+          <w:szCs w:val="23"/>
+          <w:rtl/>
+        </w:rPr>
+        <w:t xml:space="preserve">6.1 מקור המים ומה אסור שייכנס למערכת</w:t>
+      </w:r>
+    </w:p>
+    <w:p>
+      <w:pPr>
+        <w:bidi/>
+        <w:spacing w:after="100" w:before="60" w:line="300"/>
+      </w:pPr>
+      <w:r>
+        <w:rPr>
+          <w:rFonts w:ascii="Arial" w:cs="Arial" w:eastAsia="Arial" w:hAnsi="Arial"/>
+          <w:sz w:val="22"/>
+          <w:szCs w:val="22"/>
+          <w:rtl/>
+        </w:rPr>
+        <w:t xml:space="preserve">למערכת המחזור נכנסים רק: מי שטיפה של תופי מערבלים, משאבות ומערבל המפעל, מים מהפרדת בטון מוחזר, ומי נגר מחצר הייצור.</w:t>
+      </w:r>
+    </w:p>
+    <w:p>
+      <w:pPr>
+        <w:pStyle w:val="ListParagraph"/>
+        <w:numPr>
+          <w:ilvl w:val="0"/>
+          <w:numId w:val="2"/>
+        </w:numPr>
+        <w:bidi/>
+        <w:spacing w:after="60" w:line="290"/>
+      </w:pPr>
+      <w:r>
+        <w:rPr>
+          <w:rFonts w:ascii="Arial" w:cs="Arial" w:eastAsia="Arial" w:hAnsi="Arial"/>
+          <w:sz w:val="22"/>
+          <w:szCs w:val="22"/>
+          <w:rtl/>
+        </w:rPr>
+        <w:t xml:space="preserve">אסור להכניס: שמן, דלק, נוזלי רכב, חומרי ניקוי, חומצות לניקוי תופים, שפכים סניטריים, ושאריות מוספים מרוכזים ממכלים או מחביות.</w:t>
+      </w:r>
+    </w:p>
+    <w:p>
+      <w:pPr>
+        <w:pStyle w:val="ListParagraph"/>
+        <w:numPr>
+          <w:ilvl w:val="0"/>
+          <w:numId w:val="2"/>
+        </w:numPr>
+        <w:bidi/>
+        <w:spacing w:after="60" w:line="290"/>
+      </w:pPr>
+      <w:r>
+        <w:rPr>
+          <w:rFonts w:ascii="Arial" w:cs="Arial" w:eastAsia="Arial" w:hAnsi="Arial"/>
+          <w:sz w:val="22"/>
+          <w:szCs w:val="22"/>
+          <w:rtl/>
+        </w:rPr>
+        <w:t xml:space="preserve">מי שטיפת כלים מאזור הסדנה והתדלוק מנותקים מהמערכת ומופנים למפריד שמן.</w:t>
+      </w:r>
+    </w:p>
+    <w:p>
+      <w:pPr>
+        <w:pStyle w:val="ListParagraph"/>
+        <w:numPr>
+          <w:ilvl w:val="0"/>
+          <w:numId w:val="2"/>
+        </w:numPr>
+        <w:bidi/>
+        <w:spacing w:after="60" w:line="290"/>
+      </w:pPr>
+      <w:r>
+        <w:rPr>
+          <w:rFonts w:ascii="Arial" w:cs="Arial" w:eastAsia="Arial" w:hAnsi="Arial"/>
+          <w:sz w:val="22"/>
+          <w:szCs w:val="22"/>
+          <w:rtl/>
+        </w:rPr>
+        <w:t xml:space="preserve">שטיפת תוף עם מעכב התקשות (סטביליזר) מותרת רק במינון שאישר הטכנולוג, משום ששאריות מעכב במים עלולות להאט את התקשות התערובות הבאות.</w:t>
+      </w:r>
+    </w:p>
+    <w:tbl>
+      <w:tblPr>
+        <w:bidiVisual/>
+        <w:tblW w:type="dxa" w:w="9638"/>
+        <w:tblBorders>
+          <w:top w:val="single" w:color="auto" w:sz="4"/>
+          <w:left w:val="single" w:color="auto" w:sz="4"/>
+          <w:bottom w:val="single" w:color="auto" w:sz="4"/>
+          <w:right w:val="single" w:color="auto" w:sz="4"/>
+          <w:insideH w:val="single" w:color="auto" w:sz="4"/>
+          <w:insideV w:val="single" w:color="auto" w:sz="4"/>
+        </w:tblBorders>
+      </w:tblPr>
+      <w:tblGrid>
+        <w:gridCol w:w="9638"/>
+      </w:tblGrid>
+      <w:tr>
+        <w:trPr>
+          <w:cantSplit/>
+        </w:trPr>
+        <w:tc>
+          <w:tcPr>
+            <w:tcW w:type="dxa" w:w="9638"/>
+            <w:tcBorders>
+              <w:top w:val="single" w:color="C8102E" w:sz="12"/>
+              <w:left w:val="single" w:color="B7C4D4" w:sz="4"/>
+              <w:bottom w:val="single" w:color="B7C4D4" w:sz="4"/>
+              <w:right w:val="single" w:color="B7C4D4" w:sz="4"/>
+            </w:tcBorders>
+            <w:shd w:fill="FFF4D6" w:color="auto" w:val="clear"/>
+            <w:tcMar>
+              <w:top w:type="dxa" w:w="100"/>
+              <w:left w:type="dxa" w:w="160"/>
+              <w:bottom w:type="dxa" w:w="100"/>
+              <w:right w:type="dxa" w:w="160"/>
+            </w:tcMar>
+          </w:tcPr>
+          <w:p>
+            <w:pPr>
+              <w:bidi/>
+              <w:spacing w:after="100" w:before="0" w:line="300"/>
+            </w:pPr>
+            <w:r>
+              <w:rPr>
+                <w:rFonts w:ascii="Arial" w:cs="Arial" w:eastAsia="Arial" w:hAnsi="Arial"/>
+                <w:b/>
+                <w:bCs/>
+                <w:color w:val="C8102E"/>
+                <w:sz w:val="22"/>
+                <w:szCs w:val="22"/>
+                <w:rtl/>
+              </w:rPr>
+              <w:t xml:space="preserve">שימו לב</w:t>
+            </w:r>
+          </w:p>
+          <w:p>
+            <w:pPr>
+              <w:bidi/>
+              <w:spacing w:after="0" w:before="0" w:line="300"/>
+            </w:pPr>
+            <w:r>
+              <w:rPr>
+                <w:rFonts w:ascii="Arial" w:cs="Arial" w:eastAsia="Arial" w:hAnsi="Arial"/>
+                <w:sz w:val="22"/>
+                <w:szCs w:val="22"/>
+                <w:rtl/>
+              </w:rPr>
+              <w:t xml:space="preserve">שמן, דלק או חומר ניקוי שהגיעו לבריכה: עוצרים מיד את השימוש במים הממוחזרים, מודיעים לטכנולוג ולמנהל המפעל, ומחזירים לשימוש רק אחרי ניקוי ובדיקה מלאה.</w:t>
+            </w:r>
+          </w:p>
+        </w:tc>
+      </w:tr>
+    </w:tbl>
+    <w:p>
+      <w:pPr>
+        <w:bidi/>
+        <w:spacing w:after="80" w:before="0" w:line="300"/>
+      </w:pPr>
+      <w:r>
+        <w:rPr>
+          <w:rFonts w:ascii="Arial" w:cs="Arial" w:eastAsia="Arial" w:hAnsi="Arial"/>
+          <w:sz w:val="22"/>
+          <w:szCs w:val="22"/>
+          <w:rtl/>
+        </w:rPr>
+        <w:t xml:space="preserve"/>
+      </w:r>
+    </w:p>
+    <w:p>
+      <w:pPr>
+        <w:pStyle w:val="Heading3"/>
+        <w:keepNext/>
+        <w:bidi/>
+        <w:spacing w:after="60" w:before="160" w:line="300"/>
+      </w:pPr>
+      <w:r>
+        <w:rPr>
+          <w:rFonts w:ascii="Arial" w:cs="Arial" w:eastAsia="Arial" w:hAnsi="Arial"/>
+          <w:b/>
+          <w:bCs/>
+          <w:color w:val="C8102E"/>
+          <w:sz w:val="23"/>
+          <w:szCs w:val="23"/>
+          <w:rtl/>
+        </w:rPr>
+        <w:t xml:space="preserve">6.2 אישור ראשוני לפני תחילת שימוש</w:t>
+      </w:r>
+    </w:p>
+    <w:p>
+      <w:pPr>
+        <w:bidi/>
+        <w:spacing w:after="100" w:before="60" w:line="300"/>
+      </w:pPr>
+      <w:r>
+        <w:rPr>
+          <w:rFonts w:ascii="Arial" w:cs="Arial" w:eastAsia="Arial" w:hAnsi="Arial"/>
+          <w:sz w:val="22"/>
+          <w:szCs w:val="22"/>
+          <w:rtl/>
+        </w:rPr>
+        <w:t xml:space="preserve">לפני שמתחילים להשתמש במים ממוחזרים במפעל, ובכל שינוי מהותי במתקן או בתהליך, מבצעים בדיקה מלאה לפי EN 1008 במעבדה מוסמכת:</w:t>
+      </w:r>
+    </w:p>
+    <w:p>
+      <w:pPr>
+        <w:pStyle w:val="ListParagraph"/>
+        <w:numPr>
+          <w:ilvl w:val="0"/>
+          <w:numId w:val="2"/>
+        </w:numPr>
+        <w:bidi/>
+        <w:spacing w:after="60" w:line="290"/>
+      </w:pPr>
+      <w:r>
+        <w:rPr>
+          <w:rFonts w:ascii="Arial" w:cs="Arial" w:eastAsia="Arial" w:hAnsi="Arial"/>
+          <w:sz w:val="22"/>
+          <w:szCs w:val="22"/>
+          <w:rtl/>
+        </w:rPr>
+        <w:t xml:space="preserve">בדיקה מקדימה: שמנים ושומנים (לא יותר מעקבות נראים), קצף של חומרי ניקוי (נעלם תוך 2 דקות), ריח, ו-pH של 4 לפחות.</w:t>
+      </w:r>
+    </w:p>
+    <w:p>
+      <w:pPr>
+        <w:pStyle w:val="ListParagraph"/>
+        <w:numPr>
+          <w:ilvl w:val="0"/>
+          <w:numId w:val="2"/>
+        </w:numPr>
+        <w:bidi/>
+        <w:spacing w:after="60" w:line="290"/>
+      </w:pPr>
+      <w:r>
+        <w:rPr>
+          <w:rFonts w:ascii="Arial" w:cs="Arial" w:eastAsia="Arial" w:hAnsi="Arial"/>
+          <w:sz w:val="22"/>
+          <w:szCs w:val="22"/>
+          <w:rtl/>
+        </w:rPr>
+        <w:t xml:space="preserve">בדיקה כימית: כלורידים, סולפטים, אלקליים ומזהמים מזיקים (סוכרים, פוספטים, ניטרטים, עופרת ואבץ).</w:t>
+      </w:r>
+    </w:p>
+    <w:p>
+      <w:pPr>
+        <w:pStyle w:val="ListParagraph"/>
+        <w:numPr>
+          <w:ilvl w:val="0"/>
+          <w:numId w:val="2"/>
+        </w:numPr>
+        <w:bidi/>
+        <w:spacing w:after="60" w:line="290"/>
+      </w:pPr>
+      <w:r>
+        <w:rPr>
+          <w:rFonts w:ascii="Arial" w:cs="Arial" w:eastAsia="Arial" w:hAnsi="Arial"/>
+          <w:sz w:val="22"/>
+          <w:szCs w:val="22"/>
+          <w:rtl/>
+        </w:rPr>
+        <w:t xml:space="preserve">זמני התקשות בעיסת צמנט עם המים הממוחזרים, בהשוואה למי ייחוס.</w:t>
+      </w:r>
+    </w:p>
+    <w:p>
+      <w:pPr>
+        <w:pStyle w:val="ListParagraph"/>
+        <w:numPr>
+          <w:ilvl w:val="0"/>
+          <w:numId w:val="2"/>
+        </w:numPr>
+        <w:bidi/>
+        <w:spacing w:after="60" w:line="290"/>
+      </w:pPr>
+      <w:r>
+        <w:rPr>
+          <w:rFonts w:ascii="Arial" w:cs="Arial" w:eastAsia="Arial" w:hAnsi="Arial"/>
+          <w:sz w:val="22"/>
+          <w:szCs w:val="22"/>
+          <w:rtl/>
+        </w:rPr>
+        <w:t xml:space="preserve">חוזק לחיצה ב-7 וב-28 יום בהשוואה לתערובת זהה עם מי ייחוס.</w:t>
+      </w:r>
+    </w:p>
+    <w:p>
+      <w:pPr>
+        <w:bidi/>
+        <w:spacing w:after="100" w:before="60" w:line="300"/>
+      </w:pPr>
+      <w:r>
+        <w:rPr>
+          <w:rFonts w:ascii="Arial" w:cs="Arial" w:eastAsia="Arial" w:hAnsi="Arial"/>
+          <w:sz w:val="22"/>
+          <w:szCs w:val="22"/>
+          <w:rtl/>
+        </w:rPr>
+        <w:t xml:space="preserve">הטכנולוג מאשר בכתב: מאיזה מכל או בריכה מותר למשוך מים, מה הצפיפות המרבית המותרת, ומה שיעור המים הממוחזרים בכל משפחת תערובות.</w:t>
+      </w:r>
+    </w:p>
+    <w:p>
+      <w:pPr>
+        <w:pStyle w:val="Heading3"/>
+        <w:keepNext/>
+        <w:bidi/>
+        <w:spacing w:after="60" w:before="160" w:line="300"/>
+      </w:pPr>
+      <w:r>
+        <w:rPr>
+          <w:rFonts w:ascii="Arial" w:cs="Arial" w:eastAsia="Arial" w:hAnsi="Arial"/>
+          <w:b/>
+          <w:bCs/>
+          <w:color w:val="C8102E"/>
+          <w:sz w:val="23"/>
+          <w:szCs w:val="23"/>
+          <w:rtl/>
+        </w:rPr>
+        <w:t xml:space="preserve">6.3 תחום השימוש והחרגות</w:t>
+      </w:r>
+    </w:p>
+    <w:p>
+      <w:pPr>
+        <w:bidi/>
+        <w:spacing w:after="100" w:before="60" w:line="300"/>
+      </w:pPr>
+      <w:r>
+        <w:rPr>
+          <w:rFonts w:ascii="Arial" w:cs="Arial" w:eastAsia="Arial" w:hAnsi="Arial"/>
+          <w:sz w:val="22"/>
+          <w:szCs w:val="22"/>
+          <w:rtl/>
+        </w:rPr>
+        <w:t xml:space="preserve">מים ממוחזרים מותרים בבטון רגיל ובבטון מזוין לפי ת"י 118, בכפוף לבדיקות שבנוהל.</w:t>
+      </w:r>
+    </w:p>
+    <w:p>
+      <w:pPr>
+        <w:bidi/>
+        <w:spacing w:after="100" w:before="60" w:line="300"/>
+      </w:pPr>
+      <w:r>
+        <w:rPr>
+          <w:rFonts w:ascii="Arial" w:cs="Arial" w:eastAsia="Arial" w:hAnsi="Arial"/>
+          <w:sz w:val="22"/>
+          <w:szCs w:val="22"/>
+          <w:rtl/>
+        </w:rPr>
+        <w:t xml:space="preserve">מים ממוחזרים אסורים בתערובות הבאות, שמקבלות מי רשת בלבד:</w:t>
+      </w:r>
+    </w:p>
+    <w:p>
+      <w:pPr>
+        <w:pStyle w:val="ListParagraph"/>
+        <w:numPr>
+          <w:ilvl w:val="0"/>
+          <w:numId w:val="2"/>
+        </w:numPr>
+        <w:bidi/>
+        <w:spacing w:after="60" w:line="290"/>
+      </w:pPr>
+      <w:r>
+        <w:rPr>
+          <w:rFonts w:ascii="Arial" w:cs="Arial" w:eastAsia="Arial" w:hAnsi="Arial"/>
+          <w:sz w:val="22"/>
+          <w:szCs w:val="22"/>
+          <w:rtl/>
+        </w:rPr>
+        <w:t xml:space="preserve">כשהמפרט, המתכנן או הלקוח אוסרים מים ממוחזרים. מוקד ההזמנות רושם זאת בהזמנה.</w:t>
+      </w:r>
+    </w:p>
+    <w:p>
+      <w:pPr>
+        <w:pStyle w:val="ListParagraph"/>
+        <w:numPr>
+          <w:ilvl w:val="0"/>
+          <w:numId w:val="2"/>
+        </w:numPr>
+        <w:bidi/>
+        <w:spacing w:after="60" w:line="290"/>
+      </w:pPr>
+      <w:r>
+        <w:rPr>
+          <w:rFonts w:ascii="Arial" w:cs="Arial" w:eastAsia="Arial" w:hAnsi="Arial"/>
+          <w:sz w:val="22"/>
+          <w:szCs w:val="22"/>
+          <w:rtl/>
+        </w:rPr>
+        <w:t xml:space="preserve">בטון חשוף ואדריכלי, משום שמוצקים ושאריות מוספים משנים את גוון הבטון.</w:t>
+      </w:r>
+    </w:p>
+    <w:p>
+      <w:pPr>
+        <w:pStyle w:val="ListParagraph"/>
+        <w:numPr>
+          <w:ilvl w:val="0"/>
+          <w:numId w:val="2"/>
+        </w:numPr>
+        <w:bidi/>
+        <w:spacing w:after="60" w:line="290"/>
+      </w:pPr>
+      <w:r>
+        <w:rPr>
+          <w:rFonts w:ascii="Arial" w:cs="Arial" w:eastAsia="Arial" w:hAnsi="Arial"/>
+          <w:sz w:val="22"/>
+          <w:szCs w:val="22"/>
+          <w:rtl/>
+        </w:rPr>
+        <w:t xml:space="preserve">בטון עם מוסף מאוורר אוויר, משום שהמוצקים הדקים ושאריות המוספים משבשים את תכולת האוויר.</w:t>
+      </w:r>
+    </w:p>
+    <w:p>
+      <w:pPr>
+        <w:pStyle w:val="ListParagraph"/>
+        <w:numPr>
+          <w:ilvl w:val="0"/>
+          <w:numId w:val="2"/>
+        </w:numPr>
+        <w:bidi/>
+        <w:spacing w:after="60" w:line="290"/>
+      </w:pPr>
+      <w:r>
+        <w:rPr>
+          <w:rFonts w:ascii="Arial" w:cs="Arial" w:eastAsia="Arial" w:hAnsi="Arial"/>
+          <w:sz w:val="22"/>
+          <w:szCs w:val="22"/>
+          <w:rtl/>
+        </w:rPr>
+        <w:t xml:space="preserve">בטון לאלמנטים דרוכים, בגלל רגישות לכלורידים.</w:t>
+      </w:r>
+    </w:p>
+    <w:p>
+      <w:pPr>
+        <w:pStyle w:val="ListParagraph"/>
+        <w:numPr>
+          <w:ilvl w:val="0"/>
+          <w:numId w:val="2"/>
+        </w:numPr>
+        <w:bidi/>
+        <w:spacing w:after="60" w:line="290"/>
+      </w:pPr>
+      <w:r>
+        <w:rPr>
+          <w:rFonts w:ascii="Arial" w:cs="Arial" w:eastAsia="Arial" w:hAnsi="Arial"/>
+          <w:sz w:val="22"/>
+          <w:szCs w:val="22"/>
+          <w:rtl/>
+        </w:rPr>
+        <w:t xml:space="preserve">בטון בעל חוזק גבוה (ב-50 ומעלה) ובטון מתפלס, אלא אם הטכנולוג אישר אחרי תערובת ניסיון.</w:t>
+      </w:r>
+    </w:p>
+    <w:p>
+      <w:pPr>
+        <w:bidi/>
+        <w:spacing w:after="100" w:before="60" w:line="300"/>
+      </w:pPr>
+      <w:r>
+        <w:rPr>
+          <w:rFonts w:ascii="Arial" w:cs="Arial" w:eastAsia="Arial" w:hAnsi="Arial"/>
+          <w:sz w:val="22"/>
+          <w:szCs w:val="22"/>
+          <w:rtl/>
+        </w:rPr>
+        <w:t xml:space="preserve">התערובות המוחרגות מסומנות במחשב הערבול כ"מי רשת בלבד" ונעולות, כך שהבקר לא יוכל לבחור בהן מים ממוחזרים.</w:t>
+      </w:r>
+    </w:p>
+    <w:p>
+      <w:pPr>
+        <w:pStyle w:val="Heading3"/>
+        <w:keepNext/>
+        <w:bidi/>
+        <w:spacing w:after="60" w:before="160" w:line="300"/>
+      </w:pPr>
+      <w:r>
+        <w:rPr>
+          <w:rFonts w:ascii="Arial" w:cs="Arial" w:eastAsia="Arial" w:hAnsi="Arial"/>
+          <w:b/>
+          <w:bCs/>
+          <w:color w:val="C8102E"/>
+          <w:sz w:val="23"/>
+          <w:szCs w:val="23"/>
+          <w:rtl/>
+        </w:rPr>
+        <w:t xml:space="preserve">6.4 מים צלולים מבריכות שיקוע</w:t>
+      </w:r>
+    </w:p>
+    <w:p>
+      <w:pPr>
+        <w:bidi/>
+        <w:spacing w:after="100" w:before="60" w:line="300"/>
+      </w:pPr>
+      <w:r>
+        <w:rPr>
+          <w:rFonts w:ascii="Arial" w:cs="Arial" w:eastAsia="Arial" w:hAnsi="Arial"/>
+          <w:sz w:val="22"/>
+          <w:szCs w:val="22"/>
+          <w:rtl/>
+        </w:rPr>
+        <w:t xml:space="preserve">שואבים מהבריכה האחרונה בשרשרת, מפני המים העליונים, ולא מהתחתית.</w:t>
+      </w:r>
+    </w:p>
+    <w:p>
+      <w:pPr>
+        <w:bidi/>
+        <w:spacing w:after="100" w:before="60" w:line="300"/>
+      </w:pPr>
+      <w:r>
+        <w:rPr>
+          <w:rFonts w:ascii="Arial" w:cs="Arial" w:eastAsia="Arial" w:hAnsi="Arial"/>
+          <w:sz w:val="22"/>
+          <w:szCs w:val="22"/>
+          <w:rtl/>
+        </w:rPr>
+        <w:t xml:space="preserve">בריכה שגובה הבוצה בה מגיע למחצית עומקה, או לגובה שקבע מנהל המפעל, מנוקה. שיקוע לא יעיל מעלה את המוצקים במים.</w:t>
+      </w:r>
+    </w:p>
+    <w:p>
+      <w:pPr>
+        <w:bidi/>
+        <w:spacing w:after="100" w:before="60" w:line="300"/>
+      </w:pPr>
+      <w:r>
+        <w:rPr>
+          <w:rFonts w:ascii="Arial" w:cs="Arial" w:eastAsia="Arial" w:hAnsi="Arial"/>
+          <w:sz w:val="22"/>
+          <w:szCs w:val="22"/>
+          <w:rtl/>
+        </w:rPr>
+        <w:t xml:space="preserve">בכל יום ייצור הלבורנט מודד צפיפות. אם היא עוברת את הגבול שנקבע למים צלולים, המים מטופלים כמי תרחיף לפי הסעיף הבא.</w:t>
+      </w:r>
+    </w:p>
+    <w:p>
+      <w:pPr>
+        <w:pStyle w:val="Heading3"/>
+        <w:keepNext/>
+        <w:bidi/>
+        <w:spacing w:after="60" w:before="160" w:line="300"/>
+      </w:pPr>
+      <w:r>
+        <w:rPr>
+          <w:rFonts w:ascii="Arial" w:cs="Arial" w:eastAsia="Arial" w:hAnsi="Arial"/>
+          <w:b/>
+          <w:bCs/>
+          <w:color w:val="C8102E"/>
+          <w:sz w:val="23"/>
+          <w:szCs w:val="23"/>
+          <w:rtl/>
+        </w:rPr>
+        <w:t xml:space="preserve">6.5 מי תרחיף ממתקן המחזור</w:t>
+      </w:r>
+    </w:p>
+    <w:p>
+      <w:pPr>
+        <w:bidi/>
+        <w:spacing w:after="100" w:before="60" w:line="300"/>
+      </w:pPr>
+      <w:r>
+        <w:rPr>
+          <w:rFonts w:ascii="Arial" w:cs="Arial" w:eastAsia="Arial" w:hAnsi="Arial"/>
+          <w:sz w:val="22"/>
+          <w:szCs w:val="22"/>
+          <w:rtl/>
+        </w:rPr>
+        <w:t xml:space="preserve">מכל התרחיף חייב להיות בערבול רציף, גם כשאין ייצור. בלי ערבול המוצקים שוקעים והצפיפות משתנה מהחלק העליון לתחתון, וכך כל מנה מקבלת כמות מוצקים אחרת.</w:t>
+      </w:r>
+    </w:p>
+    <w:p>
+      <w:pPr>
+        <w:bidi/>
+        <w:spacing w:after="100" w:before="60" w:line="300"/>
+      </w:pPr>
+      <w:r>
+        <w:rPr>
+          <w:rFonts w:ascii="Arial" w:cs="Arial" w:eastAsia="Arial" w:hAnsi="Arial"/>
+          <w:sz w:val="22"/>
+          <w:szCs w:val="22"/>
+          <w:rtl/>
+        </w:rPr>
+        <w:t xml:space="preserve">מדידת צפיפות: בתחילת כל יום ייצור, ושוב כל 4 שעות או בכל שינוי נראה לעין. מודדים במד צפיפות רציף אם הותקן, או בכלי ליטר מכויל ושקילה. הדגימה נלקחת מקו ההזנה למערבל, לא מפני המכל.</w:t>
+      </w:r>
+    </w:p>
+    <w:p>
+      <w:pPr>
+        <w:bidi/>
+        <w:spacing w:after="100" w:before="60" w:line="300"/>
+      </w:pPr>
+      <w:r>
+        <w:rPr>
+          <w:rFonts w:ascii="Arial" w:cs="Arial" w:eastAsia="Arial" w:hAnsi="Arial"/>
+          <w:sz w:val="22"/>
+          <w:szCs w:val="22"/>
+          <w:rtl/>
+        </w:rPr>
+        <w:t xml:space="preserve">הבקר מזין את הצפיפות למחשב הערבול. המחשב מחשב כמה מים וכמה מוצקים יש בכל ליטר, מפחית את המוצקים מכמות המים, ומוודא שהמוצקים הנוספים נמוכים מ-1% ממשקל האגרגטים.</w:t>
+      </w:r>
+    </w:p>
+    <w:tbl>
+      <w:tblPr>
+        <w:bidiVisual/>
+        <w:tblW w:type="dxa" w:w="9638"/>
+        <w:tblBorders>
+          <w:top w:val="single" w:color="auto" w:sz="4"/>
+          <w:left w:val="single" w:color="auto" w:sz="4"/>
+          <w:bottom w:val="single" w:color="auto" w:sz="4"/>
+          <w:right w:val="single" w:color="auto" w:sz="4"/>
+          <w:insideH w:val="single" w:color="auto" w:sz="4"/>
+          <w:insideV w:val="single" w:color="auto" w:sz="4"/>
+        </w:tblBorders>
+      </w:tblPr>
+      <w:tblGrid>
+        <w:gridCol w:w="2800"/>
+        <w:gridCol w:w="2800"/>
+        <w:gridCol w:w="4038"/>
+      </w:tblGrid>
+      <w:tr>
+        <w:trPr>
+          <w:tblHeader/>
+        </w:trPr>
+        <w:tc>
+          <w:tcPr>
+            <w:tcW w:type="dxa" w:w="2800"/>
+            <w:tcBorders>
+              <w:top w:val="single" w:color="B7C4D4" w:sz="4"/>
+              <w:left w:val="single" w:color="B7C4D4" w:sz="4"/>
+              <w:bottom w:val="single" w:color="B7C4D4" w:sz="4"/>
+              <w:right w:val="single" w:color="B7C4D4" w:sz="4"/>
+            </w:tcBorders>
+            <w:shd w:fill="1F3A5F" w:color="auto" w:val="clear"/>
+            <w:tcMar>
+              <w:top w:type="dxa" w:w="60"/>
+              <w:left w:type="dxa" w:w="100"/>
+              <w:bottom w:type="dxa" w:w="60"/>
+              <w:right w:type="dxa" w:w="100"/>
+            </w:tcMar>
+            <w:vAlign w:val="center"/>
+          </w:tcPr>
+          <w:p>
+            <w:pPr>
+              <w:bidi/>
+              <w:spacing w:after="0" w:before="0" w:line="300"/>
+            </w:pPr>
+            <w:r>
+              <w:rPr>
+                <w:rFonts w:ascii="Arial" w:cs="Arial" w:eastAsia="Arial" w:hAnsi="Arial"/>
+                <w:b/>
+                <w:bCs/>
+                <w:color w:val="FFFFFF"/>
+                <w:sz w:val="20"/>
+                <w:szCs w:val="20"/>
+                <w:rtl/>
+              </w:rPr>
+              <w:t xml:space="preserve">צפיפות המים (ק"ג לליטר)</w:t>
+            </w:r>
+          </w:p>
+        </w:tc>
+        <w:tc>
+          <w:tcPr>
+            <w:tcW w:type="dxa" w:w="2800"/>
+            <w:tcBorders>
+              <w:top w:val="single" w:color="B7C4D4" w:sz="4"/>
+              <w:left w:val="single" w:color="B7C4D4" w:sz="4"/>
+              <w:bottom w:val="single" w:color="B7C4D4" w:sz="4"/>
+              <w:right w:val="single" w:color="B7C4D4" w:sz="4"/>
+            </w:tcBorders>
+            <w:shd w:fill="1F3A5F" w:color="auto" w:val="clear"/>
+            <w:tcMar>
+              <w:top w:type="dxa" w:w="60"/>
+              <w:left w:type="dxa" w:w="100"/>
+              <w:bottom w:type="dxa" w:w="60"/>
+              <w:right w:type="dxa" w:w="100"/>
+            </w:tcMar>
+            <w:vAlign w:val="center"/>
+          </w:tcPr>
+          <w:p>
+            <w:pPr>
+              <w:bidi/>
+              <w:spacing w:after="0" w:before="0" w:line="300"/>
+            </w:pPr>
+            <w:r>
+              <w:rPr>
+                <w:rFonts w:ascii="Arial" w:cs="Arial" w:eastAsia="Arial" w:hAnsi="Arial"/>
+                <w:b/>
+                <w:bCs/>
+                <w:color w:val="FFFFFF"/>
+                <w:sz w:val="20"/>
+                <w:szCs w:val="20"/>
+                <w:rtl/>
+              </w:rPr>
+              <w:t xml:space="preserve">מוצקים בקירוב (גרם לליטר)</w:t>
+            </w:r>
+          </w:p>
+        </w:tc>
+        <w:tc>
+          <w:tcPr>
+            <w:tcW w:type="dxa" w:w="4038"/>
+            <w:tcBorders>
+              <w:top w:val="single" w:color="B7C4D4" w:sz="4"/>
+              <w:left w:val="single" w:color="B7C4D4" w:sz="4"/>
+              <w:bottom w:val="single" w:color="B7C4D4" w:sz="4"/>
+              <w:right w:val="single" w:color="B7C4D4" w:sz="4"/>
+            </w:tcBorders>
+            <w:shd w:fill="1F3A5F" w:color="auto" w:val="clear"/>
+            <w:tcMar>
+              <w:top w:type="dxa" w:w="60"/>
+              <w:left w:type="dxa" w:w="100"/>
+              <w:bottom w:type="dxa" w:w="60"/>
+              <w:right w:type="dxa" w:w="100"/>
+            </w:tcMar>
+            <w:vAlign w:val="center"/>
+          </w:tcPr>
+          <w:p>
+            <w:pPr>
+              <w:bidi/>
+              <w:spacing w:after="0" w:before="0" w:line="300"/>
+            </w:pPr>
+            <w:r>
+              <w:rPr>
+                <w:rFonts w:ascii="Arial" w:cs="Arial" w:eastAsia="Arial" w:hAnsi="Arial"/>
+                <w:b/>
+                <w:bCs/>
+                <w:color w:val="FFFFFF"/>
+                <w:sz w:val="20"/>
+                <w:szCs w:val="20"/>
+                <w:rtl/>
+              </w:rPr>
+              <w:t xml:space="preserve">הנחיה</w:t>
+            </w:r>
+          </w:p>
+        </w:tc>
+      </w:tr>
+      <w:tr>
+        <w:trPr>
+          <w:cantSplit/>
+        </w:trPr>
+        <w:tc>
+          <w:tcPr>
+            <w:tcW w:type="dxa" w:w="2800"/>
+            <w:tcBorders>
+              <w:top w:val="single" w:color="B7C4D4" w:sz="4"/>
+              <w:left w:val="single" w:color="B7C4D4" w:sz="4"/>
+              <w:bottom w:val="single" w:color="B7C4D4" w:sz="4"/>
+              <w:right w:val="single" w:color="B7C4D4" w:sz="4"/>
+            </w:tcBorders>
+            <w:tcMar>
+              <w:top w:type="dxa" w:w="60"/>
+              <w:left w:type="dxa" w:w="100"/>
+              <w:bottom w:type="dxa" w:w="60"/>
+              <w:right w:type="dxa" w:w="100"/>
+            </w:tcMar>
+            <w:vAlign w:val="center"/>
+          </w:tcPr>
+          <w:p>
+            <w:pPr>
+              <w:bidi/>
+              <w:spacing w:after="0" w:before="0" w:line="300"/>
+            </w:pPr>
+            <w:r>
+              <w:rPr>
+                <w:rFonts w:ascii="Arial" w:cs="Arial" w:eastAsia="Arial" w:hAnsi="Arial"/>
+                <w:b/>
+                <w:bCs/>
+                <w:sz w:val="20"/>
+                <w:szCs w:val="20"/>
+                <w:rtl/>
+              </w:rPr>
+              <w:t xml:space="preserve">1.000 עד 1.010</w:t>
+            </w:r>
+          </w:p>
+        </w:tc>
+        <w:tc>
+          <w:tcPr>
+            <w:tcW w:type="dxa" w:w="2800"/>
+            <w:tcBorders>
+              <w:top w:val="single" w:color="B7C4D4" w:sz="4"/>
+              <w:left w:val="single" w:color="B7C4D4" w:sz="4"/>
+              <w:bottom w:val="single" w:color="B7C4D4" w:sz="4"/>
+              <w:right w:val="single" w:color="B7C4D4" w:sz="4"/>
+            </w:tcBorders>
+            <w:tcMar>
+              <w:top w:type="dxa" w:w="60"/>
+              <w:left w:type="dxa" w:w="100"/>
+              <w:bottom w:type="dxa" w:w="60"/>
+              <w:right w:type="dxa" w:w="100"/>
+            </w:tcMar>
+            <w:vAlign w:val="center"/>
+          </w:tcPr>
+          <w:p>
+            <w:pPr>
+              <w:bidi/>
+              <w:spacing w:after="0" w:before="0" w:line="300"/>
+            </w:pPr>
+            <w:r>
+              <w:rPr>
+                <w:rFonts w:ascii="Arial" w:cs="Arial" w:eastAsia="Arial" w:hAnsi="Arial"/>
+                <w:b w:val="false"/>
+                <w:bCs w:val="false"/>
+                <w:sz w:val="20"/>
+                <w:szCs w:val="20"/>
+                <w:rtl/>
+              </w:rPr>
+              <w:t xml:space="preserve">עד 19</w:t>
+            </w:r>
+          </w:p>
+        </w:tc>
+        <w:tc>
+          <w:tcPr>
+            <w:tcW w:type="dxa" w:w="4038"/>
+            <w:tcBorders>
+              <w:top w:val="single" w:color="B7C4D4" w:sz="4"/>
+              <w:left w:val="single" w:color="B7C4D4" w:sz="4"/>
+              <w:bottom w:val="single" w:color="B7C4D4" w:sz="4"/>
+              <w:right w:val="single" w:color="B7C4D4" w:sz="4"/>
+            </w:tcBorders>
+            <w:tcMar>
+              <w:top w:type="dxa" w:w="60"/>
+              <w:left w:type="dxa" w:w="100"/>
+              <w:bottom w:type="dxa" w:w="60"/>
+              <w:right w:type="dxa" w:w="100"/>
+            </w:tcMar>
+            <w:vAlign w:val="center"/>
+          </w:tcPr>
+          <w:p>
+            <w:pPr>
+              <w:bidi/>
+              <w:spacing w:after="0" w:before="0" w:line="300"/>
+            </w:pPr>
+            <w:r>
+              <w:rPr>
+                <w:rFonts w:ascii="Arial" w:cs="Arial" w:eastAsia="Arial" w:hAnsi="Arial"/>
+                <w:b w:val="false"/>
+                <w:bCs w:val="false"/>
+                <w:sz w:val="20"/>
+                <w:szCs w:val="20"/>
+                <w:rtl/>
+              </w:rPr>
+              <w:t xml:space="preserve">שימוש רגיל לפי שיעור המים שנקבע</w:t>
+            </w:r>
+          </w:p>
+        </w:tc>
+      </w:tr>
+      <w:tr>
+        <w:trPr>
+          <w:cantSplit/>
+        </w:trPr>
+        <w:tc>
+          <w:tcPr>
+            <w:tcW w:type="dxa" w:w="2800"/>
+            <w:tcBorders>
+              <w:top w:val="single" w:color="B7C4D4" w:sz="4"/>
+              <w:left w:val="single" w:color="B7C4D4" w:sz="4"/>
+              <w:bottom w:val="single" w:color="B7C4D4" w:sz="4"/>
+              <w:right w:val="single" w:color="B7C4D4" w:sz="4"/>
+            </w:tcBorders>
+            <w:shd w:fill="EAF0F7" w:color="auto" w:val="clear"/>
+            <w:tcMar>
+              <w:top w:type="dxa" w:w="60"/>
+              <w:left w:type="dxa" w:w="100"/>
+              <w:bottom w:type="dxa" w:w="60"/>
+              <w:right w:type="dxa" w:w="100"/>
+            </w:tcMar>
+            <w:vAlign w:val="center"/>
+          </w:tcPr>
+          <w:p>
+            <w:pPr>
+              <w:bidi/>
+              <w:spacing w:after="0" w:before="0" w:line="300"/>
+            </w:pPr>
+            <w:r>
+              <w:rPr>
+                <w:rFonts w:ascii="Arial" w:cs="Arial" w:eastAsia="Arial" w:hAnsi="Arial"/>
+                <w:b/>
+                <w:bCs/>
+                <w:sz w:val="20"/>
+                <w:szCs w:val="20"/>
+                <w:rtl/>
+              </w:rPr>
+              <w:t xml:space="preserve">1.010 עד 1.030</w:t>
+            </w:r>
+          </w:p>
+        </w:tc>
+        <w:tc>
+          <w:tcPr>
+            <w:tcW w:type="dxa" w:w="2800"/>
+            <w:tcBorders>
+              <w:top w:val="single" w:color="B7C4D4" w:sz="4"/>
+              <w:left w:val="single" w:color="B7C4D4" w:sz="4"/>
+              <w:bottom w:val="single" w:color="B7C4D4" w:sz="4"/>
+              <w:right w:val="single" w:color="B7C4D4" w:sz="4"/>
+            </w:tcBorders>
+            <w:shd w:fill="EAF0F7" w:color="auto" w:val="clear"/>
+            <w:tcMar>
+              <w:top w:type="dxa" w:w="60"/>
+              <w:left w:type="dxa" w:w="100"/>
+              <w:bottom w:type="dxa" w:w="60"/>
+              <w:right w:type="dxa" w:w="100"/>
+            </w:tcMar>
+            <w:vAlign w:val="center"/>
+          </w:tcPr>
+          <w:p>
+            <w:pPr>
+              <w:bidi/>
+              <w:spacing w:after="0" w:before="0" w:line="300"/>
+            </w:pPr>
+            <w:r>
+              <w:rPr>
+                <w:rFonts w:ascii="Arial" w:cs="Arial" w:eastAsia="Arial" w:hAnsi="Arial"/>
+                <w:b w:val="false"/>
+                <w:bCs w:val="false"/>
+                <w:sz w:val="20"/>
+                <w:szCs w:val="20"/>
+                <w:rtl/>
+              </w:rPr>
+              <w:t xml:space="preserve">19 עד 57</w:t>
+            </w:r>
+          </w:p>
+        </w:tc>
+        <w:tc>
+          <w:tcPr>
+            <w:tcW w:type="dxa" w:w="4038"/>
+            <w:tcBorders>
+              <w:top w:val="single" w:color="B7C4D4" w:sz="4"/>
+              <w:left w:val="single" w:color="B7C4D4" w:sz="4"/>
+              <w:bottom w:val="single" w:color="B7C4D4" w:sz="4"/>
+              <w:right w:val="single" w:color="B7C4D4" w:sz="4"/>
+            </w:tcBorders>
+            <w:shd w:fill="EAF0F7" w:color="auto" w:val="clear"/>
+            <w:tcMar>
+              <w:top w:type="dxa" w:w="60"/>
+              <w:left w:type="dxa" w:w="100"/>
+              <w:bottom w:type="dxa" w:w="60"/>
+              <w:right w:type="dxa" w:w="100"/>
+            </w:tcMar>
+            <w:vAlign w:val="center"/>
+          </w:tcPr>
+          <w:p>
+            <w:pPr>
+              <w:bidi/>
+              <w:spacing w:after="0" w:before="0" w:line="300"/>
+            </w:pPr>
+            <w:r>
+              <w:rPr>
+                <w:rFonts w:ascii="Arial" w:cs="Arial" w:eastAsia="Arial" w:hAnsi="Arial"/>
+                <w:b w:val="false"/>
+                <w:bCs w:val="false"/>
+                <w:sz w:val="20"/>
+                <w:szCs w:val="20"/>
+                <w:rtl/>
+              </w:rPr>
+              <w:t xml:space="preserve">שימוש מותר, עם תיקון אוטומטי במחשב הערבול</w:t>
+            </w:r>
+          </w:p>
+        </w:tc>
+      </w:tr>
+      <w:tr>
+        <w:trPr>
+          <w:cantSplit/>
+        </w:trPr>
+        <w:tc>
+          <w:tcPr>
+            <w:tcW w:type="dxa" w:w="2800"/>
+            <w:tcBorders>
+              <w:top w:val="single" w:color="B7C4D4" w:sz="4"/>
+              <w:left w:val="single" w:color="B7C4D4" w:sz="4"/>
+              <w:bottom w:val="single" w:color="B7C4D4" w:sz="4"/>
+              <w:right w:val="single" w:color="B7C4D4" w:sz="4"/>
+            </w:tcBorders>
+            <w:tcMar>
+              <w:top w:type="dxa" w:w="60"/>
+              <w:left w:type="dxa" w:w="100"/>
+              <w:bottom w:type="dxa" w:w="60"/>
+              <w:right w:type="dxa" w:w="100"/>
+            </w:tcMar>
+            <w:vAlign w:val="center"/>
+          </w:tcPr>
+          <w:p>
+            <w:pPr>
+              <w:bidi/>
+              <w:spacing w:after="0" w:before="0" w:line="300"/>
+            </w:pPr>
+            <w:r>
+              <w:rPr>
+                <w:rFonts w:ascii="Arial" w:cs="Arial" w:eastAsia="Arial" w:hAnsi="Arial"/>
+                <w:b/>
+                <w:bCs/>
+                <w:sz w:val="20"/>
+                <w:szCs w:val="20"/>
+                <w:rtl/>
+              </w:rPr>
+              <w:t xml:space="preserve">1.030 עד 1.050</w:t>
+            </w:r>
+          </w:p>
+        </w:tc>
+        <w:tc>
+          <w:tcPr>
+            <w:tcW w:type="dxa" w:w="2800"/>
+            <w:tcBorders>
+              <w:top w:val="single" w:color="B7C4D4" w:sz="4"/>
+              <w:left w:val="single" w:color="B7C4D4" w:sz="4"/>
+              <w:bottom w:val="single" w:color="B7C4D4" w:sz="4"/>
+              <w:right w:val="single" w:color="B7C4D4" w:sz="4"/>
+            </w:tcBorders>
+            <w:tcMar>
+              <w:top w:type="dxa" w:w="60"/>
+              <w:left w:type="dxa" w:w="100"/>
+              <w:bottom w:type="dxa" w:w="60"/>
+              <w:right w:type="dxa" w:w="100"/>
+            </w:tcMar>
+            <w:vAlign w:val="center"/>
+          </w:tcPr>
+          <w:p>
+            <w:pPr>
+              <w:bidi/>
+              <w:spacing w:after="0" w:before="0" w:line="300"/>
+            </w:pPr>
+            <w:r>
+              <w:rPr>
+                <w:rFonts w:ascii="Arial" w:cs="Arial" w:eastAsia="Arial" w:hAnsi="Arial"/>
+                <w:b w:val="false"/>
+                <w:bCs w:val="false"/>
+                <w:sz w:val="20"/>
+                <w:szCs w:val="20"/>
+                <w:rtl/>
+              </w:rPr>
+              <w:t xml:space="preserve">57 עד 95</w:t>
+            </w:r>
+          </w:p>
+        </w:tc>
+        <w:tc>
+          <w:tcPr>
+            <w:tcW w:type="dxa" w:w="4038"/>
+            <w:tcBorders>
+              <w:top w:val="single" w:color="B7C4D4" w:sz="4"/>
+              <w:left w:val="single" w:color="B7C4D4" w:sz="4"/>
+              <w:bottom w:val="single" w:color="B7C4D4" w:sz="4"/>
+              <w:right w:val="single" w:color="B7C4D4" w:sz="4"/>
+            </w:tcBorders>
+            <w:tcMar>
+              <w:top w:type="dxa" w:w="60"/>
+              <w:left w:type="dxa" w:w="100"/>
+              <w:bottom w:type="dxa" w:w="60"/>
+              <w:right w:type="dxa" w:w="100"/>
+            </w:tcMar>
+            <w:vAlign w:val="center"/>
+          </w:tcPr>
+          <w:p>
+            <w:pPr>
+              <w:bidi/>
+              <w:spacing w:after="0" w:before="0" w:line="300"/>
+            </w:pPr>
+            <w:r>
+              <w:rPr>
+                <w:rFonts w:ascii="Arial" w:cs="Arial" w:eastAsia="Arial" w:hAnsi="Arial"/>
+                <w:b w:val="false"/>
+                <w:bCs w:val="false"/>
+                <w:sz w:val="20"/>
+                <w:szCs w:val="20"/>
+                <w:rtl/>
+              </w:rPr>
+              <w:t xml:space="preserve">שימוש מוגבל: הטכנולוג מקטין את שיעור המים הממוחזרים בתערובת</w:t>
+            </w:r>
+          </w:p>
+        </w:tc>
+      </w:tr>
+      <w:tr>
+        <w:trPr>
+          <w:cantSplit/>
+        </w:trPr>
+        <w:tc>
+          <w:tcPr>
+            <w:tcW w:type="dxa" w:w="2800"/>
+            <w:tcBorders>
+              <w:top w:val="single" w:color="B7C4D4" w:sz="4"/>
+              <w:left w:val="single" w:color="B7C4D4" w:sz="4"/>
+              <w:bottom w:val="single" w:color="B7C4D4" w:sz="4"/>
+              <w:right w:val="single" w:color="B7C4D4" w:sz="4"/>
+            </w:tcBorders>
+            <w:shd w:fill="EAF0F7" w:color="auto" w:val="clear"/>
+            <w:tcMar>
+              <w:top w:type="dxa" w:w="60"/>
+              <w:left w:type="dxa" w:w="100"/>
+              <w:bottom w:type="dxa" w:w="60"/>
+              <w:right w:type="dxa" w:w="100"/>
+            </w:tcMar>
+            <w:vAlign w:val="center"/>
+          </w:tcPr>
+          <w:p>
+            <w:pPr>
+              <w:bidi/>
+              <w:spacing w:after="0" w:before="0" w:line="300"/>
+            </w:pPr>
+            <w:r>
+              <w:rPr>
+                <w:rFonts w:ascii="Arial" w:cs="Arial" w:eastAsia="Arial" w:hAnsi="Arial"/>
+                <w:b/>
+                <w:bCs/>
+                <w:sz w:val="20"/>
+                <w:szCs w:val="20"/>
+                <w:rtl/>
+              </w:rPr>
+              <w:t xml:space="preserve">מעל 1.050 (או הגבול שקבע הטכנולוג)</w:t>
+            </w:r>
+          </w:p>
+        </w:tc>
+        <w:tc>
+          <w:tcPr>
+            <w:tcW w:type="dxa" w:w="2800"/>
+            <w:tcBorders>
+              <w:top w:val="single" w:color="B7C4D4" w:sz="4"/>
+              <w:left w:val="single" w:color="B7C4D4" w:sz="4"/>
+              <w:bottom w:val="single" w:color="B7C4D4" w:sz="4"/>
+              <w:right w:val="single" w:color="B7C4D4" w:sz="4"/>
+            </w:tcBorders>
+            <w:shd w:fill="EAF0F7" w:color="auto" w:val="clear"/>
+            <w:tcMar>
+              <w:top w:type="dxa" w:w="60"/>
+              <w:left w:type="dxa" w:w="100"/>
+              <w:bottom w:type="dxa" w:w="60"/>
+              <w:right w:type="dxa" w:w="100"/>
+            </w:tcMar>
+            <w:vAlign w:val="center"/>
+          </w:tcPr>
+          <w:p>
+            <w:pPr>
+              <w:bidi/>
+              <w:spacing w:after="0" w:before="0" w:line="300"/>
+            </w:pPr>
+            <w:r>
+              <w:rPr>
+                <w:rFonts w:ascii="Arial" w:cs="Arial" w:eastAsia="Arial" w:hAnsi="Arial"/>
+                <w:b w:val="false"/>
+                <w:bCs w:val="false"/>
+                <w:sz w:val="20"/>
+                <w:szCs w:val="20"/>
+                <w:rtl/>
+              </w:rPr>
+              <w:t xml:space="preserve">מעל 95</w:t>
+            </w:r>
+          </w:p>
+        </w:tc>
+        <w:tc>
+          <w:tcPr>
+            <w:tcW w:type="dxa" w:w="4038"/>
+            <w:tcBorders>
+              <w:top w:val="single" w:color="B7C4D4" w:sz="4"/>
+              <w:left w:val="single" w:color="B7C4D4" w:sz="4"/>
+              <w:bottom w:val="single" w:color="B7C4D4" w:sz="4"/>
+              <w:right w:val="single" w:color="B7C4D4" w:sz="4"/>
+            </w:tcBorders>
+            <w:shd w:fill="EAF0F7" w:color="auto" w:val="clear"/>
+            <w:tcMar>
+              <w:top w:type="dxa" w:w="60"/>
+              <w:left w:type="dxa" w:w="100"/>
+              <w:bottom w:type="dxa" w:w="60"/>
+              <w:right w:type="dxa" w:w="100"/>
+            </w:tcMar>
+            <w:vAlign w:val="center"/>
+          </w:tcPr>
+          <w:p>
+            <w:pPr>
+              <w:bidi/>
+              <w:spacing w:after="0" w:before="0" w:line="300"/>
+            </w:pPr>
+            <w:r>
+              <w:rPr>
+                <w:rFonts w:ascii="Arial" w:cs="Arial" w:eastAsia="Arial" w:hAnsi="Arial"/>
+                <w:b w:val="false"/>
+                <w:bCs w:val="false"/>
+                <w:sz w:val="20"/>
+                <w:szCs w:val="20"/>
+                <w:rtl/>
+              </w:rPr>
+              <w:t xml:space="preserve">עוצרים שימוש, מדללים במי רשת או מטפלים במתקן, ומדווחים לטכנולוג</w:t>
+            </w:r>
+          </w:p>
+        </w:tc>
+      </w:tr>
+    </w:tbl>
+    <w:p>
+      <w:pPr>
+        <w:bidi/>
+        <w:spacing w:after="80" w:before="0" w:line="300"/>
+      </w:pPr>
+      <w:r>
+        <w:rPr>
+          <w:rFonts w:ascii="Arial" w:cs="Arial" w:eastAsia="Arial" w:hAnsi="Arial"/>
+          <w:sz w:val="22"/>
+          <w:szCs w:val="22"/>
+          <w:rtl/>
+        </w:rPr>
+        <w:t xml:space="preserve"/>
+      </w:r>
+    </w:p>
+    <w:tbl>
+      <w:tblPr>
+        <w:bidiVisual/>
+        <w:tblW w:type="dxa" w:w="9638"/>
+        <w:tblBorders>
+          <w:top w:val="single" w:color="auto" w:sz="4"/>
+          <w:left w:val="single" w:color="auto" w:sz="4"/>
+          <w:bottom w:val="single" w:color="auto" w:sz="4"/>
+          <w:right w:val="single" w:color="auto" w:sz="4"/>
+          <w:insideH w:val="single" w:color="auto" w:sz="4"/>
+          <w:insideV w:val="single" w:color="auto" w:sz="4"/>
+        </w:tblBorders>
+      </w:tblPr>
+      <w:tblGrid>
+        <w:gridCol w:w="9638"/>
+      </w:tblGrid>
+      <w:tr>
+        <w:trPr>
+          <w:cantSplit/>
+        </w:trPr>
+        <w:tc>
+          <w:tcPr>
+            <w:tcW w:type="dxa" w:w="9638"/>
+            <w:tcBorders>
+              <w:top w:val="single" w:color="C8102E" w:sz="12"/>
+              <w:left w:val="single" w:color="B7C4D4" w:sz="4"/>
+              <w:bottom w:val="single" w:color="B7C4D4" w:sz="4"/>
+              <w:right w:val="single" w:color="B7C4D4" w:sz="4"/>
+            </w:tcBorders>
+            <w:shd w:fill="FFF4D6" w:color="auto" w:val="clear"/>
+            <w:tcMar>
+              <w:top w:type="dxa" w:w="100"/>
+              <w:left w:type="dxa" w:w="160"/>
+              <w:bottom w:type="dxa" w:w="100"/>
+              <w:right w:type="dxa" w:w="160"/>
+            </w:tcMar>
+          </w:tcPr>
+          <w:p>
+            <w:pPr>
+              <w:bidi/>
+              <w:spacing w:after="100" w:before="0" w:line="300"/>
+            </w:pPr>
+            <w:r>
+              <w:rPr>
+                <w:rFonts w:ascii="Arial" w:cs="Arial" w:eastAsia="Arial" w:hAnsi="Arial"/>
+                <w:b/>
+                <w:bCs/>
+                <w:color w:val="C8102E"/>
+                <w:sz w:val="22"/>
+                <w:szCs w:val="22"/>
+                <w:rtl/>
+              </w:rPr>
+              <w:t xml:space="preserve">שימו לב</w:t>
+            </w:r>
+          </w:p>
+          <w:p>
+            <w:pPr>
+              <w:bidi/>
+              <w:spacing w:after="0" w:before="0" w:line="300"/>
+            </w:pPr>
+            <w:r>
+              <w:rPr>
+                <w:rFonts w:ascii="Arial" w:cs="Arial" w:eastAsia="Arial" w:hAnsi="Arial"/>
+                <w:sz w:val="22"/>
+                <w:szCs w:val="22"/>
+                <w:rtl/>
+              </w:rPr>
+              <w:t xml:space="preserve">הטבלה מחושבת לפי צפיפות של 2.1 ק"ג לליטר למוצקים, כמו בנספח A של EN 1008. הגבולות הם ברירת מחדל מקצועית, והטכנולוג קובע את הערכים הסופיים לכל מפעל לפי תערובות הניסיון.</w:t>
+            </w:r>
+          </w:p>
+        </w:tc>
+      </w:tr>
+    </w:tbl>
+    <w:p>
+      <w:pPr>
+        <w:bidi/>
+        <w:spacing w:after="80" w:before="0" w:line="300"/>
+      </w:pPr>
+      <w:r>
+        <w:rPr>
+          <w:rFonts w:ascii="Arial" w:cs="Arial" w:eastAsia="Arial" w:hAnsi="Arial"/>
+          <w:sz w:val="22"/>
+          <w:szCs w:val="22"/>
+          <w:rtl/>
+        </w:rPr>
+        <w:t xml:space="preserve"/>
+      </w:r>
+    </w:p>
+    <w:p>
+      <w:pPr>
+        <w:bidi/>
+        <w:spacing w:after="100" w:before="60" w:line="300"/>
+      </w:pPr>
+      <w:r>
+        <w:rPr>
+          <w:rFonts w:ascii="Arial" w:cs="Arial" w:eastAsia="Arial" w:hAnsi="Arial"/>
+          <w:sz w:val="22"/>
+          <w:szCs w:val="22"/>
+          <w:rtl/>
+        </w:rPr>
+        <w:t xml:space="preserve">מים ממוחזרים מערבבים במנה יחד עם מי רשת, בשיעור שקבע הטכנולוג. ברירת המחדל היא עד 50% מכלל מי הערבול, עד שמצטברים נתונים שמאפשרים להגדיל את השיעור.</w:t>
+      </w:r>
+    </w:p>
+    <w:p>
+      <w:pPr>
+        <w:pStyle w:val="Heading3"/>
+        <w:keepNext/>
+        <w:bidi/>
+        <w:spacing w:after="60" w:before="160" w:line="300"/>
+      </w:pPr>
+      <w:r>
+        <w:rPr>
+          <w:rFonts w:ascii="Arial" w:cs="Arial" w:eastAsia="Arial" w:hAnsi="Arial"/>
+          <w:b/>
+          <w:bCs/>
+          <w:color w:val="C8102E"/>
+          <w:sz w:val="23"/>
+          <w:szCs w:val="23"/>
+          <w:rtl/>
+        </w:rPr>
+        <w:t xml:space="preserve">6.6 השפעה על התערובת ומעקב</w:t>
+      </w:r>
+    </w:p>
+    <w:p>
+      <w:pPr>
+        <w:bidi/>
+        <w:spacing w:after="100" w:before="60" w:line="300"/>
+      </w:pPr>
+      <w:r>
+        <w:rPr>
+          <w:rFonts w:ascii="Arial" w:cs="Arial" w:eastAsia="Arial" w:hAnsi="Arial"/>
+          <w:sz w:val="22"/>
+          <w:szCs w:val="22"/>
+          <w:rtl/>
+        </w:rPr>
+        <w:t xml:space="preserve">מוצקים נוספים מעלים את דרישת המים ועלולים להקטין את הסומך. מים עם שאריות מעכב עלולים להאריך את זמן ההתקשות. לכן כל משלוח שבו נעשה שימוש במים ממוחזרים מסומן ברישומי הייצור.</w:t>
+      </w:r>
+    </w:p>
+    <w:p>
+      <w:pPr>
+        <w:bidi/>
+        <w:spacing w:after="100" w:before="60" w:line="300"/>
+      </w:pPr>
+      <w:r>
+        <w:rPr>
+          <w:rFonts w:ascii="Arial" w:cs="Arial" w:eastAsia="Arial" w:hAnsi="Arial"/>
+          <w:sz w:val="22"/>
+          <w:szCs w:val="22"/>
+          <w:rtl/>
+        </w:rPr>
+        <w:t xml:space="preserve">הטכנולוג משווה פעם בחודש תוצאות חוזק וסומך של תערובות עם מים ממוחזרים ובלעדיהם. ירידה שיטתית בחוזק או תלונות על התקשות איטית מחייבות בירור לפי נוהל QA-06, ובינתיים הקטנה של שיעור השימוש.</w:t>
+      </w:r>
+    </w:p>
+    <w:p>
+      <w:pPr>
+        <w:pStyle w:val="Heading3"/>
+        <w:keepNext/>
+        <w:bidi/>
+        <w:spacing w:after="60" w:before="160" w:line="300"/>
+      </w:pPr>
+      <w:r>
+        <w:rPr>
+          <w:rFonts w:ascii="Arial" w:cs="Arial" w:eastAsia="Arial" w:hAnsi="Arial"/>
+          <w:b/>
+          <w:bCs/>
+          <w:color w:val="C8102E"/>
+          <w:sz w:val="23"/>
+          <w:szCs w:val="23"/>
+          <w:rtl/>
+        </w:rPr>
+        <w:t xml:space="preserve">6.7 תחזוקה, בוצה וסביבה</w:t>
+      </w:r>
+    </w:p>
+    <w:p>
+      <w:pPr>
+        <w:pStyle w:val="ListParagraph"/>
+        <w:numPr>
+          <w:ilvl w:val="0"/>
+          <w:numId w:val="2"/>
+        </w:numPr>
+        <w:bidi/>
+        <w:spacing w:after="60" w:line="290"/>
+      </w:pPr>
+      <w:r>
+        <w:rPr>
+          <w:rFonts w:ascii="Arial" w:cs="Arial" w:eastAsia="Arial" w:hAnsi="Arial"/>
+          <w:sz w:val="22"/>
+          <w:szCs w:val="22"/>
+          <w:rtl/>
+        </w:rPr>
+        <w:t xml:space="preserve">ניקוי מכלים ובריכות לפי תכנית, ורישום ביומן המתקן.</w:t>
+      </w:r>
+    </w:p>
+    <w:p>
+      <w:pPr>
+        <w:pStyle w:val="ListParagraph"/>
+        <w:numPr>
+          <w:ilvl w:val="0"/>
+          <w:numId w:val="2"/>
+        </w:numPr>
+        <w:bidi/>
+        <w:spacing w:after="60" w:line="290"/>
+      </w:pPr>
+      <w:r>
+        <w:rPr>
+          <w:rFonts w:ascii="Arial" w:cs="Arial" w:eastAsia="Arial" w:hAnsi="Arial"/>
+          <w:sz w:val="22"/>
+          <w:szCs w:val="22"/>
+          <w:rtl/>
+        </w:rPr>
+        <w:t xml:space="preserve">בוצה מיובשת מפונה לאתר מורשה או משמשת כמילוי לפי היתר. אסור לפנות בוצה לשטח פתוח או לנחל.</w:t>
+      </w:r>
+    </w:p>
+    <w:p>
+      <w:pPr>
+        <w:pStyle w:val="ListParagraph"/>
+        <w:numPr>
+          <w:ilvl w:val="0"/>
+          <w:numId w:val="2"/>
+        </w:numPr>
+        <w:bidi/>
+        <w:spacing w:after="60" w:line="290"/>
+      </w:pPr>
+      <w:r>
+        <w:rPr>
+          <w:rFonts w:ascii="Arial" w:cs="Arial" w:eastAsia="Arial" w:hAnsi="Arial"/>
+          <w:sz w:val="22"/>
+          <w:szCs w:val="22"/>
+          <w:rtl/>
+        </w:rPr>
+        <w:t xml:space="preserve">אסור להזרים מים ממוחזרים לביוב או לניקוז בלי היתר. עודף מים מטופל בתוך המערכת.</w:t>
+      </w:r>
+    </w:p>
+    <w:p>
+      <w:pPr>
+        <w:pStyle w:val="ListParagraph"/>
+        <w:numPr>
+          <w:ilvl w:val="0"/>
+          <w:numId w:val="2"/>
+        </w:numPr>
+        <w:bidi/>
+        <w:spacing w:after="60" w:line="290"/>
+      </w:pPr>
+      <w:r>
+        <w:rPr>
+          <w:rFonts w:ascii="Arial" w:cs="Arial" w:eastAsia="Arial" w:hAnsi="Arial"/>
+          <w:sz w:val="22"/>
+          <w:szCs w:val="22"/>
+          <w:rtl/>
+        </w:rPr>
+        <w:t xml:space="preserve">ערבלי המכלים, משאבות ומדי הצפיפות נבדקים לפי תכנית אחזקה.</w:t>
+      </w:r>
+    </w:p>
+    <w:p>
+      <w:pPr>
+        <w:pStyle w:val="Heading2"/>
+        <w:keepNext/>
+        <w:bidi/>
+        <w:spacing w:after="100" w:before="240" w:line="300"/>
+      </w:pPr>
+      <w:r>
+        <w:rPr>
+          <w:rFonts w:ascii="Arial" w:cs="Arial" w:eastAsia="Arial" w:hAnsi="Arial"/>
+          <w:b/>
+          <w:bCs/>
+          <w:color w:val="1F3A5F"/>
+          <w:sz w:val="26"/>
+          <w:szCs w:val="26"/>
+          <w:rtl/>
+        </w:rPr>
+        <w:t xml:space="preserve">7. טבלת בקרות</w:t>
+      </w:r>
+    </w:p>
+    <w:tbl>
+      <w:tblPr>
+        <w:bidiVisual/>
+        <w:tblW w:type="dxa" w:w="9638"/>
+        <w:tblBorders>
+          <w:top w:val="single" w:color="auto" w:sz="4"/>
+          <w:left w:val="single" w:color="auto" w:sz="4"/>
+          <w:bottom w:val="single" w:color="auto" w:sz="4"/>
+          <w:right w:val="single" w:color="auto" w:sz="4"/>
+          <w:insideH w:val="single" w:color="auto" w:sz="4"/>
+          <w:insideV w:val="single" w:color="auto" w:sz="4"/>
+        </w:tblBorders>
+      </w:tblPr>
+      <w:tblGrid>
+        <w:gridCol w:w="1700"/>
+        <w:gridCol w:w="1700"/>
+        <w:gridCol w:w="1900"/>
+        <w:gridCol w:w="2738"/>
+        <w:gridCol w:w="1600"/>
+      </w:tblGrid>
+      <w:tr>
+        <w:trPr>
+          <w:tblHeader/>
+        </w:trPr>
+        <w:tc>
+          <w:tcPr>
+            <w:tcW w:type="dxa" w:w="1700"/>
+            <w:tcBorders>
+              <w:top w:val="single" w:color="B7C4D4" w:sz="4"/>
+              <w:left w:val="single" w:color="B7C4D4" w:sz="4"/>
+              <w:bottom w:val="single" w:color="B7C4D4" w:sz="4"/>
+              <w:right w:val="single" w:color="B7C4D4" w:sz="4"/>
+            </w:tcBorders>
+            <w:shd w:fill="1F3A5F" w:color="auto" w:val="clear"/>
+            <w:tcMar>
+              <w:top w:type="dxa" w:w="60"/>
+              <w:left w:type="dxa" w:w="100"/>
+              <w:bottom w:type="dxa" w:w="60"/>
+              <w:right w:type="dxa" w:w="100"/>
+            </w:tcMar>
+            <w:vAlign w:val="center"/>
+          </w:tcPr>
+          <w:p>
+            <w:pPr>
+              <w:bidi/>
+              <w:spacing w:after="0" w:before="0" w:line="300"/>
+            </w:pPr>
+            <w:r>
+              <w:rPr>
+                <w:rFonts w:ascii="Arial" w:cs="Arial" w:eastAsia="Arial" w:hAnsi="Arial"/>
+                <w:b/>
+                <w:bCs/>
+                <w:color w:val="FFFFFF"/>
+                <w:sz w:val="20"/>
+                <w:szCs w:val="20"/>
+                <w:rtl/>
+              </w:rPr>
+              <w:t xml:space="preserve">בדיקה</w:t>
+            </w:r>
+          </w:p>
+        </w:tc>
+        <w:tc>
+          <w:tcPr>
+            <w:tcW w:type="dxa" w:w="1700"/>
+            <w:tcBorders>
+              <w:top w:val="single" w:color="B7C4D4" w:sz="4"/>
+              <w:left w:val="single" w:color="B7C4D4" w:sz="4"/>
+              <w:bottom w:val="single" w:color="B7C4D4" w:sz="4"/>
+              <w:right w:val="single" w:color="B7C4D4" w:sz="4"/>
+            </w:tcBorders>
+            <w:shd w:fill="1F3A5F" w:color="auto" w:val="clear"/>
+            <w:tcMar>
+              <w:top w:type="dxa" w:w="60"/>
+              <w:left w:type="dxa" w:w="100"/>
+              <w:bottom w:type="dxa" w:w="60"/>
+              <w:right w:type="dxa" w:w="100"/>
+            </w:tcMar>
+            <w:vAlign w:val="center"/>
+          </w:tcPr>
+          <w:p>
+            <w:pPr>
+              <w:bidi/>
+              <w:spacing w:after="0" w:before="0" w:line="300"/>
+            </w:pPr>
+            <w:r>
+              <w:rPr>
+                <w:rFonts w:ascii="Arial" w:cs="Arial" w:eastAsia="Arial" w:hAnsi="Arial"/>
+                <w:b/>
+                <w:bCs/>
+                <w:color w:val="FFFFFF"/>
+                <w:sz w:val="20"/>
+                <w:szCs w:val="20"/>
+                <w:rtl/>
+              </w:rPr>
+              <w:t xml:space="preserve">שיטה</w:t>
+            </w:r>
+          </w:p>
+        </w:tc>
+        <w:tc>
+          <w:tcPr>
+            <w:tcW w:type="dxa" w:w="1900"/>
+            <w:tcBorders>
+              <w:top w:val="single" w:color="B7C4D4" w:sz="4"/>
+              <w:left w:val="single" w:color="B7C4D4" w:sz="4"/>
+              <w:bottom w:val="single" w:color="B7C4D4" w:sz="4"/>
+              <w:right w:val="single" w:color="B7C4D4" w:sz="4"/>
+            </w:tcBorders>
+            <w:shd w:fill="1F3A5F" w:color="auto" w:val="clear"/>
+            <w:tcMar>
+              <w:top w:type="dxa" w:w="60"/>
+              <w:left w:type="dxa" w:w="100"/>
+              <w:bottom w:type="dxa" w:w="60"/>
+              <w:right w:type="dxa" w:w="100"/>
+            </w:tcMar>
+            <w:vAlign w:val="center"/>
+          </w:tcPr>
+          <w:p>
+            <w:pPr>
+              <w:bidi/>
+              <w:spacing w:after="0" w:before="0" w:line="300"/>
+            </w:pPr>
+            <w:r>
+              <w:rPr>
+                <w:rFonts w:ascii="Arial" w:cs="Arial" w:eastAsia="Arial" w:hAnsi="Arial"/>
+                <w:b/>
+                <w:bCs/>
+                <w:color w:val="FFFFFF"/>
+                <w:sz w:val="20"/>
+                <w:szCs w:val="20"/>
+                <w:rtl/>
+              </w:rPr>
+              <w:t xml:space="preserve">תדירות</w:t>
+            </w:r>
+          </w:p>
+        </w:tc>
+        <w:tc>
+          <w:tcPr>
+            <w:tcW w:type="dxa" w:w="2738"/>
+            <w:tcBorders>
+              <w:top w:val="single" w:color="B7C4D4" w:sz="4"/>
+              <w:left w:val="single" w:color="B7C4D4" w:sz="4"/>
+              <w:bottom w:val="single" w:color="B7C4D4" w:sz="4"/>
+              <w:right w:val="single" w:color="B7C4D4" w:sz="4"/>
+            </w:tcBorders>
+            <w:shd w:fill="1F3A5F" w:color="auto" w:val="clear"/>
+            <w:tcMar>
+              <w:top w:type="dxa" w:w="60"/>
+              <w:left w:type="dxa" w:w="100"/>
+              <w:bottom w:type="dxa" w:w="60"/>
+              <w:right w:type="dxa" w:w="100"/>
+            </w:tcMar>
+            <w:vAlign w:val="center"/>
+          </w:tcPr>
+          <w:p>
+            <w:pPr>
+              <w:bidi/>
+              <w:spacing w:after="0" w:before="0" w:line="300"/>
+            </w:pPr>
+            <w:r>
+              <w:rPr>
+                <w:rFonts w:ascii="Arial" w:cs="Arial" w:eastAsia="Arial" w:hAnsi="Arial"/>
+                <w:b/>
+                <w:bCs/>
+                <w:color w:val="FFFFFF"/>
+                <w:sz w:val="20"/>
+                <w:szCs w:val="20"/>
+                <w:rtl/>
+              </w:rPr>
+              <w:t xml:space="preserve">קריטריון</w:t>
+            </w:r>
+          </w:p>
+        </w:tc>
+        <w:tc>
+          <w:tcPr>
+            <w:tcW w:type="dxa" w:w="1600"/>
+            <w:tcBorders>
+              <w:top w:val="single" w:color="B7C4D4" w:sz="4"/>
+              <w:left w:val="single" w:color="B7C4D4" w:sz="4"/>
+              <w:bottom w:val="single" w:color="B7C4D4" w:sz="4"/>
+              <w:right w:val="single" w:color="B7C4D4" w:sz="4"/>
+            </w:tcBorders>
+            <w:shd w:fill="1F3A5F" w:color="auto" w:val="clear"/>
+            <w:tcMar>
+              <w:top w:type="dxa" w:w="60"/>
+              <w:left w:type="dxa" w:w="100"/>
+              <w:bottom w:type="dxa" w:w="60"/>
+              <w:right w:type="dxa" w:w="100"/>
+            </w:tcMar>
+            <w:vAlign w:val="center"/>
+          </w:tcPr>
+          <w:p>
+            <w:pPr>
+              <w:bidi/>
+              <w:spacing w:after="0" w:before="0" w:line="300"/>
+            </w:pPr>
+            <w:r>
+              <w:rPr>
+                <w:rFonts w:ascii="Arial" w:cs="Arial" w:eastAsia="Arial" w:hAnsi="Arial"/>
+                <w:b/>
+                <w:bCs/>
+                <w:color w:val="FFFFFF"/>
+                <w:sz w:val="20"/>
+                <w:szCs w:val="20"/>
+                <w:rtl/>
+              </w:rPr>
+              <w:t xml:space="preserve">אחראי</w:t>
+            </w:r>
+          </w:p>
+        </w:tc>
+      </w:tr>
+      <w:tr>
+        <w:trPr>
+          <w:cantSplit/>
+        </w:trPr>
+        <w:tc>
+          <w:tcPr>
+            <w:tcW w:type="dxa" w:w="1700"/>
+            <w:tcBorders>
+              <w:top w:val="single" w:color="B7C4D4" w:sz="4"/>
+              <w:left w:val="single" w:color="B7C4D4" w:sz="4"/>
+              <w:bottom w:val="single" w:color="B7C4D4" w:sz="4"/>
+              <w:right w:val="single" w:color="B7C4D4" w:sz="4"/>
+            </w:tcBorders>
+            <w:tcMar>
+              <w:top w:type="dxa" w:w="60"/>
+              <w:left w:type="dxa" w:w="100"/>
+              <w:bottom w:type="dxa" w:w="60"/>
+              <w:right w:type="dxa" w:w="100"/>
+            </w:tcMar>
+            <w:vAlign w:val="center"/>
+          </w:tcPr>
+          <w:p>
+            <w:pPr>
+              <w:bidi/>
+              <w:spacing w:after="0" w:before="0" w:line="300"/>
+            </w:pPr>
+            <w:r>
+              <w:rPr>
+                <w:rFonts w:ascii="Arial" w:cs="Arial" w:eastAsia="Arial" w:hAnsi="Arial"/>
+                <w:b/>
+                <w:bCs/>
+                <w:sz w:val="20"/>
+                <w:szCs w:val="20"/>
+                <w:rtl/>
+              </w:rPr>
+              <w:t xml:space="preserve">צפיפות מי תרחיף</w:t>
+            </w:r>
+          </w:p>
+        </w:tc>
+        <w:tc>
+          <w:tcPr>
+            <w:tcW w:type="dxa" w:w="1700"/>
+            <w:tcBorders>
+              <w:top w:val="single" w:color="B7C4D4" w:sz="4"/>
+              <w:left w:val="single" w:color="B7C4D4" w:sz="4"/>
+              <w:bottom w:val="single" w:color="B7C4D4" w:sz="4"/>
+              <w:right w:val="single" w:color="B7C4D4" w:sz="4"/>
+            </w:tcBorders>
+            <w:tcMar>
+              <w:top w:type="dxa" w:w="60"/>
+              <w:left w:type="dxa" w:w="100"/>
+              <w:bottom w:type="dxa" w:w="60"/>
+              <w:right w:type="dxa" w:w="100"/>
+            </w:tcMar>
+            <w:vAlign w:val="center"/>
+          </w:tcPr>
+          <w:p>
+            <w:pPr>
+              <w:bidi/>
+              <w:spacing w:after="0" w:before="0" w:line="300"/>
+            </w:pPr>
+            <w:r>
+              <w:rPr>
+                <w:rFonts w:ascii="Arial" w:cs="Arial" w:eastAsia="Arial" w:hAnsi="Arial"/>
+                <w:b w:val="false"/>
+                <w:bCs w:val="false"/>
+                <w:sz w:val="20"/>
+                <w:szCs w:val="20"/>
+                <w:rtl/>
+              </w:rPr>
+              <w:t xml:space="preserve">מד רציף או כלי ליטר ושקילה</w:t>
+            </w:r>
+          </w:p>
+        </w:tc>
+        <w:tc>
+          <w:tcPr>
+            <w:tcW w:type="dxa" w:w="1900"/>
+            <w:tcBorders>
+              <w:top w:val="single" w:color="B7C4D4" w:sz="4"/>
+              <w:left w:val="single" w:color="B7C4D4" w:sz="4"/>
+              <w:bottom w:val="single" w:color="B7C4D4" w:sz="4"/>
+              <w:right w:val="single" w:color="B7C4D4" w:sz="4"/>
+            </w:tcBorders>
+            <w:tcMar>
+              <w:top w:type="dxa" w:w="60"/>
+              <w:left w:type="dxa" w:w="100"/>
+              <w:bottom w:type="dxa" w:w="60"/>
+              <w:right w:type="dxa" w:w="100"/>
+            </w:tcMar>
+            <w:vAlign w:val="center"/>
+          </w:tcPr>
+          <w:p>
+            <w:pPr>
+              <w:bidi/>
+              <w:spacing w:after="0" w:before="0" w:line="300"/>
+            </w:pPr>
+            <w:r>
+              <w:rPr>
+                <w:rFonts w:ascii="Arial" w:cs="Arial" w:eastAsia="Arial" w:hAnsi="Arial"/>
+                <w:b w:val="false"/>
+                <w:bCs w:val="false"/>
+                <w:sz w:val="20"/>
+                <w:szCs w:val="20"/>
+                <w:rtl/>
+              </w:rPr>
+              <w:t xml:space="preserve">תחילת יום ייצור וכל 4 שעות</w:t>
+            </w:r>
+          </w:p>
+        </w:tc>
+        <w:tc>
+          <w:tcPr>
+            <w:tcW w:type="dxa" w:w="2738"/>
+            <w:tcBorders>
+              <w:top w:val="single" w:color="B7C4D4" w:sz="4"/>
+              <w:left w:val="single" w:color="B7C4D4" w:sz="4"/>
+              <w:bottom w:val="single" w:color="B7C4D4" w:sz="4"/>
+              <w:right w:val="single" w:color="B7C4D4" w:sz="4"/>
+            </w:tcBorders>
+            <w:tcMar>
+              <w:top w:type="dxa" w:w="60"/>
+              <w:left w:type="dxa" w:w="100"/>
+              <w:bottom w:type="dxa" w:w="60"/>
+              <w:right w:type="dxa" w:w="100"/>
+            </w:tcMar>
+            <w:vAlign w:val="center"/>
+          </w:tcPr>
+          <w:p>
+            <w:pPr>
+              <w:bidi/>
+              <w:spacing w:after="0" w:before="0" w:line="300"/>
+            </w:pPr>
+            <w:r>
+              <w:rPr>
+                <w:rFonts w:ascii="Arial" w:cs="Arial" w:eastAsia="Arial" w:hAnsi="Arial"/>
+                <w:b w:val="false"/>
+                <w:bCs w:val="false"/>
+                <w:sz w:val="20"/>
+                <w:szCs w:val="20"/>
+                <w:rtl/>
+              </w:rPr>
+              <w:t xml:space="preserve">לפי טבלת הצפיפות בסעיף 6.5; מוצקים נוספים פחות מ-1% ממשקל האגרגטים</w:t>
+            </w:r>
+          </w:p>
+        </w:tc>
+        <w:tc>
+          <w:tcPr>
+            <w:tcW w:type="dxa" w:w="1600"/>
+            <w:tcBorders>
+              <w:top w:val="single" w:color="B7C4D4" w:sz="4"/>
+              <w:left w:val="single" w:color="B7C4D4" w:sz="4"/>
+              <w:bottom w:val="single" w:color="B7C4D4" w:sz="4"/>
+              <w:right w:val="single" w:color="B7C4D4" w:sz="4"/>
+            </w:tcBorders>
+            <w:tcMar>
+              <w:top w:type="dxa" w:w="60"/>
+              <w:left w:type="dxa" w:w="100"/>
+              <w:bottom w:type="dxa" w:w="60"/>
+              <w:right w:type="dxa" w:w="100"/>
+            </w:tcMar>
+            <w:vAlign w:val="center"/>
+          </w:tcPr>
+          <w:p>
+            <w:pPr>
+              <w:bidi/>
+              <w:spacing w:after="0" w:before="0" w:line="300"/>
+            </w:pPr>
+            <w:r>
+              <w:rPr>
+                <w:rFonts w:ascii="Arial" w:cs="Arial" w:eastAsia="Arial" w:hAnsi="Arial"/>
+                <w:b w:val="false"/>
+                <w:bCs w:val="false"/>
+                <w:sz w:val="20"/>
+                <w:szCs w:val="20"/>
+                <w:rtl/>
+              </w:rPr>
+              <w:t xml:space="preserve">לבורנט / בקר</w:t>
+            </w:r>
+          </w:p>
+        </w:tc>
+      </w:tr>
+      <w:tr>
+        <w:trPr>
+          <w:cantSplit/>
+        </w:trPr>
+        <w:tc>
+          <w:tcPr>
+            <w:tcW w:type="dxa" w:w="1700"/>
+            <w:tcBorders>
+              <w:top w:val="single" w:color="B7C4D4" w:sz="4"/>
+              <w:left w:val="single" w:color="B7C4D4" w:sz="4"/>
+              <w:bottom w:val="single" w:color="B7C4D4" w:sz="4"/>
+              <w:right w:val="single" w:color="B7C4D4" w:sz="4"/>
+            </w:tcBorders>
+            <w:shd w:fill="EAF0F7" w:color="auto" w:val="clear"/>
+            <w:tcMar>
+              <w:top w:type="dxa" w:w="60"/>
+              <w:left w:type="dxa" w:w="100"/>
+              <w:bottom w:type="dxa" w:w="60"/>
+              <w:right w:type="dxa" w:w="100"/>
+            </w:tcMar>
+            <w:vAlign w:val="center"/>
+          </w:tcPr>
+          <w:p>
+            <w:pPr>
+              <w:bidi/>
+              <w:spacing w:after="0" w:before="0" w:line="300"/>
+            </w:pPr>
+            <w:r>
+              <w:rPr>
+                <w:rFonts w:ascii="Arial" w:cs="Arial" w:eastAsia="Arial" w:hAnsi="Arial"/>
+                <w:b/>
+                <w:bCs/>
+                <w:sz w:val="20"/>
+                <w:szCs w:val="20"/>
+                <w:rtl/>
+              </w:rPr>
+              <w:t xml:space="preserve">צפיפות מים צלולים</w:t>
+            </w:r>
+          </w:p>
+        </w:tc>
+        <w:tc>
+          <w:tcPr>
+            <w:tcW w:type="dxa" w:w="1700"/>
+            <w:tcBorders>
+              <w:top w:val="single" w:color="B7C4D4" w:sz="4"/>
+              <w:left w:val="single" w:color="B7C4D4" w:sz="4"/>
+              <w:bottom w:val="single" w:color="B7C4D4" w:sz="4"/>
+              <w:right w:val="single" w:color="B7C4D4" w:sz="4"/>
+            </w:tcBorders>
+            <w:shd w:fill="EAF0F7" w:color="auto" w:val="clear"/>
+            <w:tcMar>
+              <w:top w:type="dxa" w:w="60"/>
+              <w:left w:type="dxa" w:w="100"/>
+              <w:bottom w:type="dxa" w:w="60"/>
+              <w:right w:type="dxa" w:w="100"/>
+            </w:tcMar>
+            <w:vAlign w:val="center"/>
+          </w:tcPr>
+          <w:p>
+            <w:pPr>
+              <w:bidi/>
+              <w:spacing w:after="0" w:before="0" w:line="300"/>
+            </w:pPr>
+            <w:r>
+              <w:rPr>
+                <w:rFonts w:ascii="Arial" w:cs="Arial" w:eastAsia="Arial" w:hAnsi="Arial"/>
+                <w:b w:val="false"/>
+                <w:bCs w:val="false"/>
+                <w:sz w:val="20"/>
+                <w:szCs w:val="20"/>
+                <w:rtl/>
+              </w:rPr>
+              <w:t xml:space="preserve">כלי ליטר ושקילה</w:t>
+            </w:r>
+          </w:p>
+        </w:tc>
+        <w:tc>
+          <w:tcPr>
+            <w:tcW w:type="dxa" w:w="1900"/>
+            <w:tcBorders>
+              <w:top w:val="single" w:color="B7C4D4" w:sz="4"/>
+              <w:left w:val="single" w:color="B7C4D4" w:sz="4"/>
+              <w:bottom w:val="single" w:color="B7C4D4" w:sz="4"/>
+              <w:right w:val="single" w:color="B7C4D4" w:sz="4"/>
+            </w:tcBorders>
+            <w:shd w:fill="EAF0F7" w:color="auto" w:val="clear"/>
+            <w:tcMar>
+              <w:top w:type="dxa" w:w="60"/>
+              <w:left w:type="dxa" w:w="100"/>
+              <w:bottom w:type="dxa" w:w="60"/>
+              <w:right w:type="dxa" w:w="100"/>
+            </w:tcMar>
+            <w:vAlign w:val="center"/>
+          </w:tcPr>
+          <w:p>
+            <w:pPr>
+              <w:bidi/>
+              <w:spacing w:after="0" w:before="0" w:line="300"/>
+            </w:pPr>
+            <w:r>
+              <w:rPr>
+                <w:rFonts w:ascii="Arial" w:cs="Arial" w:eastAsia="Arial" w:hAnsi="Arial"/>
+                <w:b w:val="false"/>
+                <w:bCs w:val="false"/>
+                <w:sz w:val="20"/>
+                <w:szCs w:val="20"/>
+                <w:rtl/>
+              </w:rPr>
+              <w:t xml:space="preserve">כל יום ייצור</w:t>
+            </w:r>
+          </w:p>
+        </w:tc>
+        <w:tc>
+          <w:tcPr>
+            <w:tcW w:type="dxa" w:w="2738"/>
+            <w:tcBorders>
+              <w:top w:val="single" w:color="B7C4D4" w:sz="4"/>
+              <w:left w:val="single" w:color="B7C4D4" w:sz="4"/>
+              <w:bottom w:val="single" w:color="B7C4D4" w:sz="4"/>
+              <w:right w:val="single" w:color="B7C4D4" w:sz="4"/>
+            </w:tcBorders>
+            <w:shd w:fill="EAF0F7" w:color="auto" w:val="clear"/>
+            <w:tcMar>
+              <w:top w:type="dxa" w:w="60"/>
+              <w:left w:type="dxa" w:w="100"/>
+              <w:bottom w:type="dxa" w:w="60"/>
+              <w:right w:type="dxa" w:w="100"/>
+            </w:tcMar>
+            <w:vAlign w:val="center"/>
+          </w:tcPr>
+          <w:p>
+            <w:pPr>
+              <w:bidi/>
+              <w:spacing w:after="0" w:before="0" w:line="300"/>
+            </w:pPr>
+            <w:r>
+              <w:rPr>
+                <w:rFonts w:ascii="Arial" w:cs="Arial" w:eastAsia="Arial" w:hAnsi="Arial"/>
+                <w:b w:val="false"/>
+                <w:bCs w:val="false"/>
+                <w:sz w:val="20"/>
+                <w:szCs w:val="20"/>
+                <w:rtl/>
+              </w:rPr>
+              <w:t xml:space="preserve">עד הגבול שקבע הטכנולוג</w:t>
+            </w:r>
+          </w:p>
+        </w:tc>
+        <w:tc>
+          <w:tcPr>
+            <w:tcW w:type="dxa" w:w="1600"/>
+            <w:tcBorders>
+              <w:top w:val="single" w:color="B7C4D4" w:sz="4"/>
+              <w:left w:val="single" w:color="B7C4D4" w:sz="4"/>
+              <w:bottom w:val="single" w:color="B7C4D4" w:sz="4"/>
+              <w:right w:val="single" w:color="B7C4D4" w:sz="4"/>
+            </w:tcBorders>
+            <w:shd w:fill="EAF0F7" w:color="auto" w:val="clear"/>
+            <w:tcMar>
+              <w:top w:type="dxa" w:w="60"/>
+              <w:left w:type="dxa" w:w="100"/>
+              <w:bottom w:type="dxa" w:w="60"/>
+              <w:right w:type="dxa" w:w="100"/>
+            </w:tcMar>
+            <w:vAlign w:val="center"/>
+          </w:tcPr>
+          <w:p>
+            <w:pPr>
+              <w:bidi/>
+              <w:spacing w:after="0" w:before="0" w:line="300"/>
+            </w:pPr>
+            <w:r>
+              <w:rPr>
+                <w:rFonts w:ascii="Arial" w:cs="Arial" w:eastAsia="Arial" w:hAnsi="Arial"/>
+                <w:b w:val="false"/>
+                <w:bCs w:val="false"/>
+                <w:sz w:val="20"/>
+                <w:szCs w:val="20"/>
+                <w:rtl/>
+              </w:rPr>
+              <w:t xml:space="preserve">לבורנט</w:t>
+            </w:r>
+          </w:p>
+        </w:tc>
+      </w:tr>
+      <w:tr>
+        <w:trPr>
+          <w:cantSplit/>
+        </w:trPr>
+        <w:tc>
+          <w:tcPr>
+            <w:tcW w:type="dxa" w:w="1700"/>
+            <w:tcBorders>
+              <w:top w:val="single" w:color="B7C4D4" w:sz="4"/>
+              <w:left w:val="single" w:color="B7C4D4" w:sz="4"/>
+              <w:bottom w:val="single" w:color="B7C4D4" w:sz="4"/>
+              <w:right w:val="single" w:color="B7C4D4" w:sz="4"/>
+            </w:tcBorders>
+            <w:tcMar>
+              <w:top w:type="dxa" w:w="60"/>
+              <w:left w:type="dxa" w:w="100"/>
+              <w:bottom w:type="dxa" w:w="60"/>
+              <w:right w:type="dxa" w:w="100"/>
+            </w:tcMar>
+            <w:vAlign w:val="center"/>
+          </w:tcPr>
+          <w:p>
+            <w:pPr>
+              <w:bidi/>
+              <w:spacing w:after="0" w:before="0" w:line="300"/>
+            </w:pPr>
+            <w:r>
+              <w:rPr>
+                <w:rFonts w:ascii="Arial" w:cs="Arial" w:eastAsia="Arial" w:hAnsi="Arial"/>
+                <w:b/>
+                <w:bCs/>
+                <w:sz w:val="20"/>
+                <w:szCs w:val="20"/>
+                <w:rtl/>
+              </w:rPr>
+              <w:t xml:space="preserve">בדיקה מקדימה (שמן, קצף, ריח, pH)</w:t>
+            </w:r>
+          </w:p>
+        </w:tc>
+        <w:tc>
+          <w:tcPr>
+            <w:tcW w:type="dxa" w:w="1700"/>
+            <w:tcBorders>
+              <w:top w:val="single" w:color="B7C4D4" w:sz="4"/>
+              <w:left w:val="single" w:color="B7C4D4" w:sz="4"/>
+              <w:bottom w:val="single" w:color="B7C4D4" w:sz="4"/>
+              <w:right w:val="single" w:color="B7C4D4" w:sz="4"/>
+            </w:tcBorders>
+            <w:tcMar>
+              <w:top w:type="dxa" w:w="60"/>
+              <w:left w:type="dxa" w:w="100"/>
+              <w:bottom w:type="dxa" w:w="60"/>
+              <w:right w:type="dxa" w:w="100"/>
+            </w:tcMar>
+            <w:vAlign w:val="center"/>
+          </w:tcPr>
+          <w:p>
+            <w:pPr>
+              <w:bidi/>
+              <w:spacing w:after="0" w:before="0" w:line="300"/>
+            </w:pPr>
+            <w:r>
+              <w:rPr>
+                <w:rFonts w:ascii="Arial" w:cs="Arial" w:eastAsia="Arial" w:hAnsi="Arial"/>
+                <w:b w:val="false"/>
+                <w:bCs w:val="false"/>
+                <w:sz w:val="20"/>
+                <w:szCs w:val="20"/>
+                <w:rtl/>
+              </w:rPr>
+              <w:t xml:space="preserve">לפי EN 1008</w:t>
+            </w:r>
+          </w:p>
+        </w:tc>
+        <w:tc>
+          <w:tcPr>
+            <w:tcW w:type="dxa" w:w="1900"/>
+            <w:tcBorders>
+              <w:top w:val="single" w:color="B7C4D4" w:sz="4"/>
+              <w:left w:val="single" w:color="B7C4D4" w:sz="4"/>
+              <w:bottom w:val="single" w:color="B7C4D4" w:sz="4"/>
+              <w:right w:val="single" w:color="B7C4D4" w:sz="4"/>
+            </w:tcBorders>
+            <w:tcMar>
+              <w:top w:type="dxa" w:w="60"/>
+              <w:left w:type="dxa" w:w="100"/>
+              <w:bottom w:type="dxa" w:w="60"/>
+              <w:right w:type="dxa" w:w="100"/>
+            </w:tcMar>
+            <w:vAlign w:val="center"/>
+          </w:tcPr>
+          <w:p>
+            <w:pPr>
+              <w:bidi/>
+              <w:spacing w:after="0" w:before="0" w:line="300"/>
+            </w:pPr>
+            <w:r>
+              <w:rPr>
+                <w:rFonts w:ascii="Arial" w:cs="Arial" w:eastAsia="Arial" w:hAnsi="Arial"/>
+                <w:b w:val="false"/>
+                <w:bCs w:val="false"/>
+                <w:sz w:val="20"/>
+                <w:szCs w:val="20"/>
+                <w:rtl/>
+              </w:rPr>
+              <w:t xml:space="preserve">שבועית ובכל חשד לזיהום</w:t>
+            </w:r>
+          </w:p>
+        </w:tc>
+        <w:tc>
+          <w:tcPr>
+            <w:tcW w:type="dxa" w:w="2738"/>
+            <w:tcBorders>
+              <w:top w:val="single" w:color="B7C4D4" w:sz="4"/>
+              <w:left w:val="single" w:color="B7C4D4" w:sz="4"/>
+              <w:bottom w:val="single" w:color="B7C4D4" w:sz="4"/>
+              <w:right w:val="single" w:color="B7C4D4" w:sz="4"/>
+            </w:tcBorders>
+            <w:tcMar>
+              <w:top w:type="dxa" w:w="60"/>
+              <w:left w:type="dxa" w:w="100"/>
+              <w:bottom w:type="dxa" w:w="60"/>
+              <w:right w:type="dxa" w:w="100"/>
+            </w:tcMar>
+            <w:vAlign w:val="center"/>
+          </w:tcPr>
+          <w:p>
+            <w:pPr>
+              <w:bidi/>
+              <w:spacing w:after="0" w:before="0" w:line="300"/>
+            </w:pPr>
+            <w:r>
+              <w:rPr>
+                <w:rFonts w:ascii="Arial" w:cs="Arial" w:eastAsia="Arial" w:hAnsi="Arial"/>
+                <w:b w:val="false"/>
+                <w:bCs w:val="false"/>
+                <w:sz w:val="20"/>
+                <w:szCs w:val="20"/>
+                <w:rtl/>
+              </w:rPr>
+              <w:t xml:space="preserve">ללא שמן נראה; קצף נעלם תוך 2 דקות; pH 4 לפחות</w:t>
+            </w:r>
+          </w:p>
+        </w:tc>
+        <w:tc>
+          <w:tcPr>
+            <w:tcW w:type="dxa" w:w="1600"/>
+            <w:tcBorders>
+              <w:top w:val="single" w:color="B7C4D4" w:sz="4"/>
+              <w:left w:val="single" w:color="B7C4D4" w:sz="4"/>
+              <w:bottom w:val="single" w:color="B7C4D4" w:sz="4"/>
+              <w:right w:val="single" w:color="B7C4D4" w:sz="4"/>
+            </w:tcBorders>
+            <w:tcMar>
+              <w:top w:type="dxa" w:w="60"/>
+              <w:left w:type="dxa" w:w="100"/>
+              <w:bottom w:type="dxa" w:w="60"/>
+              <w:right w:type="dxa" w:w="100"/>
+            </w:tcMar>
+            <w:vAlign w:val="center"/>
+          </w:tcPr>
+          <w:p>
+            <w:pPr>
+              <w:bidi/>
+              <w:spacing w:after="0" w:before="0" w:line="300"/>
+            </w:pPr>
+            <w:r>
+              <w:rPr>
+                <w:rFonts w:ascii="Arial" w:cs="Arial" w:eastAsia="Arial" w:hAnsi="Arial"/>
+                <w:b w:val="false"/>
+                <w:bCs w:val="false"/>
+                <w:sz w:val="20"/>
+                <w:szCs w:val="20"/>
+                <w:rtl/>
+              </w:rPr>
+              <w:t xml:space="preserve">לבורנט</w:t>
+            </w:r>
+          </w:p>
+        </w:tc>
+      </w:tr>
+      <w:tr>
+        <w:trPr>
+          <w:cantSplit/>
+        </w:trPr>
+        <w:tc>
+          <w:tcPr>
+            <w:tcW w:type="dxa" w:w="1700"/>
+            <w:tcBorders>
+              <w:top w:val="single" w:color="B7C4D4" w:sz="4"/>
+              <w:left w:val="single" w:color="B7C4D4" w:sz="4"/>
+              <w:bottom w:val="single" w:color="B7C4D4" w:sz="4"/>
+              <w:right w:val="single" w:color="B7C4D4" w:sz="4"/>
+            </w:tcBorders>
+            <w:shd w:fill="EAF0F7" w:color="auto" w:val="clear"/>
+            <w:tcMar>
+              <w:top w:type="dxa" w:w="60"/>
+              <w:left w:type="dxa" w:w="100"/>
+              <w:bottom w:type="dxa" w:w="60"/>
+              <w:right w:type="dxa" w:w="100"/>
+            </w:tcMar>
+            <w:vAlign w:val="center"/>
+          </w:tcPr>
+          <w:p>
+            <w:pPr>
+              <w:bidi/>
+              <w:spacing w:after="0" w:before="0" w:line="300"/>
+            </w:pPr>
+            <w:r>
+              <w:rPr>
+                <w:rFonts w:ascii="Arial" w:cs="Arial" w:eastAsia="Arial" w:hAnsi="Arial"/>
+                <w:b/>
+                <w:bCs/>
+                <w:sz w:val="20"/>
+                <w:szCs w:val="20"/>
+                <w:rtl/>
+              </w:rPr>
+              <w:t xml:space="preserve">כלורידים</w:t>
+            </w:r>
+          </w:p>
+        </w:tc>
+        <w:tc>
+          <w:tcPr>
+            <w:tcW w:type="dxa" w:w="1700"/>
+            <w:tcBorders>
+              <w:top w:val="single" w:color="B7C4D4" w:sz="4"/>
+              <w:left w:val="single" w:color="B7C4D4" w:sz="4"/>
+              <w:bottom w:val="single" w:color="B7C4D4" w:sz="4"/>
+              <w:right w:val="single" w:color="B7C4D4" w:sz="4"/>
+            </w:tcBorders>
+            <w:shd w:fill="EAF0F7" w:color="auto" w:val="clear"/>
+            <w:tcMar>
+              <w:top w:type="dxa" w:w="60"/>
+              <w:left w:type="dxa" w:w="100"/>
+              <w:bottom w:type="dxa" w:w="60"/>
+              <w:right w:type="dxa" w:w="100"/>
+            </w:tcMar>
+            <w:vAlign w:val="center"/>
+          </w:tcPr>
+          <w:p>
+            <w:pPr>
+              <w:bidi/>
+              <w:spacing w:after="0" w:before="0" w:line="300"/>
+            </w:pPr>
+            <w:r>
+              <w:rPr>
+                <w:rFonts w:ascii="Arial" w:cs="Arial" w:eastAsia="Arial" w:hAnsi="Arial"/>
+                <w:b w:val="false"/>
+                <w:bCs w:val="false"/>
+                <w:sz w:val="20"/>
+                <w:szCs w:val="20"/>
+                <w:rtl/>
+              </w:rPr>
+              <w:t xml:space="preserve">אנליזה כימית</w:t>
+            </w:r>
+          </w:p>
+        </w:tc>
+        <w:tc>
+          <w:tcPr>
+            <w:tcW w:type="dxa" w:w="1900"/>
+            <w:tcBorders>
+              <w:top w:val="single" w:color="B7C4D4" w:sz="4"/>
+              <w:left w:val="single" w:color="B7C4D4" w:sz="4"/>
+              <w:bottom w:val="single" w:color="B7C4D4" w:sz="4"/>
+              <w:right w:val="single" w:color="B7C4D4" w:sz="4"/>
+            </w:tcBorders>
+            <w:shd w:fill="EAF0F7" w:color="auto" w:val="clear"/>
+            <w:tcMar>
+              <w:top w:type="dxa" w:w="60"/>
+              <w:left w:type="dxa" w:w="100"/>
+              <w:bottom w:type="dxa" w:w="60"/>
+              <w:right w:type="dxa" w:w="100"/>
+            </w:tcMar>
+            <w:vAlign w:val="center"/>
+          </w:tcPr>
+          <w:p>
+            <w:pPr>
+              <w:bidi/>
+              <w:spacing w:after="0" w:before="0" w:line="300"/>
+            </w:pPr>
+            <w:r>
+              <w:rPr>
+                <w:rFonts w:ascii="Arial" w:cs="Arial" w:eastAsia="Arial" w:hAnsi="Arial"/>
+                <w:b w:val="false"/>
+                <w:bCs w:val="false"/>
+                <w:sz w:val="20"/>
+                <w:szCs w:val="20"/>
+                <w:rtl/>
+              </w:rPr>
+              <w:t xml:space="preserve">לפני תחילת שימוש, ואחת לחצי שנה</w:t>
+            </w:r>
+          </w:p>
+        </w:tc>
+        <w:tc>
+          <w:tcPr>
+            <w:tcW w:type="dxa" w:w="2738"/>
+            <w:tcBorders>
+              <w:top w:val="single" w:color="B7C4D4" w:sz="4"/>
+              <w:left w:val="single" w:color="B7C4D4" w:sz="4"/>
+              <w:bottom w:val="single" w:color="B7C4D4" w:sz="4"/>
+              <w:right w:val="single" w:color="B7C4D4" w:sz="4"/>
+            </w:tcBorders>
+            <w:shd w:fill="EAF0F7" w:color="auto" w:val="clear"/>
+            <w:tcMar>
+              <w:top w:type="dxa" w:w="60"/>
+              <w:left w:type="dxa" w:w="100"/>
+              <w:bottom w:type="dxa" w:w="60"/>
+              <w:right w:type="dxa" w:w="100"/>
+            </w:tcMar>
+            <w:vAlign w:val="center"/>
+          </w:tcPr>
+          <w:p>
+            <w:pPr>
+              <w:bidi/>
+              <w:spacing w:after="0" w:before="0" w:line="300"/>
+            </w:pPr>
+            <w:r>
+              <w:rPr>
+                <w:rFonts w:ascii="Arial" w:cs="Arial" w:eastAsia="Arial" w:hAnsi="Arial"/>
+                <w:b w:val="false"/>
+                <w:bCs w:val="false"/>
+                <w:sz w:val="20"/>
+                <w:szCs w:val="20"/>
+                <w:rtl/>
+              </w:rPr>
+              <w:t xml:space="preserve">לפי EN 1008: בטון מזוין עד 1,000 מ"ג לליטר; בטון לא מזוין עד 4,500 מ"ג לליטר</w:t>
+            </w:r>
+          </w:p>
+        </w:tc>
+        <w:tc>
+          <w:tcPr>
+            <w:tcW w:type="dxa" w:w="1600"/>
+            <w:tcBorders>
+              <w:top w:val="single" w:color="B7C4D4" w:sz="4"/>
+              <w:left w:val="single" w:color="B7C4D4" w:sz="4"/>
+              <w:bottom w:val="single" w:color="B7C4D4" w:sz="4"/>
+              <w:right w:val="single" w:color="B7C4D4" w:sz="4"/>
+            </w:tcBorders>
+            <w:shd w:fill="EAF0F7" w:color="auto" w:val="clear"/>
+            <w:tcMar>
+              <w:top w:type="dxa" w:w="60"/>
+              <w:left w:type="dxa" w:w="100"/>
+              <w:bottom w:type="dxa" w:w="60"/>
+              <w:right w:type="dxa" w:w="100"/>
+            </w:tcMar>
+            <w:vAlign w:val="center"/>
+          </w:tcPr>
+          <w:p>
+            <w:pPr>
+              <w:bidi/>
+              <w:spacing w:after="0" w:before="0" w:line="300"/>
+            </w:pPr>
+            <w:r>
+              <w:rPr>
+                <w:rFonts w:ascii="Arial" w:cs="Arial" w:eastAsia="Arial" w:hAnsi="Arial"/>
+                <w:b w:val="false"/>
+                <w:bCs w:val="false"/>
+                <w:sz w:val="20"/>
+                <w:szCs w:val="20"/>
+                <w:rtl/>
+              </w:rPr>
+              <w:t xml:space="preserve">מעבדה מוסמכת</w:t>
+            </w:r>
+          </w:p>
+        </w:tc>
+      </w:tr>
+      <w:tr>
+        <w:trPr>
+          <w:cantSplit/>
+        </w:trPr>
+        <w:tc>
+          <w:tcPr>
+            <w:tcW w:type="dxa" w:w="1700"/>
+            <w:tcBorders>
+              <w:top w:val="single" w:color="B7C4D4" w:sz="4"/>
+              <w:left w:val="single" w:color="B7C4D4" w:sz="4"/>
+              <w:bottom w:val="single" w:color="B7C4D4" w:sz="4"/>
+              <w:right w:val="single" w:color="B7C4D4" w:sz="4"/>
+            </w:tcBorders>
+            <w:tcMar>
+              <w:top w:type="dxa" w:w="60"/>
+              <w:left w:type="dxa" w:w="100"/>
+              <w:bottom w:type="dxa" w:w="60"/>
+              <w:right w:type="dxa" w:w="100"/>
+            </w:tcMar>
+            <w:vAlign w:val="center"/>
+          </w:tcPr>
+          <w:p>
+            <w:pPr>
+              <w:bidi/>
+              <w:spacing w:after="0" w:before="0" w:line="300"/>
+            </w:pPr>
+            <w:r>
+              <w:rPr>
+                <w:rFonts w:ascii="Arial" w:cs="Arial" w:eastAsia="Arial" w:hAnsi="Arial"/>
+                <w:b/>
+                <w:bCs/>
+                <w:sz w:val="20"/>
+                <w:szCs w:val="20"/>
+                <w:rtl/>
+              </w:rPr>
+              <w:t xml:space="preserve">סולפטים ואלקליים</w:t>
+            </w:r>
+          </w:p>
+        </w:tc>
+        <w:tc>
+          <w:tcPr>
+            <w:tcW w:type="dxa" w:w="1700"/>
+            <w:tcBorders>
+              <w:top w:val="single" w:color="B7C4D4" w:sz="4"/>
+              <w:left w:val="single" w:color="B7C4D4" w:sz="4"/>
+              <w:bottom w:val="single" w:color="B7C4D4" w:sz="4"/>
+              <w:right w:val="single" w:color="B7C4D4" w:sz="4"/>
+            </w:tcBorders>
+            <w:tcMar>
+              <w:top w:type="dxa" w:w="60"/>
+              <w:left w:type="dxa" w:w="100"/>
+              <w:bottom w:type="dxa" w:w="60"/>
+              <w:right w:type="dxa" w:w="100"/>
+            </w:tcMar>
+            <w:vAlign w:val="center"/>
+          </w:tcPr>
+          <w:p>
+            <w:pPr>
+              <w:bidi/>
+              <w:spacing w:after="0" w:before="0" w:line="300"/>
+            </w:pPr>
+            <w:r>
+              <w:rPr>
+                <w:rFonts w:ascii="Arial" w:cs="Arial" w:eastAsia="Arial" w:hAnsi="Arial"/>
+                <w:b w:val="false"/>
+                <w:bCs w:val="false"/>
+                <w:sz w:val="20"/>
+                <w:szCs w:val="20"/>
+                <w:rtl/>
+              </w:rPr>
+              <w:t xml:space="preserve">אנליזה כימית</w:t>
+            </w:r>
+          </w:p>
+        </w:tc>
+        <w:tc>
+          <w:tcPr>
+            <w:tcW w:type="dxa" w:w="1900"/>
+            <w:tcBorders>
+              <w:top w:val="single" w:color="B7C4D4" w:sz="4"/>
+              <w:left w:val="single" w:color="B7C4D4" w:sz="4"/>
+              <w:bottom w:val="single" w:color="B7C4D4" w:sz="4"/>
+              <w:right w:val="single" w:color="B7C4D4" w:sz="4"/>
+            </w:tcBorders>
+            <w:tcMar>
+              <w:top w:type="dxa" w:w="60"/>
+              <w:left w:type="dxa" w:w="100"/>
+              <w:bottom w:type="dxa" w:w="60"/>
+              <w:right w:type="dxa" w:w="100"/>
+            </w:tcMar>
+            <w:vAlign w:val="center"/>
+          </w:tcPr>
+          <w:p>
+            <w:pPr>
+              <w:bidi/>
+              <w:spacing w:after="0" w:before="0" w:line="300"/>
+            </w:pPr>
+            <w:r>
+              <w:rPr>
+                <w:rFonts w:ascii="Arial" w:cs="Arial" w:eastAsia="Arial" w:hAnsi="Arial"/>
+                <w:b w:val="false"/>
+                <w:bCs w:val="false"/>
+                <w:sz w:val="20"/>
+                <w:szCs w:val="20"/>
+                <w:rtl/>
+              </w:rPr>
+              <w:t xml:space="preserve">לפני תחילת שימוש, ואחת לחצי שנה</w:t>
+            </w:r>
+          </w:p>
+        </w:tc>
+        <w:tc>
+          <w:tcPr>
+            <w:tcW w:type="dxa" w:w="2738"/>
+            <w:tcBorders>
+              <w:top w:val="single" w:color="B7C4D4" w:sz="4"/>
+              <w:left w:val="single" w:color="B7C4D4" w:sz="4"/>
+              <w:bottom w:val="single" w:color="B7C4D4" w:sz="4"/>
+              <w:right w:val="single" w:color="B7C4D4" w:sz="4"/>
+            </w:tcBorders>
+            <w:tcMar>
+              <w:top w:type="dxa" w:w="60"/>
+              <w:left w:type="dxa" w:w="100"/>
+              <w:bottom w:type="dxa" w:w="60"/>
+              <w:right w:type="dxa" w:w="100"/>
+            </w:tcMar>
+            <w:vAlign w:val="center"/>
+          </w:tcPr>
+          <w:p>
+            <w:pPr>
+              <w:bidi/>
+              <w:spacing w:after="0" w:before="0" w:line="300"/>
+            </w:pPr>
+            <w:r>
+              <w:rPr>
+                <w:rFonts w:ascii="Arial" w:cs="Arial" w:eastAsia="Arial" w:hAnsi="Arial"/>
+                <w:b w:val="false"/>
+                <w:bCs w:val="false"/>
+                <w:sz w:val="20"/>
+                <w:szCs w:val="20"/>
+                <w:rtl/>
+              </w:rPr>
+              <w:t xml:space="preserve">סולפטים עד 2,000 מ"ג לליטר; אלקליים עד 1,500 מ"ג לליטר (Na₂O שווה ערך) כשיש אגרגט ריאקטיבי</w:t>
+            </w:r>
+          </w:p>
+        </w:tc>
+        <w:tc>
+          <w:tcPr>
+            <w:tcW w:type="dxa" w:w="1600"/>
+            <w:tcBorders>
+              <w:top w:val="single" w:color="B7C4D4" w:sz="4"/>
+              <w:left w:val="single" w:color="B7C4D4" w:sz="4"/>
+              <w:bottom w:val="single" w:color="B7C4D4" w:sz="4"/>
+              <w:right w:val="single" w:color="B7C4D4" w:sz="4"/>
+            </w:tcBorders>
+            <w:tcMar>
+              <w:top w:type="dxa" w:w="60"/>
+              <w:left w:type="dxa" w:w="100"/>
+              <w:bottom w:type="dxa" w:w="60"/>
+              <w:right w:type="dxa" w:w="100"/>
+            </w:tcMar>
+            <w:vAlign w:val="center"/>
+          </w:tcPr>
+          <w:p>
+            <w:pPr>
+              <w:bidi/>
+              <w:spacing w:after="0" w:before="0" w:line="300"/>
+            </w:pPr>
+            <w:r>
+              <w:rPr>
+                <w:rFonts w:ascii="Arial" w:cs="Arial" w:eastAsia="Arial" w:hAnsi="Arial"/>
+                <w:b w:val="false"/>
+                <w:bCs w:val="false"/>
+                <w:sz w:val="20"/>
+                <w:szCs w:val="20"/>
+                <w:rtl/>
+              </w:rPr>
+              <w:t xml:space="preserve">מעבדה מוסמכת</w:t>
+            </w:r>
+          </w:p>
+        </w:tc>
+      </w:tr>
+      <w:tr>
+        <w:trPr>
+          <w:cantSplit/>
+        </w:trPr>
+        <w:tc>
+          <w:tcPr>
+            <w:tcW w:type="dxa" w:w="1700"/>
+            <w:tcBorders>
+              <w:top w:val="single" w:color="B7C4D4" w:sz="4"/>
+              <w:left w:val="single" w:color="B7C4D4" w:sz="4"/>
+              <w:bottom w:val="single" w:color="B7C4D4" w:sz="4"/>
+              <w:right w:val="single" w:color="B7C4D4" w:sz="4"/>
+            </w:tcBorders>
+            <w:shd w:fill="EAF0F7" w:color="auto" w:val="clear"/>
+            <w:tcMar>
+              <w:top w:type="dxa" w:w="60"/>
+              <w:left w:type="dxa" w:w="100"/>
+              <w:bottom w:type="dxa" w:w="60"/>
+              <w:right w:type="dxa" w:w="100"/>
+            </w:tcMar>
+            <w:vAlign w:val="center"/>
+          </w:tcPr>
+          <w:p>
+            <w:pPr>
+              <w:bidi/>
+              <w:spacing w:after="0" w:before="0" w:line="300"/>
+            </w:pPr>
+            <w:r>
+              <w:rPr>
+                <w:rFonts w:ascii="Arial" w:cs="Arial" w:eastAsia="Arial" w:hAnsi="Arial"/>
+                <w:b/>
+                <w:bCs/>
+                <w:sz w:val="20"/>
+                <w:szCs w:val="20"/>
+                <w:rtl/>
+              </w:rPr>
+              <w:t xml:space="preserve">מזהמים מזיקים</w:t>
+            </w:r>
+          </w:p>
+        </w:tc>
+        <w:tc>
+          <w:tcPr>
+            <w:tcW w:type="dxa" w:w="1700"/>
+            <w:tcBorders>
+              <w:top w:val="single" w:color="B7C4D4" w:sz="4"/>
+              <w:left w:val="single" w:color="B7C4D4" w:sz="4"/>
+              <w:bottom w:val="single" w:color="B7C4D4" w:sz="4"/>
+              <w:right w:val="single" w:color="B7C4D4" w:sz="4"/>
+            </w:tcBorders>
+            <w:shd w:fill="EAF0F7" w:color="auto" w:val="clear"/>
+            <w:tcMar>
+              <w:top w:type="dxa" w:w="60"/>
+              <w:left w:type="dxa" w:w="100"/>
+              <w:bottom w:type="dxa" w:w="60"/>
+              <w:right w:type="dxa" w:w="100"/>
+            </w:tcMar>
+            <w:vAlign w:val="center"/>
+          </w:tcPr>
+          <w:p>
+            <w:pPr>
+              <w:bidi/>
+              <w:spacing w:after="0" w:before="0" w:line="300"/>
+            </w:pPr>
+            <w:r>
+              <w:rPr>
+                <w:rFonts w:ascii="Arial" w:cs="Arial" w:eastAsia="Arial" w:hAnsi="Arial"/>
+                <w:b w:val="false"/>
+                <w:bCs w:val="false"/>
+                <w:sz w:val="20"/>
+                <w:szCs w:val="20"/>
+                <w:rtl/>
+              </w:rPr>
+              <w:t xml:space="preserve">אנליזה כימית</w:t>
+            </w:r>
+          </w:p>
+        </w:tc>
+        <w:tc>
+          <w:tcPr>
+            <w:tcW w:type="dxa" w:w="1900"/>
+            <w:tcBorders>
+              <w:top w:val="single" w:color="B7C4D4" w:sz="4"/>
+              <w:left w:val="single" w:color="B7C4D4" w:sz="4"/>
+              <w:bottom w:val="single" w:color="B7C4D4" w:sz="4"/>
+              <w:right w:val="single" w:color="B7C4D4" w:sz="4"/>
+            </w:tcBorders>
+            <w:shd w:fill="EAF0F7" w:color="auto" w:val="clear"/>
+            <w:tcMar>
+              <w:top w:type="dxa" w:w="60"/>
+              <w:left w:type="dxa" w:w="100"/>
+              <w:bottom w:type="dxa" w:w="60"/>
+              <w:right w:type="dxa" w:w="100"/>
+            </w:tcMar>
+            <w:vAlign w:val="center"/>
+          </w:tcPr>
+          <w:p>
+            <w:pPr>
+              <w:bidi/>
+              <w:spacing w:after="0" w:before="0" w:line="300"/>
+            </w:pPr>
+            <w:r>
+              <w:rPr>
+                <w:rFonts w:ascii="Arial" w:cs="Arial" w:eastAsia="Arial" w:hAnsi="Arial"/>
+                <w:b w:val="false"/>
+                <w:bCs w:val="false"/>
+                <w:sz w:val="20"/>
+                <w:szCs w:val="20"/>
+                <w:rtl/>
+              </w:rPr>
+              <w:t xml:space="preserve">לפני תחילת שימוש, ואחת לשנה</w:t>
+            </w:r>
+          </w:p>
+        </w:tc>
+        <w:tc>
+          <w:tcPr>
+            <w:tcW w:type="dxa" w:w="2738"/>
+            <w:tcBorders>
+              <w:top w:val="single" w:color="B7C4D4" w:sz="4"/>
+              <w:left w:val="single" w:color="B7C4D4" w:sz="4"/>
+              <w:bottom w:val="single" w:color="B7C4D4" w:sz="4"/>
+              <w:right w:val="single" w:color="B7C4D4" w:sz="4"/>
+            </w:tcBorders>
+            <w:shd w:fill="EAF0F7" w:color="auto" w:val="clear"/>
+            <w:tcMar>
+              <w:top w:type="dxa" w:w="60"/>
+              <w:left w:type="dxa" w:w="100"/>
+              <w:bottom w:type="dxa" w:w="60"/>
+              <w:right w:type="dxa" w:w="100"/>
+            </w:tcMar>
+            <w:vAlign w:val="center"/>
+          </w:tcPr>
+          <w:p>
+            <w:pPr>
+              <w:bidi/>
+              <w:spacing w:after="0" w:before="0" w:line="300"/>
+            </w:pPr>
+            <w:r>
+              <w:rPr>
+                <w:rFonts w:ascii="Arial" w:cs="Arial" w:eastAsia="Arial" w:hAnsi="Arial"/>
+                <w:b w:val="false"/>
+                <w:bCs w:val="false"/>
+                <w:sz w:val="20"/>
+                <w:szCs w:val="20"/>
+                <w:rtl/>
+              </w:rPr>
+              <w:t xml:space="preserve">סוכרים ופוספטים (P₂O₅) עד 100 מ"ג לליטר כל אחד; ניטרטים עד 500; עופרת ואבץ עד 100</w:t>
+            </w:r>
+          </w:p>
+        </w:tc>
+        <w:tc>
+          <w:tcPr>
+            <w:tcW w:type="dxa" w:w="1600"/>
+            <w:tcBorders>
+              <w:top w:val="single" w:color="B7C4D4" w:sz="4"/>
+              <w:left w:val="single" w:color="B7C4D4" w:sz="4"/>
+              <w:bottom w:val="single" w:color="B7C4D4" w:sz="4"/>
+              <w:right w:val="single" w:color="B7C4D4" w:sz="4"/>
+            </w:tcBorders>
+            <w:shd w:fill="EAF0F7" w:color="auto" w:val="clear"/>
+            <w:tcMar>
+              <w:top w:type="dxa" w:w="60"/>
+              <w:left w:type="dxa" w:w="100"/>
+              <w:bottom w:type="dxa" w:w="60"/>
+              <w:right w:type="dxa" w:w="100"/>
+            </w:tcMar>
+            <w:vAlign w:val="center"/>
+          </w:tcPr>
+          <w:p>
+            <w:pPr>
+              <w:bidi/>
+              <w:spacing w:after="0" w:before="0" w:line="300"/>
+            </w:pPr>
+            <w:r>
+              <w:rPr>
+                <w:rFonts w:ascii="Arial" w:cs="Arial" w:eastAsia="Arial" w:hAnsi="Arial"/>
+                <w:b w:val="false"/>
+                <w:bCs w:val="false"/>
+                <w:sz w:val="20"/>
+                <w:szCs w:val="20"/>
+                <w:rtl/>
+              </w:rPr>
+              <w:t xml:space="preserve">מעבדה מוסמכת</w:t>
+            </w:r>
+          </w:p>
+        </w:tc>
+      </w:tr>
+      <w:tr>
+        <w:trPr>
+          <w:cantSplit/>
+        </w:trPr>
+        <w:tc>
+          <w:tcPr>
+            <w:tcW w:type="dxa" w:w="1700"/>
+            <w:tcBorders>
+              <w:top w:val="single" w:color="B7C4D4" w:sz="4"/>
+              <w:left w:val="single" w:color="B7C4D4" w:sz="4"/>
+              <w:bottom w:val="single" w:color="B7C4D4" w:sz="4"/>
+              <w:right w:val="single" w:color="B7C4D4" w:sz="4"/>
+            </w:tcBorders>
+            <w:tcMar>
+              <w:top w:type="dxa" w:w="60"/>
+              <w:left w:type="dxa" w:w="100"/>
+              <w:bottom w:type="dxa" w:w="60"/>
+              <w:right w:type="dxa" w:w="100"/>
+            </w:tcMar>
+            <w:vAlign w:val="center"/>
+          </w:tcPr>
+          <w:p>
+            <w:pPr>
+              <w:bidi/>
+              <w:spacing w:after="0" w:before="0" w:line="300"/>
+            </w:pPr>
+            <w:r>
+              <w:rPr>
+                <w:rFonts w:ascii="Arial" w:cs="Arial" w:eastAsia="Arial" w:hAnsi="Arial"/>
+                <w:b/>
+                <w:bCs/>
+                <w:sz w:val="20"/>
+                <w:szCs w:val="20"/>
+                <w:rtl/>
+              </w:rPr>
+              <w:t xml:space="preserve">זמני התקשות</w:t>
+            </w:r>
+          </w:p>
+        </w:tc>
+        <w:tc>
+          <w:tcPr>
+            <w:tcW w:type="dxa" w:w="1700"/>
+            <w:tcBorders>
+              <w:top w:val="single" w:color="B7C4D4" w:sz="4"/>
+              <w:left w:val="single" w:color="B7C4D4" w:sz="4"/>
+              <w:bottom w:val="single" w:color="B7C4D4" w:sz="4"/>
+              <w:right w:val="single" w:color="B7C4D4" w:sz="4"/>
+            </w:tcBorders>
+            <w:tcMar>
+              <w:top w:type="dxa" w:w="60"/>
+              <w:left w:type="dxa" w:w="100"/>
+              <w:bottom w:type="dxa" w:w="60"/>
+              <w:right w:type="dxa" w:w="100"/>
+            </w:tcMar>
+            <w:vAlign w:val="center"/>
+          </w:tcPr>
+          <w:p>
+            <w:pPr>
+              <w:bidi/>
+              <w:spacing w:after="0" w:before="0" w:line="300"/>
+            </w:pPr>
+            <w:r>
+              <w:rPr>
+                <w:rFonts w:ascii="Arial" w:cs="Arial" w:eastAsia="Arial" w:hAnsi="Arial"/>
+                <w:b w:val="false"/>
+                <w:bCs w:val="false"/>
+                <w:sz w:val="20"/>
+                <w:szCs w:val="20"/>
+                <w:rtl/>
+              </w:rPr>
+              <w:t xml:space="preserve">עיסת צמנט, השוואה למי ייחוס</w:t>
+            </w:r>
+          </w:p>
+        </w:tc>
+        <w:tc>
+          <w:tcPr>
+            <w:tcW w:type="dxa" w:w="1900"/>
+            <w:tcBorders>
+              <w:top w:val="single" w:color="B7C4D4" w:sz="4"/>
+              <w:left w:val="single" w:color="B7C4D4" w:sz="4"/>
+              <w:bottom w:val="single" w:color="B7C4D4" w:sz="4"/>
+              <w:right w:val="single" w:color="B7C4D4" w:sz="4"/>
+            </w:tcBorders>
+            <w:tcMar>
+              <w:top w:type="dxa" w:w="60"/>
+              <w:left w:type="dxa" w:w="100"/>
+              <w:bottom w:type="dxa" w:w="60"/>
+              <w:right w:type="dxa" w:w="100"/>
+            </w:tcMar>
+            <w:vAlign w:val="center"/>
+          </w:tcPr>
+          <w:p>
+            <w:pPr>
+              <w:bidi/>
+              <w:spacing w:after="0" w:before="0" w:line="300"/>
+            </w:pPr>
+            <w:r>
+              <w:rPr>
+                <w:rFonts w:ascii="Arial" w:cs="Arial" w:eastAsia="Arial" w:hAnsi="Arial"/>
+                <w:b w:val="false"/>
+                <w:bCs w:val="false"/>
+                <w:sz w:val="20"/>
+                <w:szCs w:val="20"/>
+                <w:rtl/>
+              </w:rPr>
+              <w:t xml:space="preserve">לפני תחילת שימוש, אחת לחצי שנה ובכל חשד</w:t>
+            </w:r>
+          </w:p>
+        </w:tc>
+        <w:tc>
+          <w:tcPr>
+            <w:tcW w:type="dxa" w:w="2738"/>
+            <w:tcBorders>
+              <w:top w:val="single" w:color="B7C4D4" w:sz="4"/>
+              <w:left w:val="single" w:color="B7C4D4" w:sz="4"/>
+              <w:bottom w:val="single" w:color="B7C4D4" w:sz="4"/>
+              <w:right w:val="single" w:color="B7C4D4" w:sz="4"/>
+            </w:tcBorders>
+            <w:tcMar>
+              <w:top w:type="dxa" w:w="60"/>
+              <w:left w:type="dxa" w:w="100"/>
+              <w:bottom w:type="dxa" w:w="60"/>
+              <w:right w:type="dxa" w:w="100"/>
+            </w:tcMar>
+            <w:vAlign w:val="center"/>
+          </w:tcPr>
+          <w:p>
+            <w:pPr>
+              <w:bidi/>
+              <w:spacing w:after="0" w:before="0" w:line="300"/>
+            </w:pPr>
+            <w:r>
+              <w:rPr>
+                <w:rFonts w:ascii="Arial" w:cs="Arial" w:eastAsia="Arial" w:hAnsi="Arial"/>
+                <w:b w:val="false"/>
+                <w:bCs w:val="false"/>
+                <w:sz w:val="20"/>
+                <w:szCs w:val="20"/>
+                <w:rtl/>
+              </w:rPr>
+              <w:t xml:space="preserve">תחילת התקשות שעה לפחות וסוף התקשות עד 12 שעות; סטייה של עד 25% ממי הייחוס</w:t>
+            </w:r>
+          </w:p>
+        </w:tc>
+        <w:tc>
+          <w:tcPr>
+            <w:tcW w:type="dxa" w:w="1600"/>
+            <w:tcBorders>
+              <w:top w:val="single" w:color="B7C4D4" w:sz="4"/>
+              <w:left w:val="single" w:color="B7C4D4" w:sz="4"/>
+              <w:bottom w:val="single" w:color="B7C4D4" w:sz="4"/>
+              <w:right w:val="single" w:color="B7C4D4" w:sz="4"/>
+            </w:tcBorders>
+            <w:tcMar>
+              <w:top w:type="dxa" w:w="60"/>
+              <w:left w:type="dxa" w:w="100"/>
+              <w:bottom w:type="dxa" w:w="60"/>
+              <w:right w:type="dxa" w:w="100"/>
+            </w:tcMar>
+            <w:vAlign w:val="center"/>
+          </w:tcPr>
+          <w:p>
+            <w:pPr>
+              <w:bidi/>
+              <w:spacing w:after="0" w:before="0" w:line="300"/>
+            </w:pPr>
+            <w:r>
+              <w:rPr>
+                <w:rFonts w:ascii="Arial" w:cs="Arial" w:eastAsia="Arial" w:hAnsi="Arial"/>
+                <w:b w:val="false"/>
+                <w:bCs w:val="false"/>
+                <w:sz w:val="20"/>
+                <w:szCs w:val="20"/>
+                <w:rtl/>
+              </w:rPr>
+              <w:t xml:space="preserve">מעבדה מוסמכת</w:t>
+            </w:r>
+          </w:p>
+        </w:tc>
+      </w:tr>
+      <w:tr>
+        <w:trPr>
+          <w:cantSplit/>
+        </w:trPr>
+        <w:tc>
+          <w:tcPr>
+            <w:tcW w:type="dxa" w:w="1700"/>
+            <w:tcBorders>
+              <w:top w:val="single" w:color="B7C4D4" w:sz="4"/>
+              <w:left w:val="single" w:color="B7C4D4" w:sz="4"/>
+              <w:bottom w:val="single" w:color="B7C4D4" w:sz="4"/>
+              <w:right w:val="single" w:color="B7C4D4" w:sz="4"/>
+            </w:tcBorders>
+            <w:shd w:fill="EAF0F7" w:color="auto" w:val="clear"/>
+            <w:tcMar>
+              <w:top w:type="dxa" w:w="60"/>
+              <w:left w:type="dxa" w:w="100"/>
+              <w:bottom w:type="dxa" w:w="60"/>
+              <w:right w:type="dxa" w:w="100"/>
+            </w:tcMar>
+            <w:vAlign w:val="center"/>
+          </w:tcPr>
+          <w:p>
+            <w:pPr>
+              <w:bidi/>
+              <w:spacing w:after="0" w:before="0" w:line="300"/>
+            </w:pPr>
+            <w:r>
+              <w:rPr>
+                <w:rFonts w:ascii="Arial" w:cs="Arial" w:eastAsia="Arial" w:hAnsi="Arial"/>
+                <w:b/>
+                <w:bCs/>
+                <w:sz w:val="20"/>
+                <w:szCs w:val="20"/>
+                <w:rtl/>
+              </w:rPr>
+              <w:t xml:space="preserve">חוזק לחיצה</w:t>
+            </w:r>
+          </w:p>
+        </w:tc>
+        <w:tc>
+          <w:tcPr>
+            <w:tcW w:type="dxa" w:w="1700"/>
+            <w:tcBorders>
+              <w:top w:val="single" w:color="B7C4D4" w:sz="4"/>
+              <w:left w:val="single" w:color="B7C4D4" w:sz="4"/>
+              <w:bottom w:val="single" w:color="B7C4D4" w:sz="4"/>
+              <w:right w:val="single" w:color="B7C4D4" w:sz="4"/>
+            </w:tcBorders>
+            <w:shd w:fill="EAF0F7" w:color="auto" w:val="clear"/>
+            <w:tcMar>
+              <w:top w:type="dxa" w:w="60"/>
+              <w:left w:type="dxa" w:w="100"/>
+              <w:bottom w:type="dxa" w:w="60"/>
+              <w:right w:type="dxa" w:w="100"/>
+            </w:tcMar>
+            <w:vAlign w:val="center"/>
+          </w:tcPr>
+          <w:p>
+            <w:pPr>
+              <w:bidi/>
+              <w:spacing w:after="0" w:before="0" w:line="300"/>
+            </w:pPr>
+            <w:r>
+              <w:rPr>
+                <w:rFonts w:ascii="Arial" w:cs="Arial" w:eastAsia="Arial" w:hAnsi="Arial"/>
+                <w:b w:val="false"/>
+                <w:bCs w:val="false"/>
+                <w:sz w:val="20"/>
+                <w:szCs w:val="20"/>
+                <w:rtl/>
+              </w:rPr>
+              <w:t xml:space="preserve">השוואה לתערובת עם מי ייחוס</w:t>
+            </w:r>
+          </w:p>
+        </w:tc>
+        <w:tc>
+          <w:tcPr>
+            <w:tcW w:type="dxa" w:w="1900"/>
+            <w:tcBorders>
+              <w:top w:val="single" w:color="B7C4D4" w:sz="4"/>
+              <w:left w:val="single" w:color="B7C4D4" w:sz="4"/>
+              <w:bottom w:val="single" w:color="B7C4D4" w:sz="4"/>
+              <w:right w:val="single" w:color="B7C4D4" w:sz="4"/>
+            </w:tcBorders>
+            <w:shd w:fill="EAF0F7" w:color="auto" w:val="clear"/>
+            <w:tcMar>
+              <w:top w:type="dxa" w:w="60"/>
+              <w:left w:type="dxa" w:w="100"/>
+              <w:bottom w:type="dxa" w:w="60"/>
+              <w:right w:type="dxa" w:w="100"/>
+            </w:tcMar>
+            <w:vAlign w:val="center"/>
+          </w:tcPr>
+          <w:p>
+            <w:pPr>
+              <w:bidi/>
+              <w:spacing w:after="0" w:before="0" w:line="300"/>
+            </w:pPr>
+            <w:r>
+              <w:rPr>
+                <w:rFonts w:ascii="Arial" w:cs="Arial" w:eastAsia="Arial" w:hAnsi="Arial"/>
+                <w:b w:val="false"/>
+                <w:bCs w:val="false"/>
+                <w:sz w:val="20"/>
+                <w:szCs w:val="20"/>
+                <w:rtl/>
+              </w:rPr>
+              <w:t xml:space="preserve">לפני תחילת שימוש ואחת לחצי שנה</w:t>
+            </w:r>
+          </w:p>
+        </w:tc>
+        <w:tc>
+          <w:tcPr>
+            <w:tcW w:type="dxa" w:w="2738"/>
+            <w:tcBorders>
+              <w:top w:val="single" w:color="B7C4D4" w:sz="4"/>
+              <w:left w:val="single" w:color="B7C4D4" w:sz="4"/>
+              <w:bottom w:val="single" w:color="B7C4D4" w:sz="4"/>
+              <w:right w:val="single" w:color="B7C4D4" w:sz="4"/>
+            </w:tcBorders>
+            <w:shd w:fill="EAF0F7" w:color="auto" w:val="clear"/>
+            <w:tcMar>
+              <w:top w:type="dxa" w:w="60"/>
+              <w:left w:type="dxa" w:w="100"/>
+              <w:bottom w:type="dxa" w:w="60"/>
+              <w:right w:type="dxa" w:w="100"/>
+            </w:tcMar>
+            <w:vAlign w:val="center"/>
+          </w:tcPr>
+          <w:p>
+            <w:pPr>
+              <w:bidi/>
+              <w:spacing w:after="0" w:before="0" w:line="300"/>
+            </w:pPr>
+            <w:r>
+              <w:rPr>
+                <w:rFonts w:ascii="Arial" w:cs="Arial" w:eastAsia="Arial" w:hAnsi="Arial"/>
+                <w:b w:val="false"/>
+                <w:bCs w:val="false"/>
+                <w:sz w:val="20"/>
+                <w:szCs w:val="20"/>
+                <w:rtl/>
+              </w:rPr>
+              <w:t xml:space="preserve">חוזק ממוצע ב-7 יום לפחות 90% מתערובת הייחוס</w:t>
+            </w:r>
+          </w:p>
+        </w:tc>
+        <w:tc>
+          <w:tcPr>
+            <w:tcW w:type="dxa" w:w="1600"/>
+            <w:tcBorders>
+              <w:top w:val="single" w:color="B7C4D4" w:sz="4"/>
+              <w:left w:val="single" w:color="B7C4D4" w:sz="4"/>
+              <w:bottom w:val="single" w:color="B7C4D4" w:sz="4"/>
+              <w:right w:val="single" w:color="B7C4D4" w:sz="4"/>
+            </w:tcBorders>
+            <w:shd w:fill="EAF0F7" w:color="auto" w:val="clear"/>
+            <w:tcMar>
+              <w:top w:type="dxa" w:w="60"/>
+              <w:left w:type="dxa" w:w="100"/>
+              <w:bottom w:type="dxa" w:w="60"/>
+              <w:right w:type="dxa" w:w="100"/>
+            </w:tcMar>
+            <w:vAlign w:val="center"/>
+          </w:tcPr>
+          <w:p>
+            <w:pPr>
+              <w:bidi/>
+              <w:spacing w:after="0" w:before="0" w:line="300"/>
+            </w:pPr>
+            <w:r>
+              <w:rPr>
+                <w:rFonts w:ascii="Arial" w:cs="Arial" w:eastAsia="Arial" w:hAnsi="Arial"/>
+                <w:b w:val="false"/>
+                <w:bCs w:val="false"/>
+                <w:sz w:val="20"/>
+                <w:szCs w:val="20"/>
+                <w:rtl/>
+              </w:rPr>
+              <w:t xml:space="preserve">מעבדה מוסמכת</w:t>
+            </w:r>
+          </w:p>
+        </w:tc>
+      </w:tr>
+      <w:tr>
+        <w:trPr>
+          <w:cantSplit/>
+        </w:trPr>
+        <w:tc>
+          <w:tcPr>
+            <w:tcW w:type="dxa" w:w="1700"/>
+            <w:tcBorders>
+              <w:top w:val="single" w:color="B7C4D4" w:sz="4"/>
+              <w:left w:val="single" w:color="B7C4D4" w:sz="4"/>
+              <w:bottom w:val="single" w:color="B7C4D4" w:sz="4"/>
+              <w:right w:val="single" w:color="B7C4D4" w:sz="4"/>
+            </w:tcBorders>
+            <w:tcMar>
+              <w:top w:type="dxa" w:w="60"/>
+              <w:left w:type="dxa" w:w="100"/>
+              <w:bottom w:type="dxa" w:w="60"/>
+              <w:right w:type="dxa" w:w="100"/>
+            </w:tcMar>
+            <w:vAlign w:val="center"/>
+          </w:tcPr>
+          <w:p>
+            <w:pPr>
+              <w:bidi/>
+              <w:spacing w:after="0" w:before="0" w:line="300"/>
+            </w:pPr>
+            <w:r>
+              <w:rPr>
+                <w:rFonts w:ascii="Arial" w:cs="Arial" w:eastAsia="Arial" w:hAnsi="Arial"/>
+                <w:b/>
+                <w:bCs/>
+                <w:sz w:val="20"/>
+                <w:szCs w:val="20"/>
+                <w:rtl/>
+              </w:rPr>
+              <w:t xml:space="preserve">מד צפיפות וכלי ליטר</w:t>
+            </w:r>
+          </w:p>
+        </w:tc>
+        <w:tc>
+          <w:tcPr>
+            <w:tcW w:type="dxa" w:w="1700"/>
+            <w:tcBorders>
+              <w:top w:val="single" w:color="B7C4D4" w:sz="4"/>
+              <w:left w:val="single" w:color="B7C4D4" w:sz="4"/>
+              <w:bottom w:val="single" w:color="B7C4D4" w:sz="4"/>
+              <w:right w:val="single" w:color="B7C4D4" w:sz="4"/>
+            </w:tcBorders>
+            <w:tcMar>
+              <w:top w:type="dxa" w:w="60"/>
+              <w:left w:type="dxa" w:w="100"/>
+              <w:bottom w:type="dxa" w:w="60"/>
+              <w:right w:type="dxa" w:w="100"/>
+            </w:tcMar>
+            <w:vAlign w:val="center"/>
+          </w:tcPr>
+          <w:p>
+            <w:pPr>
+              <w:bidi/>
+              <w:spacing w:after="0" w:before="0" w:line="300"/>
+            </w:pPr>
+            <w:r>
+              <w:rPr>
+                <w:rFonts w:ascii="Arial" w:cs="Arial" w:eastAsia="Arial" w:hAnsi="Arial"/>
+                <w:b w:val="false"/>
+                <w:bCs w:val="false"/>
+                <w:sz w:val="20"/>
+                <w:szCs w:val="20"/>
+                <w:rtl/>
+              </w:rPr>
+              <w:t xml:space="preserve">כיול</w:t>
+            </w:r>
+          </w:p>
+        </w:tc>
+        <w:tc>
+          <w:tcPr>
+            <w:tcW w:type="dxa" w:w="1900"/>
+            <w:tcBorders>
+              <w:top w:val="single" w:color="B7C4D4" w:sz="4"/>
+              <w:left w:val="single" w:color="B7C4D4" w:sz="4"/>
+              <w:bottom w:val="single" w:color="B7C4D4" w:sz="4"/>
+              <w:right w:val="single" w:color="B7C4D4" w:sz="4"/>
+            </w:tcBorders>
+            <w:tcMar>
+              <w:top w:type="dxa" w:w="60"/>
+              <w:left w:type="dxa" w:w="100"/>
+              <w:bottom w:type="dxa" w:w="60"/>
+              <w:right w:type="dxa" w:w="100"/>
+            </w:tcMar>
+            <w:vAlign w:val="center"/>
+          </w:tcPr>
+          <w:p>
+            <w:pPr>
+              <w:bidi/>
+              <w:spacing w:after="0" w:before="0" w:line="300"/>
+            </w:pPr>
+            <w:r>
+              <w:rPr>
+                <w:rFonts w:ascii="Arial" w:cs="Arial" w:eastAsia="Arial" w:hAnsi="Arial"/>
+                <w:b w:val="false"/>
+                <w:bCs w:val="false"/>
+                <w:sz w:val="20"/>
+                <w:szCs w:val="20"/>
+                <w:rtl/>
+              </w:rPr>
+              <w:t xml:space="preserve">מד רציף: כל חודש מול כלי ליטר; כלי ליטר: אחת לשנה</w:t>
+            </w:r>
+          </w:p>
+        </w:tc>
+        <w:tc>
+          <w:tcPr>
+            <w:tcW w:type="dxa" w:w="2738"/>
+            <w:tcBorders>
+              <w:top w:val="single" w:color="B7C4D4" w:sz="4"/>
+              <w:left w:val="single" w:color="B7C4D4" w:sz="4"/>
+              <w:bottom w:val="single" w:color="B7C4D4" w:sz="4"/>
+              <w:right w:val="single" w:color="B7C4D4" w:sz="4"/>
+            </w:tcBorders>
+            <w:tcMar>
+              <w:top w:type="dxa" w:w="60"/>
+              <w:left w:type="dxa" w:w="100"/>
+              <w:bottom w:type="dxa" w:w="60"/>
+              <w:right w:type="dxa" w:w="100"/>
+            </w:tcMar>
+            <w:vAlign w:val="center"/>
+          </w:tcPr>
+          <w:p>
+            <w:pPr>
+              <w:bidi/>
+              <w:spacing w:after="0" w:before="0" w:line="300"/>
+            </w:pPr>
+            <w:r>
+              <w:rPr>
+                <w:rFonts w:ascii="Arial" w:cs="Arial" w:eastAsia="Arial" w:hAnsi="Arial"/>
+                <w:b w:val="false"/>
+                <w:bCs w:val="false"/>
+                <w:sz w:val="20"/>
+                <w:szCs w:val="20"/>
+                <w:rtl/>
+              </w:rPr>
+              <w:t xml:space="preserve">סטייה עד 0.005 ק"ג לליטר</w:t>
+            </w:r>
+          </w:p>
+        </w:tc>
+        <w:tc>
+          <w:tcPr>
+            <w:tcW w:type="dxa" w:w="1600"/>
+            <w:tcBorders>
+              <w:top w:val="single" w:color="B7C4D4" w:sz="4"/>
+              <w:left w:val="single" w:color="B7C4D4" w:sz="4"/>
+              <w:bottom w:val="single" w:color="B7C4D4" w:sz="4"/>
+              <w:right w:val="single" w:color="B7C4D4" w:sz="4"/>
+            </w:tcBorders>
+            <w:tcMar>
+              <w:top w:type="dxa" w:w="60"/>
+              <w:left w:type="dxa" w:w="100"/>
+              <w:bottom w:type="dxa" w:w="60"/>
+              <w:right w:type="dxa" w:w="100"/>
+            </w:tcMar>
+            <w:vAlign w:val="center"/>
+          </w:tcPr>
+          <w:p>
+            <w:pPr>
+              <w:bidi/>
+              <w:spacing w:after="0" w:before="0" w:line="300"/>
+            </w:pPr>
+            <w:r>
+              <w:rPr>
+                <w:rFonts w:ascii="Arial" w:cs="Arial" w:eastAsia="Arial" w:hAnsi="Arial"/>
+                <w:b w:val="false"/>
+                <w:bCs w:val="false"/>
+                <w:sz w:val="20"/>
+                <w:szCs w:val="20"/>
+                <w:rtl/>
+              </w:rPr>
+              <w:t xml:space="preserve">לבורנט ראשי</w:t>
+            </w:r>
+          </w:p>
+        </w:tc>
+      </w:tr>
+    </w:tbl>
+    <w:p>
+      <w:pPr>
+        <w:pStyle w:val="Heading2"/>
+        <w:keepNext/>
+        <w:bidi/>
+        <w:spacing w:after="100" w:before="240" w:line="300"/>
+      </w:pPr>
+      <w:r>
+        <w:rPr>
+          <w:rFonts w:ascii="Arial" w:cs="Arial" w:eastAsia="Arial" w:hAnsi="Arial"/>
+          <w:b/>
+          <w:bCs/>
+          <w:color w:val="1F3A5F"/>
+          <w:sz w:val="26"/>
+          <w:szCs w:val="26"/>
+          <w:rtl/>
+        </w:rPr>
+        <w:t xml:space="preserve">8. רשומות</w:t>
+      </w:r>
+    </w:p>
+    <w:tbl>
+      <w:tblPr>
+        <w:bidiVisual/>
+        <w:tblW w:type="dxa" w:w="9638"/>
+        <w:tblBorders>
+          <w:top w:val="single" w:color="auto" w:sz="4"/>
+          <w:left w:val="single" w:color="auto" w:sz="4"/>
+          <w:bottom w:val="single" w:color="auto" w:sz="4"/>
+          <w:right w:val="single" w:color="auto" w:sz="4"/>
+          <w:insideH w:val="single" w:color="auto" w:sz="4"/>
+          <w:insideV w:val="single" w:color="auto" w:sz="4"/>
+        </w:tblBorders>
+      </w:tblPr>
+      <w:tblGrid>
+        <w:gridCol w:w="5638"/>
+        <w:gridCol w:w="4000"/>
+      </w:tblGrid>
+      <w:tr>
+        <w:trPr>
+          <w:tblHeader/>
+        </w:trPr>
+        <w:tc>
+          <w:tcPr>
+            <w:tcW w:type="dxa" w:w="5638"/>
+            <w:tcBorders>
+              <w:top w:val="single" w:color="B7C4D4" w:sz="4"/>
+              <w:left w:val="single" w:color="B7C4D4" w:sz="4"/>
+              <w:bottom w:val="single" w:color="B7C4D4" w:sz="4"/>
+              <w:right w:val="single" w:color="B7C4D4" w:sz="4"/>
+            </w:tcBorders>
+            <w:shd w:fill="1F3A5F" w:color="auto" w:val="clear"/>
+            <w:tcMar>
+              <w:top w:type="dxa" w:w="60"/>
+              <w:left w:type="dxa" w:w="100"/>
+              <w:bottom w:type="dxa" w:w="60"/>
+              <w:right w:type="dxa" w:w="100"/>
+            </w:tcMar>
+            <w:vAlign w:val="center"/>
+          </w:tcPr>
+          <w:p>
+            <w:pPr>
+              <w:bidi/>
+              <w:spacing w:after="0" w:before="0" w:line="300"/>
+            </w:pPr>
+            <w:r>
+              <w:rPr>
+                <w:rFonts w:ascii="Arial" w:cs="Arial" w:eastAsia="Arial" w:hAnsi="Arial"/>
+                <w:b/>
+                <w:bCs/>
+                <w:color w:val="FFFFFF"/>
+                <w:sz w:val="20"/>
+                <w:szCs w:val="20"/>
+                <w:rtl/>
+              </w:rPr>
+              <w:t xml:space="preserve">רשומה</w:t>
+            </w:r>
+          </w:p>
+        </w:tc>
+        <w:tc>
+          <w:tcPr>
+            <w:tcW w:type="dxa" w:w="4000"/>
+            <w:tcBorders>
+              <w:top w:val="single" w:color="B7C4D4" w:sz="4"/>
+              <w:left w:val="single" w:color="B7C4D4" w:sz="4"/>
+              <w:bottom w:val="single" w:color="B7C4D4" w:sz="4"/>
+              <w:right w:val="single" w:color="B7C4D4" w:sz="4"/>
+            </w:tcBorders>
+            <w:shd w:fill="1F3A5F" w:color="auto" w:val="clear"/>
+            <w:tcMar>
+              <w:top w:type="dxa" w:w="60"/>
+              <w:left w:type="dxa" w:w="100"/>
+              <w:bottom w:type="dxa" w:w="60"/>
+              <w:right w:type="dxa" w:w="100"/>
+            </w:tcMar>
+            <w:vAlign w:val="center"/>
+          </w:tcPr>
+          <w:p>
+            <w:pPr>
+              <w:bidi/>
+              <w:spacing w:after="0" w:before="0" w:line="300"/>
+            </w:pPr>
+            <w:r>
+              <w:rPr>
+                <w:rFonts w:ascii="Arial" w:cs="Arial" w:eastAsia="Arial" w:hAnsi="Arial"/>
+                <w:b/>
+                <w:bCs/>
+                <w:color w:val="FFFFFF"/>
+                <w:sz w:val="20"/>
+                <w:szCs w:val="20"/>
+                <w:rtl/>
+              </w:rPr>
+              <w:t xml:space="preserve">תקופת שמירה</w:t>
+            </w:r>
+          </w:p>
+        </w:tc>
+      </w:tr>
+      <w:tr>
+        <w:trPr>
+          <w:cantSplit/>
+        </w:trPr>
+        <w:tc>
+          <w:tcPr>
+            <w:tcW w:type="dxa" w:w="5638"/>
+            <w:tcBorders>
+              <w:top w:val="single" w:color="B7C4D4" w:sz="4"/>
+              <w:left w:val="single" w:color="B7C4D4" w:sz="4"/>
+              <w:bottom w:val="single" w:color="B7C4D4" w:sz="4"/>
+              <w:right w:val="single" w:color="B7C4D4" w:sz="4"/>
+            </w:tcBorders>
+            <w:tcMar>
+              <w:top w:type="dxa" w:w="60"/>
+              <w:left w:type="dxa" w:w="100"/>
+              <w:bottom w:type="dxa" w:w="60"/>
+              <w:right w:type="dxa" w:w="100"/>
+            </w:tcMar>
+            <w:vAlign w:val="center"/>
+          </w:tcPr>
+          <w:p>
+            <w:pPr>
+              <w:bidi/>
+              <w:spacing w:after="0" w:before="0" w:line="300"/>
+            </w:pPr>
+            <w:r>
+              <w:rPr>
+                <w:rFonts w:ascii="Arial" w:cs="Arial" w:eastAsia="Arial" w:hAnsi="Arial"/>
+                <w:b/>
+                <w:bCs/>
+                <w:sz w:val="20"/>
+                <w:szCs w:val="20"/>
+                <w:rtl/>
+              </w:rPr>
+              <w:t xml:space="preserve">יומן צפיפות מים ממוחזרים</w:t>
+            </w:r>
+          </w:p>
+        </w:tc>
+        <w:tc>
+          <w:tcPr>
+            <w:tcW w:type="dxa" w:w="4000"/>
+            <w:tcBorders>
+              <w:top w:val="single" w:color="B7C4D4" w:sz="4"/>
+              <w:left w:val="single" w:color="B7C4D4" w:sz="4"/>
+              <w:bottom w:val="single" w:color="B7C4D4" w:sz="4"/>
+              <w:right w:val="single" w:color="B7C4D4" w:sz="4"/>
+            </w:tcBorders>
+            <w:tcMar>
+              <w:top w:type="dxa" w:w="60"/>
+              <w:left w:type="dxa" w:w="100"/>
+              <w:bottom w:type="dxa" w:w="60"/>
+              <w:right w:type="dxa" w:w="100"/>
+            </w:tcMar>
+            <w:vAlign w:val="center"/>
+          </w:tcPr>
+          <w:p>
+            <w:pPr>
+              <w:bidi/>
+              <w:spacing w:after="0" w:before="0" w:line="300"/>
+            </w:pPr>
+            <w:r>
+              <w:rPr>
+                <w:rFonts w:ascii="Arial" w:cs="Arial" w:eastAsia="Arial" w:hAnsi="Arial"/>
+                <w:b w:val="false"/>
+                <w:bCs w:val="false"/>
+                <w:sz w:val="20"/>
+                <w:szCs w:val="20"/>
+                <w:rtl/>
+              </w:rPr>
+              <w:t xml:space="preserve">7 שנים לפחות, או לפי דרישת חוזה או דין</w:t>
+            </w:r>
+          </w:p>
+        </w:tc>
+      </w:tr>
+      <w:tr>
+        <w:trPr>
+          <w:cantSplit/>
+        </w:trPr>
+        <w:tc>
+          <w:tcPr>
+            <w:tcW w:type="dxa" w:w="5638"/>
+            <w:tcBorders>
+              <w:top w:val="single" w:color="B7C4D4" w:sz="4"/>
+              <w:left w:val="single" w:color="B7C4D4" w:sz="4"/>
+              <w:bottom w:val="single" w:color="B7C4D4" w:sz="4"/>
+              <w:right w:val="single" w:color="B7C4D4" w:sz="4"/>
+            </w:tcBorders>
+            <w:shd w:fill="EAF0F7" w:color="auto" w:val="clear"/>
+            <w:tcMar>
+              <w:top w:type="dxa" w:w="60"/>
+              <w:left w:type="dxa" w:w="100"/>
+              <w:bottom w:type="dxa" w:w="60"/>
+              <w:right w:type="dxa" w:w="100"/>
+            </w:tcMar>
+            <w:vAlign w:val="center"/>
+          </w:tcPr>
+          <w:p>
+            <w:pPr>
+              <w:bidi/>
+              <w:spacing w:after="0" w:before="0" w:line="300"/>
+            </w:pPr>
+            <w:r>
+              <w:rPr>
+                <w:rFonts w:ascii="Arial" w:cs="Arial" w:eastAsia="Arial" w:hAnsi="Arial"/>
+                <w:b/>
+                <w:bCs/>
+                <w:sz w:val="20"/>
+                <w:szCs w:val="20"/>
+                <w:rtl/>
+              </w:rPr>
+              <w:t xml:space="preserve">תוצאות בדיקות כימיות, התקשות וחוזק</w:t>
+            </w:r>
+          </w:p>
+        </w:tc>
+        <w:tc>
+          <w:tcPr>
+            <w:tcW w:type="dxa" w:w="4000"/>
+            <w:tcBorders>
+              <w:top w:val="single" w:color="B7C4D4" w:sz="4"/>
+              <w:left w:val="single" w:color="B7C4D4" w:sz="4"/>
+              <w:bottom w:val="single" w:color="B7C4D4" w:sz="4"/>
+              <w:right w:val="single" w:color="B7C4D4" w:sz="4"/>
+            </w:tcBorders>
+            <w:shd w:fill="EAF0F7" w:color="auto" w:val="clear"/>
+            <w:tcMar>
+              <w:top w:type="dxa" w:w="60"/>
+              <w:left w:type="dxa" w:w="100"/>
+              <w:bottom w:type="dxa" w:w="60"/>
+              <w:right w:type="dxa" w:w="100"/>
+            </w:tcMar>
+            <w:vAlign w:val="center"/>
+          </w:tcPr>
+          <w:p>
+            <w:pPr>
+              <w:bidi/>
+              <w:spacing w:after="0" w:before="0" w:line="300"/>
+            </w:pPr>
+            <w:r>
+              <w:rPr>
+                <w:rFonts w:ascii="Arial" w:cs="Arial" w:eastAsia="Arial" w:hAnsi="Arial"/>
+                <w:b w:val="false"/>
+                <w:bCs w:val="false"/>
+                <w:sz w:val="20"/>
+                <w:szCs w:val="20"/>
+                <w:rtl/>
+              </w:rPr>
+              <w:t xml:space="preserve">7 שנים לפחות, או לפי דרישת חוזה או דין</w:t>
+            </w:r>
+          </w:p>
+        </w:tc>
+      </w:tr>
+      <w:tr>
+        <w:trPr>
+          <w:cantSplit/>
+        </w:trPr>
+        <w:tc>
+          <w:tcPr>
+            <w:tcW w:type="dxa" w:w="5638"/>
+            <w:tcBorders>
+              <w:top w:val="single" w:color="B7C4D4" w:sz="4"/>
+              <w:left w:val="single" w:color="B7C4D4" w:sz="4"/>
+              <w:bottom w:val="single" w:color="B7C4D4" w:sz="4"/>
+              <w:right w:val="single" w:color="B7C4D4" w:sz="4"/>
+            </w:tcBorders>
+            <w:tcMar>
+              <w:top w:type="dxa" w:w="60"/>
+              <w:left w:type="dxa" w:w="100"/>
+              <w:bottom w:type="dxa" w:w="60"/>
+              <w:right w:type="dxa" w:w="100"/>
+            </w:tcMar>
+            <w:vAlign w:val="center"/>
+          </w:tcPr>
+          <w:p>
+            <w:pPr>
+              <w:bidi/>
+              <w:spacing w:after="0" w:before="0" w:line="300"/>
+            </w:pPr>
+            <w:r>
+              <w:rPr>
+                <w:rFonts w:ascii="Arial" w:cs="Arial" w:eastAsia="Arial" w:hAnsi="Arial"/>
+                <w:b/>
+                <w:bCs/>
+                <w:sz w:val="20"/>
+                <w:szCs w:val="20"/>
+                <w:rtl/>
+              </w:rPr>
+              <w:t xml:space="preserve">אישור הטכנולוג לשימוש ורשימת תערובות מוחרגות</w:t>
+            </w:r>
+          </w:p>
+        </w:tc>
+        <w:tc>
+          <w:tcPr>
+            <w:tcW w:type="dxa" w:w="4000"/>
+            <w:tcBorders>
+              <w:top w:val="single" w:color="B7C4D4" w:sz="4"/>
+              <w:left w:val="single" w:color="B7C4D4" w:sz="4"/>
+              <w:bottom w:val="single" w:color="B7C4D4" w:sz="4"/>
+              <w:right w:val="single" w:color="B7C4D4" w:sz="4"/>
+            </w:tcBorders>
+            <w:tcMar>
+              <w:top w:type="dxa" w:w="60"/>
+              <w:left w:type="dxa" w:w="100"/>
+              <w:bottom w:type="dxa" w:w="60"/>
+              <w:right w:type="dxa" w:w="100"/>
+            </w:tcMar>
+            <w:vAlign w:val="center"/>
+          </w:tcPr>
+          <w:p>
+            <w:pPr>
+              <w:bidi/>
+              <w:spacing w:after="0" w:before="0" w:line="300"/>
+            </w:pPr>
+            <w:r>
+              <w:rPr>
+                <w:rFonts w:ascii="Arial" w:cs="Arial" w:eastAsia="Arial" w:hAnsi="Arial"/>
+                <w:b w:val="false"/>
+                <w:bCs w:val="false"/>
+                <w:sz w:val="20"/>
+                <w:szCs w:val="20"/>
+                <w:rtl/>
+              </w:rPr>
+              <w:t xml:space="preserve">7 שנים לפחות, או לפי דרישת חוזה או דין</w:t>
+            </w:r>
+          </w:p>
+        </w:tc>
+      </w:tr>
+      <w:tr>
+        <w:trPr>
+          <w:cantSplit/>
+        </w:trPr>
+        <w:tc>
+          <w:tcPr>
+            <w:tcW w:type="dxa" w:w="5638"/>
+            <w:tcBorders>
+              <w:top w:val="single" w:color="B7C4D4" w:sz="4"/>
+              <w:left w:val="single" w:color="B7C4D4" w:sz="4"/>
+              <w:bottom w:val="single" w:color="B7C4D4" w:sz="4"/>
+              <w:right w:val="single" w:color="B7C4D4" w:sz="4"/>
+            </w:tcBorders>
+            <w:shd w:fill="EAF0F7" w:color="auto" w:val="clear"/>
+            <w:tcMar>
+              <w:top w:type="dxa" w:w="60"/>
+              <w:left w:type="dxa" w:w="100"/>
+              <w:bottom w:type="dxa" w:w="60"/>
+              <w:right w:type="dxa" w:w="100"/>
+            </w:tcMar>
+            <w:vAlign w:val="center"/>
+          </w:tcPr>
+          <w:p>
+            <w:pPr>
+              <w:bidi/>
+              <w:spacing w:after="0" w:before="0" w:line="300"/>
+            </w:pPr>
+            <w:r>
+              <w:rPr>
+                <w:rFonts w:ascii="Arial" w:cs="Arial" w:eastAsia="Arial" w:hAnsi="Arial"/>
+                <w:b/>
+                <w:bCs/>
+                <w:sz w:val="20"/>
+                <w:szCs w:val="20"/>
+                <w:rtl/>
+              </w:rPr>
+              <w:t xml:space="preserve">יומן מתקן מחזור (ניקוי, תקלות, פינוי בוצה)</w:t>
+            </w:r>
+          </w:p>
+        </w:tc>
+        <w:tc>
+          <w:tcPr>
+            <w:tcW w:type="dxa" w:w="4000"/>
+            <w:tcBorders>
+              <w:top w:val="single" w:color="B7C4D4" w:sz="4"/>
+              <w:left w:val="single" w:color="B7C4D4" w:sz="4"/>
+              <w:bottom w:val="single" w:color="B7C4D4" w:sz="4"/>
+              <w:right w:val="single" w:color="B7C4D4" w:sz="4"/>
+            </w:tcBorders>
+            <w:shd w:fill="EAF0F7" w:color="auto" w:val="clear"/>
+            <w:tcMar>
+              <w:top w:type="dxa" w:w="60"/>
+              <w:left w:type="dxa" w:w="100"/>
+              <w:bottom w:type="dxa" w:w="60"/>
+              <w:right w:type="dxa" w:w="100"/>
+            </w:tcMar>
+            <w:vAlign w:val="center"/>
+          </w:tcPr>
+          <w:p>
+            <w:pPr>
+              <w:bidi/>
+              <w:spacing w:after="0" w:before="0" w:line="300"/>
+            </w:pPr>
+            <w:r>
+              <w:rPr>
+                <w:rFonts w:ascii="Arial" w:cs="Arial" w:eastAsia="Arial" w:hAnsi="Arial"/>
+                <w:b w:val="false"/>
+                <w:bCs w:val="false"/>
+                <w:sz w:val="20"/>
+                <w:szCs w:val="20"/>
+                <w:rtl/>
+              </w:rPr>
+              <w:t xml:space="preserve">7 שנים לפחות, או לפי דרישת חוזה או דין</w:t>
+            </w:r>
+          </w:p>
+        </w:tc>
+      </w:tr>
+      <w:tr>
+        <w:trPr>
+          <w:cantSplit/>
+        </w:trPr>
+        <w:tc>
+          <w:tcPr>
+            <w:tcW w:type="dxa" w:w="5638"/>
+            <w:tcBorders>
+              <w:top w:val="single" w:color="B7C4D4" w:sz="4"/>
+              <w:left w:val="single" w:color="B7C4D4" w:sz="4"/>
+              <w:bottom w:val="single" w:color="B7C4D4" w:sz="4"/>
+              <w:right w:val="single" w:color="B7C4D4" w:sz="4"/>
+            </w:tcBorders>
+            <w:tcMar>
+              <w:top w:type="dxa" w:w="60"/>
+              <w:left w:type="dxa" w:w="100"/>
+              <w:bottom w:type="dxa" w:w="60"/>
+              <w:right w:type="dxa" w:w="100"/>
+            </w:tcMar>
+            <w:vAlign w:val="center"/>
+          </w:tcPr>
+          <w:p>
+            <w:pPr>
+              <w:bidi/>
+              <w:spacing w:after="0" w:before="0" w:line="300"/>
+            </w:pPr>
+            <w:r>
+              <w:rPr>
+                <w:rFonts w:ascii="Arial" w:cs="Arial" w:eastAsia="Arial" w:hAnsi="Arial"/>
+                <w:b/>
+                <w:bCs/>
+                <w:sz w:val="20"/>
+                <w:szCs w:val="20"/>
+                <w:rtl/>
+              </w:rPr>
+              <w:t xml:space="preserve">תעודות פינוי בוצה לאתר מורשה</w:t>
+            </w:r>
+          </w:p>
+        </w:tc>
+        <w:tc>
+          <w:tcPr>
+            <w:tcW w:type="dxa" w:w="4000"/>
+            <w:tcBorders>
+              <w:top w:val="single" w:color="B7C4D4" w:sz="4"/>
+              <w:left w:val="single" w:color="B7C4D4" w:sz="4"/>
+              <w:bottom w:val="single" w:color="B7C4D4" w:sz="4"/>
+              <w:right w:val="single" w:color="B7C4D4" w:sz="4"/>
+            </w:tcBorders>
+            <w:tcMar>
+              <w:top w:type="dxa" w:w="60"/>
+              <w:left w:type="dxa" w:w="100"/>
+              <w:bottom w:type="dxa" w:w="60"/>
+              <w:right w:type="dxa" w:w="100"/>
+            </w:tcMar>
+            <w:vAlign w:val="center"/>
+          </w:tcPr>
+          <w:p>
+            <w:pPr>
+              <w:bidi/>
+              <w:spacing w:after="0" w:before="0" w:line="300"/>
+            </w:pPr>
+            <w:r>
+              <w:rPr>
+                <w:rFonts w:ascii="Arial" w:cs="Arial" w:eastAsia="Arial" w:hAnsi="Arial"/>
+                <w:b w:val="false"/>
+                <w:bCs w:val="false"/>
+                <w:sz w:val="20"/>
+                <w:szCs w:val="20"/>
+                <w:rtl/>
+              </w:rPr>
+              <w:t xml:space="preserve">7 שנים לפחות, או לפי דרישת חוזה או דין</w:t>
+            </w:r>
+          </w:p>
+        </w:tc>
+      </w:tr>
+      <w:tr>
+        <w:trPr>
+          <w:cantSplit/>
+        </w:trPr>
+        <w:tc>
+          <w:tcPr>
+            <w:tcW w:type="dxa" w:w="5638"/>
+            <w:tcBorders>
+              <w:top w:val="single" w:color="B7C4D4" w:sz="4"/>
+              <w:left w:val="single" w:color="B7C4D4" w:sz="4"/>
+              <w:bottom w:val="single" w:color="B7C4D4" w:sz="4"/>
+              <w:right w:val="single" w:color="B7C4D4" w:sz="4"/>
+            </w:tcBorders>
+            <w:shd w:fill="EAF0F7" w:color="auto" w:val="clear"/>
+            <w:tcMar>
+              <w:top w:type="dxa" w:w="60"/>
+              <w:left w:type="dxa" w:w="100"/>
+              <w:bottom w:type="dxa" w:w="60"/>
+              <w:right w:type="dxa" w:w="100"/>
+            </w:tcMar>
+            <w:vAlign w:val="center"/>
+          </w:tcPr>
+          <w:p>
+            <w:pPr>
+              <w:bidi/>
+              <w:spacing w:after="0" w:before="0" w:line="300"/>
+            </w:pPr>
+            <w:r>
+              <w:rPr>
+                <w:rFonts w:ascii="Arial" w:cs="Arial" w:eastAsia="Arial" w:hAnsi="Arial"/>
+                <w:b/>
+                <w:bCs/>
+                <w:sz w:val="20"/>
+                <w:szCs w:val="20"/>
+                <w:rtl/>
+              </w:rPr>
+              <w:t xml:space="preserve">השוואה חודשית של תוצאות עם מים ממוחזרים ובלעדיהם</w:t>
+            </w:r>
+          </w:p>
+        </w:tc>
+        <w:tc>
+          <w:tcPr>
+            <w:tcW w:type="dxa" w:w="4000"/>
+            <w:tcBorders>
+              <w:top w:val="single" w:color="B7C4D4" w:sz="4"/>
+              <w:left w:val="single" w:color="B7C4D4" w:sz="4"/>
+              <w:bottom w:val="single" w:color="B7C4D4" w:sz="4"/>
+              <w:right w:val="single" w:color="B7C4D4" w:sz="4"/>
+            </w:tcBorders>
+            <w:shd w:fill="EAF0F7" w:color="auto" w:val="clear"/>
+            <w:tcMar>
+              <w:top w:type="dxa" w:w="60"/>
+              <w:left w:type="dxa" w:w="100"/>
+              <w:bottom w:type="dxa" w:w="60"/>
+              <w:right w:type="dxa" w:w="100"/>
+            </w:tcMar>
+            <w:vAlign w:val="center"/>
+          </w:tcPr>
+          <w:p>
+            <w:pPr>
+              <w:bidi/>
+              <w:spacing w:after="0" w:before="0" w:line="300"/>
+            </w:pPr>
+            <w:r>
+              <w:rPr>
+                <w:rFonts w:ascii="Arial" w:cs="Arial" w:eastAsia="Arial" w:hAnsi="Arial"/>
+                <w:b w:val="false"/>
+                <w:bCs w:val="false"/>
+                <w:sz w:val="20"/>
+                <w:szCs w:val="20"/>
+                <w:rtl/>
+              </w:rPr>
+              <w:t xml:space="preserve">7 שנים לפחות, או לפי דרישת חוזה או דין</w:t>
+            </w:r>
+          </w:p>
+        </w:tc>
+      </w:tr>
+    </w:tbl>
+    <w:p>
+      <w:pPr>
+        <w:pStyle w:val="Heading2"/>
+        <w:keepNext/>
+        <w:bidi/>
+        <w:spacing w:after="100" w:before="240" w:line="300"/>
+      </w:pPr>
+      <w:r>
+        <w:rPr>
+          <w:rFonts w:ascii="Arial" w:cs="Arial" w:eastAsia="Arial" w:hAnsi="Arial"/>
+          <w:b/>
+          <w:bCs/>
+          <w:color w:val="1F3A5F"/>
+          <w:sz w:val="26"/>
+          <w:szCs w:val="26"/>
+          <w:rtl/>
+        </w:rPr>
+        <w:t xml:space="preserve">9. מה חשוב לזכור</w:t>
+      </w:r>
+    </w:p>
+    <w:tbl>
+      <w:tblPr>
+        <w:bidiVisual/>
+        <w:tblW w:type="dxa" w:w="9638"/>
+        <w:tblBorders>
+          <w:top w:val="single" w:color="auto" w:sz="4"/>
+          <w:left w:val="single" w:color="auto" w:sz="4"/>
+          <w:bottom w:val="single" w:color="auto" w:sz="4"/>
+          <w:right w:val="single" w:color="auto" w:sz="4"/>
+          <w:insideH w:val="single" w:color="auto" w:sz="4"/>
+          <w:insideV w:val="single" w:color="auto" w:sz="4"/>
+        </w:tblBorders>
+      </w:tblPr>
+      <w:tblGrid>
+        <w:gridCol w:w="9638"/>
+      </w:tblGrid>
+      <w:tr>
+        <w:trPr>
+          <w:cantSplit/>
+        </w:trPr>
+        <w:tc>
+          <w:tcPr>
+            <w:tcW w:type="dxa" w:w="9638"/>
+            <w:tcBorders>
+              <w:top w:val="single" w:color="C8102E" w:sz="12"/>
+              <w:left w:val="single" w:color="B7C4D4" w:sz="4"/>
+              <w:bottom w:val="single" w:color="B7C4D4" w:sz="4"/>
+              <w:right w:val="single" w:color="B7C4D4" w:sz="4"/>
+            </w:tcBorders>
+            <w:shd w:fill="EAF0F7" w:color="auto" w:val="clear"/>
+            <w:tcMar>
+              <w:top w:type="dxa" w:w="100"/>
+              <w:left w:type="dxa" w:w="160"/>
+              <w:bottom w:type="dxa" w:w="100"/>
+              <w:right w:type="dxa" w:w="160"/>
+            </w:tcMar>
+          </w:tcPr>
+          <w:p>
+            <w:pPr>
+              <w:bidi/>
+              <w:spacing w:after="100" w:before="0" w:line="300"/>
+            </w:pPr>
+            <w:r>
+              <w:rPr>
+                <w:rFonts w:ascii="Arial" w:cs="Arial" w:eastAsia="Arial" w:hAnsi="Arial"/>
+                <w:b/>
+                <w:bCs/>
+                <w:color w:val="C8102E"/>
+                <w:sz w:val="22"/>
+                <w:szCs w:val="22"/>
+                <w:rtl/>
+              </w:rPr>
+              <w:t xml:space="preserve">לעובד בשטח ובייצור</w:t>
+            </w:r>
+          </w:p>
+          <w:p>
+            <w:pPr>
+              <w:pStyle w:val="ListParagraph"/>
+              <w:numPr>
+                <w:ilvl w:val="0"/>
+                <w:numId w:val="2"/>
+              </w:numPr>
+              <w:bidi/>
+              <w:spacing w:after="60" w:line="290"/>
+            </w:pPr>
+            <w:r>
+              <w:rPr>
+                <w:rFonts w:ascii="Arial" w:cs="Arial" w:eastAsia="Arial" w:hAnsi="Arial"/>
+                <w:sz w:val="22"/>
+                <w:szCs w:val="22"/>
+                <w:rtl/>
+              </w:rPr>
+              <w:t xml:space="preserve">מודדים צפיפות בכל בוקר, לפני המנה הראשונה.</w:t>
+            </w:r>
+          </w:p>
+          <w:p>
+            <w:pPr>
+              <w:pStyle w:val="ListParagraph"/>
+              <w:numPr>
+                <w:ilvl w:val="0"/>
+                <w:numId w:val="2"/>
+              </w:numPr>
+              <w:bidi/>
+              <w:spacing w:after="60" w:line="290"/>
+            </w:pPr>
+            <w:r>
+              <w:rPr>
+                <w:rFonts w:ascii="Arial" w:cs="Arial" w:eastAsia="Arial" w:hAnsi="Arial"/>
+                <w:sz w:val="22"/>
+                <w:szCs w:val="22"/>
+                <w:rtl/>
+              </w:rPr>
+              <w:t xml:space="preserve">מכל התרחיף מסתובב תמיד, גם בלילה ובסופי שבוע.</w:t>
+            </w:r>
+          </w:p>
+          <w:p>
+            <w:pPr>
+              <w:pStyle w:val="ListParagraph"/>
+              <w:numPr>
+                <w:ilvl w:val="0"/>
+                <w:numId w:val="2"/>
+              </w:numPr>
+              <w:bidi/>
+              <w:spacing w:after="60" w:line="290"/>
+            </w:pPr>
+            <w:r>
+              <w:rPr>
+                <w:rFonts w:ascii="Arial" w:cs="Arial" w:eastAsia="Arial" w:hAnsi="Arial"/>
+                <w:sz w:val="22"/>
+                <w:szCs w:val="22"/>
+                <w:rtl/>
+              </w:rPr>
+              <w:t xml:space="preserve">בטון חשוף, בטון עם מאוורר ובטון דרוך מקבלים מי רשת בלבד.</w:t>
+            </w:r>
+          </w:p>
+          <w:p>
+            <w:pPr>
+              <w:pStyle w:val="ListParagraph"/>
+              <w:numPr>
+                <w:ilvl w:val="0"/>
+                <w:numId w:val="2"/>
+              </w:numPr>
+              <w:bidi/>
+              <w:spacing w:after="60" w:line="290"/>
+            </w:pPr>
+            <w:r>
+              <w:rPr>
+                <w:rFonts w:ascii="Arial" w:cs="Arial" w:eastAsia="Arial" w:hAnsi="Arial"/>
+                <w:sz w:val="22"/>
+                <w:szCs w:val="22"/>
+                <w:rtl/>
+              </w:rPr>
+              <w:t xml:space="preserve">שמן, דלק וחומרי ניקוי לא נכנסים לבריכות. אם נכנסו: עוצרים ומדווחים.</w:t>
+            </w:r>
+          </w:p>
+          <w:p>
+            <w:pPr>
+              <w:pStyle w:val="ListParagraph"/>
+              <w:numPr>
+                <w:ilvl w:val="0"/>
+                <w:numId w:val="2"/>
+              </w:numPr>
+              <w:bidi/>
+              <w:spacing w:after="60" w:line="290"/>
+            </w:pPr>
+            <w:r>
+              <w:rPr>
+                <w:rFonts w:ascii="Arial" w:cs="Arial" w:eastAsia="Arial" w:hAnsi="Arial"/>
+                <w:sz w:val="22"/>
+                <w:szCs w:val="22"/>
+                <w:rtl/>
+              </w:rPr>
+              <w:t xml:space="preserve">צפיפות מעל הגבול: לא משתמשים, מדללים ומדווחים לטכנולוג.</w:t>
+            </w:r>
+          </w:p>
+        </w:tc>
+      </w:tr>
+    </w:tbl>
+    <w:p>
+      <w:pPr>
+        <w:pStyle w:val="Heading2"/>
+        <w:keepNext/>
+        <w:bidi/>
+        <w:spacing w:after="100" w:before="240" w:line="300"/>
+      </w:pPr>
+      <w:r>
+        <w:rPr>
+          <w:rFonts w:ascii="Arial" w:cs="Arial" w:eastAsia="Arial" w:hAnsi="Arial"/>
+          <w:b/>
+          <w:bCs/>
+          <w:color w:val="1F3A5F"/>
+          <w:sz w:val="26"/>
+          <w:szCs w:val="26"/>
+          <w:rtl/>
+        </w:rPr>
+        <w:t xml:space="preserve">10. שאלות לבדיקת הבנה</w:t>
+      </w:r>
+    </w:p>
+    <w:p>
+      <w:pPr>
+        <w:bidi/>
+        <w:spacing w:after="100" w:before="60" w:line="300"/>
+      </w:pPr>
+      <w:r>
+        <w:rPr>
+          <w:rFonts w:ascii="Arial" w:cs="Arial" w:eastAsia="Arial" w:hAnsi="Arial"/>
+          <w:sz w:val="22"/>
+          <w:szCs w:val="22"/>
+          <w:rtl/>
+        </w:rPr>
+        <w:t xml:space="preserve">1. ערבל מכל התרחיף עמד כל סוף השבוע. מה הסיכון ומה עושים ביום ראשון בבוקר?</w:t>
+      </w:r>
+    </w:p>
+    <w:p>
+      <w:pPr>
+        <w:bidi/>
+        <w:spacing w:after="100" w:before="60" w:line="300"/>
+      </w:pPr>
+      <w:r>
+        <w:rPr>
+          <w:rFonts w:ascii="Arial" w:cs="Arial" w:eastAsia="Arial" w:hAnsi="Arial"/>
+          <w:sz w:val="22"/>
+          <w:szCs w:val="22"/>
+          <w:rtl/>
+        </w:rPr>
+        <w:t xml:space="preserve">2. נמדדה צפיפות של 1.060 ק"ג לליטר. מותר להשתמש במים?</w:t>
+      </w:r>
+    </w:p>
+    <w:p>
+      <w:pPr>
+        <w:bidi/>
+        <w:spacing w:after="100" w:before="60" w:line="300"/>
+      </w:pPr>
+      <w:r>
+        <w:rPr>
+          <w:rFonts w:ascii="Arial" w:cs="Arial" w:eastAsia="Arial" w:hAnsi="Arial"/>
+          <w:sz w:val="22"/>
+          <w:szCs w:val="22"/>
+          <w:rtl/>
+        </w:rPr>
+        <w:t xml:space="preserve">3. הוזמן בטון חשוף לקיר בכניסה לבניין. אילו מים ייכנסו לתערובת, ולמה?</w:t>
+      </w:r>
+    </w:p>
+    <w:p>
+      <w:pPr>
+        <w:sectPr>
+          <w:headerReference w:type="default" r:id="rId25"/>
+          <w:footerReference w:type="default" r:id="rId26"/>
+          <w:pgSz w:w="11906" w:h="16838" w:orient="portrait"/>
+          <w:pgMar w:top="1134" w:right="1134" w:bottom="1134" w:left="1134" w:header="567" w:footer="567" w:gutter="0"/>
+          <w:pgNumType/>
+          <w:docGrid w:linePitch="360"/>
+        </w:sectPr>
+      </w:pPr>
+    </w:p>
+    <w:p>
+      <w:pPr>
         <w:pStyle w:val="Heading1"/>
         <w:bidi/>
         <w:spacing w:after="200" w:before="0" w:line="300"/>
@@ -39060,6 +45090,186 @@
           </w:p>
         </w:tc>
       </w:tr>
+      <w:tr>
+        <w:trPr>
+          <w:cantSplit/>
+        </w:trPr>
+        <w:tc>
+          <w:tcPr>
+            <w:tcW w:type="dxa" w:w="1000"/>
+            <w:tcBorders>
+              <w:top w:val="single" w:color="B7C4D4" w:sz="4"/>
+              <w:left w:val="single" w:color="B7C4D4" w:sz="4"/>
+              <w:bottom w:val="single" w:color="B7C4D4" w:sz="4"/>
+              <w:right w:val="single" w:color="B7C4D4" w:sz="4"/>
+            </w:tcBorders>
+            <w:tcMar>
+              <w:top w:type="dxa" w:w="60"/>
+              <w:left w:type="dxa" w:w="100"/>
+              <w:bottom w:type="dxa" w:w="60"/>
+              <w:right w:type="dxa" w:w="100"/>
+            </w:tcMar>
+            <w:vAlign w:val="center"/>
+          </w:tcPr>
+          <w:p>
+            <w:pPr>
+              <w:bidi/>
+              <w:spacing w:after="0" w:before="0" w:line="300"/>
+            </w:pPr>
+            <w:r>
+              <w:rPr>
+                <w:rFonts w:ascii="Arial" w:cs="Arial" w:eastAsia="Arial" w:hAnsi="Arial"/>
+                <w:b/>
+                <w:bCs/>
+                <w:sz w:val="20"/>
+                <w:szCs w:val="20"/>
+                <w:rtl/>
+              </w:rPr>
+              <w:t xml:space="preserve">QA-09</w:t>
+            </w:r>
+          </w:p>
+        </w:tc>
+        <w:tc>
+          <w:tcPr>
+            <w:tcW w:type="dxa" w:w="3838"/>
+            <w:tcBorders>
+              <w:top w:val="single" w:color="B7C4D4" w:sz="4"/>
+              <w:left w:val="single" w:color="B7C4D4" w:sz="4"/>
+              <w:bottom w:val="single" w:color="B7C4D4" w:sz="4"/>
+              <w:right w:val="single" w:color="B7C4D4" w:sz="4"/>
+            </w:tcBorders>
+            <w:tcMar>
+              <w:top w:type="dxa" w:w="60"/>
+              <w:left w:type="dxa" w:w="100"/>
+              <w:bottom w:type="dxa" w:w="60"/>
+              <w:right w:type="dxa" w:w="100"/>
+            </w:tcMar>
+            <w:vAlign w:val="center"/>
+          </w:tcPr>
+          <w:p>
+            <w:pPr>
+              <w:bidi/>
+              <w:spacing w:after="0" w:before="0" w:line="300"/>
+            </w:pPr>
+            <w:r>
+              <w:rPr>
+                <w:rFonts w:ascii="Arial" w:cs="Arial" w:eastAsia="Arial" w:hAnsi="Arial"/>
+                <w:b w:val="false"/>
+                <w:bCs w:val="false"/>
+                <w:sz w:val="20"/>
+                <w:szCs w:val="20"/>
+                <w:rtl/>
+              </w:rPr>
+              <w:t xml:space="preserve">נוהל בדיקה ושימוש במים ממוחזרים לייצור בטון</w:t>
+            </w:r>
+          </w:p>
+        </w:tc>
+        <w:tc>
+          <w:tcPr>
+            <w:tcW w:type="dxa" w:w="1400"/>
+            <w:tcBorders>
+              <w:top w:val="single" w:color="B7C4D4" w:sz="4"/>
+              <w:left w:val="single" w:color="B7C4D4" w:sz="4"/>
+              <w:bottom w:val="single" w:color="B7C4D4" w:sz="4"/>
+              <w:right w:val="single" w:color="B7C4D4" w:sz="4"/>
+            </w:tcBorders>
+            <w:tcMar>
+              <w:top w:type="dxa" w:w="60"/>
+              <w:left w:type="dxa" w:w="100"/>
+              <w:bottom w:type="dxa" w:w="60"/>
+              <w:right w:type="dxa" w:w="100"/>
+            </w:tcMar>
+            <w:vAlign w:val="center"/>
+          </w:tcPr>
+          <w:p>
+            <w:pPr>
+              <w:bidi/>
+              <w:spacing w:after="0" w:before="0" w:line="300"/>
+            </w:pPr>
+            <w:r>
+              <w:rPr>
+                <w:rFonts w:ascii="Arial" w:cs="Arial" w:eastAsia="Arial" w:hAnsi="Arial"/>
+                <w:b w:val="false"/>
+                <w:bCs w:val="false"/>
+                <w:sz w:val="20"/>
+                <w:szCs w:val="20"/>
+                <w:rtl/>
+              </w:rPr>
+              <w:t xml:space="preserve"/>
+            </w:r>
+          </w:p>
+        </w:tc>
+        <w:tc>
+          <w:tcPr>
+            <w:tcW w:type="dxa" w:w="1700"/>
+            <w:tcBorders>
+              <w:top w:val="single" w:color="B7C4D4" w:sz="4"/>
+              <w:left w:val="single" w:color="B7C4D4" w:sz="4"/>
+              <w:bottom w:val="single" w:color="B7C4D4" w:sz="4"/>
+              <w:right w:val="single" w:color="B7C4D4" w:sz="4"/>
+            </w:tcBorders>
+            <w:tcMar>
+              <w:top w:type="dxa" w:w="60"/>
+              <w:left w:type="dxa" w:w="100"/>
+              <w:bottom w:type="dxa" w:w="60"/>
+              <w:right w:type="dxa" w:w="100"/>
+            </w:tcMar>
+            <w:vAlign w:val="center"/>
+          </w:tcPr>
+          <w:p>
+            <w:pPr>
+              <w:bidi/>
+              <w:spacing w:after="0" w:before="0" w:line="300"/>
+            </w:pPr>
+            <w:r>
+              <w:rPr>
+                <w:rFonts w:ascii="Arial" w:cs="Arial" w:eastAsia="Arial" w:hAnsi="Arial"/>
+                <w:b w:val="false"/>
+                <w:bCs w:val="false"/>
+                <w:sz w:val="20"/>
+                <w:szCs w:val="20"/>
+                <w:rtl/>
+              </w:rPr>
+              <w:t xml:space="preserve"/>
+            </w:r>
+          </w:p>
+        </w:tc>
+        <w:tc>
+          <w:tcPr>
+            <w:tcW w:type="dxa" w:w="1700"/>
+            <w:tcBorders>
+              <w:top w:val="single" w:color="B7C4D4" w:sz="4"/>
+              <w:left w:val="single" w:color="B7C4D4" w:sz="4"/>
+              <w:bottom w:val="single" w:color="B7C4D4" w:sz="4"/>
+              <w:right w:val="single" w:color="B7C4D4" w:sz="4"/>
+            </w:tcBorders>
+            <w:tcMar>
+              <w:top w:type="dxa" w:w="60"/>
+              <w:left w:type="dxa" w:w="100"/>
+              <w:bottom w:type="dxa" w:w="60"/>
+              <w:right w:type="dxa" w:w="100"/>
+            </w:tcMar>
+            <w:vAlign w:val="center"/>
+          </w:tcPr>
+          <w:p>
+            <w:pPr>
+              <w:bidi/>
+              <w:spacing w:after="0" w:before="0" w:line="300"/>
+            </w:pPr>
+            <w:r>
+              <w:rPr>
+                <w:rFonts w:ascii="Arial" w:cs="Arial" w:eastAsia="Arial" w:hAnsi="Arial"/>
+                <w:b w:val="false"/>
+                <w:bCs w:val="false"/>
+                <w:sz w:val="20"/>
+                <w:szCs w:val="20"/>
+                <w:rtl/>
+              </w:rPr>
+              <w:t xml:space="preserve"/>
+            </w:r>
+          </w:p>
+        </w:tc>
+      </w:tr>
     </w:tbl>
     <w:p>
       <w:pPr>
@@ -39092,8 +45302,8 @@
       </w:r>
     </w:p>
     <w:sectPr>
-      <w:headerReference w:type="default" r:id="rId25"/>
-      <w:footerReference w:type="default" r:id="rId26"/>
+      <w:headerReference w:type="default" r:id="rId27"/>
+      <w:footerReference w:type="default" r:id="rId28"/>
       <w:pgSz w:w="11906" w:h="16838" w:orient="portrait"/>
       <w:pgMar w:top="1134" w:right="1134" w:bottom="1134" w:left="1134" w:header="567" w:footer="567" w:gutter="0"/>
       <w:pgNumType/>
@@ -39159,7 +45369,7 @@
         <w:szCs w:val="17"/>
         <w:rtl/>
       </w:rPr>
-      <w:t xml:space="preserve">מהדורה 1 · 2026-10-21 · עמוד </w:t>
+      <w:t xml:space="preserve">מהדורה 1 · 2026-10-22 · עמוד </w:t>
     </w:r>
     <w:r>
       <w:rPr>
@@ -39202,7 +45412,50 @@
         <w:szCs w:val="17"/>
         <w:rtl/>
       </w:rPr>
-      <w:t xml:space="preserve">מהדורה 1 · 2026-10-21 · עמוד </w:t>
+      <w:t xml:space="preserve">מהדורה 1 · 2026-10-22 · עמוד </w:t>
+    </w:r>
+    <w:r>
+      <w:rPr>
+        <w:rFonts w:ascii="Arial" w:cs="Arial" w:eastAsia="Arial" w:hAnsi="Arial"/>
+        <w:color w:val="666666"/>
+        <w:sz w:val="17"/>
+        <w:szCs w:val="17"/>
+      </w:rPr>
+      <w:fldChar w:fldCharType="begin"/>
+      <w:instrText xml:space="preserve">PAGE</w:instrText>
+      <w:fldChar w:fldCharType="separate"/>
+      <w:fldChar w:fldCharType="end"/>
+    </w:r>
+    <w:r>
+      <w:rPr>
+        <w:rFonts w:ascii="Arial" w:cs="Arial" w:eastAsia="Arial" w:hAnsi="Arial"/>
+        <w:color w:val="666666"/>
+        <w:sz w:val="17"/>
+        <w:szCs w:val="17"/>
+        <w:rtl/>
+      </w:rPr>
+      <w:t xml:space="preserve"> · עותק מודפס אינו מבוקר</w:t>
+    </w:r>
+  </w:p>
+</w:ftr>
+</file>
+
+<file path=word/footer11.xml><?xml version="1.0" encoding="utf-8"?>
+<w:ftr xmlns:wpc="http://schemas.microsoft.com/office/word/2010/wordprocessingCanvas" xmlns:mc="http://schemas.openxmlformats.org/markup-compatibility/2006" xmlns:o="urn:schemas-microsoft-com:office:office" xmlns:r="http://schemas.openxmlformats.org/officeDocument/2006/relationships" xmlns:m="http://schemas.openxmlformats.org/officeDocument/2006/math" xmlns:v="urn:schemas-microsoft-com:vml" xmlns:wp14="http://schemas.microsoft.com/office/word/2010/wordprocessingDrawing" xmlns:wp="http://schemas.openxmlformats.org/drawingml/2006/wordprocessingDrawing" xmlns:w10="urn:schemas-microsoft-com:office:word" xmlns:w="http://schemas.openxmlformats.org/wordprocessingml/2006/main" xmlns:w14="http://schemas.microsoft.com/office/word/2010/wordml" xmlns:w15="http://schemas.microsoft.com/office/word/2012/wordml" xmlns:wpg="http://schemas.microsoft.com/office/word/2010/wordprocessingGroup" xmlns:wpi="http://schemas.microsoft.com/office/word/2010/wordprocessingInk" xmlns:wne="http://schemas.microsoft.com/office/word/2006/wordml" xmlns:wps="http://schemas.microsoft.com/office/word/2010/wordprocessingShape">
+  <w:p>
+    <w:pPr>
+      <w:bidi/>
+      <w:jc w:val="center"/>
+    </w:pPr>
+    <w:r>
+      <w:rPr>
+        <w:rFonts w:ascii="Arial" w:cs="Arial" w:eastAsia="Arial" w:hAnsi="Arial"/>
+        <w:color w:val="666666"/>
+        <w:sz w:val="17"/>
+        <w:szCs w:val="17"/>
+        <w:rtl/>
+      </w:rPr>
+      <w:t xml:space="preserve">מהדורה 1 · 2026-10-22 · עמוד </w:t>
     </w:r>
     <w:r>
       <w:rPr>
@@ -39245,7 +45498,7 @@
         <w:szCs w:val="17"/>
         <w:rtl/>
       </w:rPr>
-      <w:t xml:space="preserve">מהדורה 1 · 2026-10-21 · עמוד </w:t>
+      <w:t xml:space="preserve">מהדורה 1 · 2026-10-22 · עמוד </w:t>
     </w:r>
     <w:r>
       <w:rPr>
@@ -39288,7 +45541,7 @@
         <w:szCs w:val="17"/>
         <w:rtl/>
       </w:rPr>
-      <w:t xml:space="preserve">מהדורה 1 · 2026-10-21 · עמוד </w:t>
+      <w:t xml:space="preserve">מהדורה 1 · 2026-10-22 · עמוד </w:t>
     </w:r>
     <w:r>
       <w:rPr>
@@ -39331,7 +45584,7 @@
         <w:szCs w:val="17"/>
         <w:rtl/>
       </w:rPr>
-      <w:t xml:space="preserve">מהדורה 1 · 2026-10-21 · עמוד </w:t>
+      <w:t xml:space="preserve">מהדורה 1 · 2026-10-22 · עמוד </w:t>
     </w:r>
     <w:r>
       <w:rPr>
@@ -39374,7 +45627,7 @@
         <w:szCs w:val="17"/>
         <w:rtl/>
       </w:rPr>
-      <w:t xml:space="preserve">מהדורה 1 · 2026-10-21 · עמוד </w:t>
+      <w:t xml:space="preserve">מהדורה 1 · 2026-10-22 · עמוד </w:t>
     </w:r>
     <w:r>
       <w:rPr>
@@ -39417,7 +45670,7 @@
         <w:szCs w:val="17"/>
         <w:rtl/>
       </w:rPr>
-      <w:t xml:space="preserve">מהדורה 1 · 2026-10-21 · עמוד </w:t>
+      <w:t xml:space="preserve">מהדורה 1 · 2026-10-22 · עמוד </w:t>
     </w:r>
     <w:r>
       <w:rPr>
@@ -39460,7 +45713,7 @@
         <w:szCs w:val="17"/>
         <w:rtl/>
       </w:rPr>
-      <w:t xml:space="preserve">מהדורה 1 · 2026-10-21 · עמוד </w:t>
+      <w:t xml:space="preserve">מהדורה 1 · 2026-10-22 · עמוד </w:t>
     </w:r>
     <w:r>
       <w:rPr>
@@ -39503,7 +45756,7 @@
         <w:szCs w:val="17"/>
         <w:rtl/>
       </w:rPr>
-      <w:t xml:space="preserve">מהדורה 1 · 2026-10-21 · עמוד </w:t>
+      <w:t xml:space="preserve">מהדורה 1 · 2026-10-22 · עמוד </w:t>
     </w:r>
     <w:r>
       <w:rPr>
@@ -39546,7 +45799,7 @@
         <w:szCs w:val="17"/>
         <w:rtl/>
       </w:rPr>
-      <w:t xml:space="preserve">מהדורה 1 · 2026-10-21 · עמוד </w:t>
+      <w:t xml:space="preserve">מהדורה 1 · 2026-10-22 · עמוד </w:t>
     </w:r>
     <w:r>
       <w:rPr>
@@ -39635,6 +45888,29 @@
 </file>
 
 <file path=word/header10.xml><?xml version="1.0" encoding="utf-8"?>
+<w:hdr xmlns:wpc="http://schemas.microsoft.com/office/word/2010/wordprocessingCanvas" xmlns:mc="http://schemas.openxmlformats.org/markup-compatibility/2006" xmlns:o="urn:schemas-microsoft-com:office:office" xmlns:r="http://schemas.openxmlformats.org/officeDocument/2006/relationships" xmlns:m="http://schemas.openxmlformats.org/officeDocument/2006/math" xmlns:v="urn:schemas-microsoft-com:vml" xmlns:wp14="http://schemas.microsoft.com/office/word/2010/wordprocessingDrawing" xmlns:wp="http://schemas.openxmlformats.org/drawingml/2006/wordprocessingDrawing" xmlns:w10="urn:schemas-microsoft-com:office:word" xmlns:w="http://schemas.openxmlformats.org/wordprocessingml/2006/main" xmlns:w14="http://schemas.microsoft.com/office/word/2010/wordml" xmlns:w15="http://schemas.microsoft.com/office/word/2012/wordml" xmlns:wpg="http://schemas.microsoft.com/office/word/2010/wordprocessingGroup" xmlns:wpi="http://schemas.microsoft.com/office/word/2010/wordprocessingInk" xmlns:wne="http://schemas.microsoft.com/office/word/2006/wordml" xmlns:wps="http://schemas.microsoft.com/office/word/2010/wordprocessingShape" xmlns:cx="http://schemas.microsoft.com/office/drawing/2014/chartex" xmlns:cx1="http://schemas.microsoft.com/office/drawing/2015/9/8/chartex" xmlns:cx2="http://schemas.microsoft.com/office/drawing/2015/10/21/chartex" xmlns:cx3="http://schemas.microsoft.com/office/drawing/2016/5/9/chartex" xmlns:cx4="http://schemas.microsoft.com/office/drawing/2016/5/10/chartex" xmlns:cx5="http://schemas.microsoft.com/office/drawing/2016/5/11/chartex" xmlns:cx6="http://schemas.microsoft.com/office/drawing/2016/5/12/chartex" xmlns:cx7="http://schemas.microsoft.com/office/drawing/2016/5/13/chartex" xmlns:cx8="http://schemas.microsoft.com/office/drawing/2016/5/14/chartex" xmlns:w16cid="http://schemas.microsoft.com/office/word/2016/wordml/cid" xmlns:w16se="http://schemas.microsoft.com/office/word/2015/wordml/symex">
+  <w:p>
+    <w:pPr>
+      <w:pBdr>
+        <w:bottom w:val="single" w:color="1F3A5F" w:sz="6" w:space="4"/>
+      </w:pBdr>
+      <w:bidi/>
+    </w:pPr>
+    <w:r>
+      <w:rPr>
+        <w:rFonts w:ascii="Arial" w:cs="Arial" w:eastAsia="Arial" w:hAnsi="Arial"/>
+        <w:color w:val="666666"/>
+        <w:sz w:val="17"/>
+        <w:szCs w:val="17"/>
+        <w:rtl/>
+      </w:rPr>
+      <w:t xml:space="preserve">סולל בונה · תכנית הכשרה לעובדים חדשים · נוהל QA-09</w:t>
+    </w:r>
+  </w:p>
+</w:hdr>
+</file>
+
+<file path=word/header11.xml><?xml version="1.0" encoding="utf-8"?>
 <w:hdr xmlns:wpc="http://schemas.microsoft.com/office/word/2010/wordprocessingCanvas" xmlns:mc="http://schemas.openxmlformats.org/markup-compatibility/2006" xmlns:o="urn:schemas-microsoft-com:office:office" xmlns:r="http://schemas.openxmlformats.org/officeDocument/2006/relationships" xmlns:m="http://schemas.openxmlformats.org/officeDocument/2006/math" xmlns:v="urn:schemas-microsoft-com:vml" xmlns:wp14="http://schemas.microsoft.com/office/word/2010/wordprocessingDrawing" xmlns:wp="http://schemas.openxmlformats.org/drawingml/2006/wordprocessingDrawing" xmlns:w10="urn:schemas-microsoft-com:office:word" xmlns:w="http://schemas.openxmlformats.org/wordprocessingml/2006/main" xmlns:w14="http://schemas.microsoft.com/office/word/2010/wordml" xmlns:w15="http://schemas.microsoft.com/office/word/2012/wordml" xmlns:wpg="http://schemas.microsoft.com/office/word/2010/wordprocessingGroup" xmlns:wpi="http://schemas.microsoft.com/office/word/2010/wordprocessingInk" xmlns:wne="http://schemas.microsoft.com/office/word/2006/wordml" xmlns:wps="http://schemas.microsoft.com/office/word/2010/wordprocessingShape" xmlns:cx="http://schemas.microsoft.com/office/drawing/2014/chartex" xmlns:cx1="http://schemas.microsoft.com/office/drawing/2015/9/8/chartex" xmlns:cx2="http://schemas.microsoft.com/office/drawing/2015/10/21/chartex" xmlns:cx3="http://schemas.microsoft.com/office/drawing/2016/5/9/chartex" xmlns:cx4="http://schemas.microsoft.com/office/drawing/2016/5/10/chartex" xmlns:cx5="http://schemas.microsoft.com/office/drawing/2016/5/11/chartex" xmlns:cx6="http://schemas.microsoft.com/office/drawing/2016/5/12/chartex" xmlns:cx7="http://schemas.microsoft.com/office/drawing/2016/5/13/chartex" xmlns:cx8="http://schemas.microsoft.com/office/drawing/2016/5/14/chartex" xmlns:w16cid="http://schemas.microsoft.com/office/word/2016/wordml/cid" xmlns:w16se="http://schemas.microsoft.com/office/word/2015/wordml/symex">
   <w:p>
     <w:pPr>

--- a/training-procedures/נהלי-הכשרה-עובדים-חדשים.docx
+++ b/training-procedures/נהלי-הכשרה-עובדים-חדשים.docx
@@ -19,8 +19,53 @@
     </w:p>
     <w:p>
       <w:pPr>
+        <w:jc w:val="center"/>
+      </w:pPr>
+      <w:r>
+        <w:drawing>
+          <wp:inline distT="0" distB="0" distL="0" distR="0">
+            <wp:extent cx="1924050" cy="666750"/>
+            <wp:effectExtent t="0" r="0" b="0" l="0"/>
+            <wp:docPr id="1" name="" descr="" title=""/>
+            <wp:cNvGraphicFramePr>
+              <a:graphicFrameLocks xmlns:a="http://schemas.openxmlformats.org/drawingml/2006/main" noChangeAspect="1"/>
+            </wp:cNvGraphicFramePr>
+            <a:graphic xmlns:a="http://schemas.openxmlformats.org/drawingml/2006/main">
+              <a:graphicData uri="http://schemas.openxmlformats.org/drawingml/2006/picture">
+                <pic:pic xmlns:pic="http://schemas.openxmlformats.org/drawingml/2006/picture">
+                  <pic:nvPicPr>
+                    <pic:cNvPr id="0" name="" descr=""/>
+                    <pic:cNvPicPr>
+                      <a:picLocks noChangeAspect="1" noChangeArrowheads="1"/>
+                    </pic:cNvPicPr>
+                  </pic:nvPicPr>
+                  <pic:blipFill>
+                    <a:blip r:embed="rId29" cstate="none"/>
+                    <a:srcRect/>
+                    <a:stretch>
+                      <a:fillRect/>
+                    </a:stretch>
+                  </pic:blipFill>
+                  <pic:spPr bwMode="auto">
+                    <a:xfrm>
+                      <a:off x="0" y="0"/>
+                      <a:ext cx="1924050" cy="666750"/>
+                    </a:xfrm>
+                    <a:prstGeom prst="rect">
+                      <a:avLst/>
+                    </a:prstGeom>
+                  </pic:spPr>
+                </pic:pic>
+              </a:graphicData>
+            </a:graphic>
+          </wp:inline>
+        </w:drawing>
+      </w:r>
+    </w:p>
+    <w:p>
+      <w:pPr>
         <w:bidi/>
-        <w:spacing w:after="100" w:before="60" w:line="300"/>
+        <w:spacing w:after="500" w:before="0" w:line="300"/>
         <w:jc w:val="center"/>
       </w:pPr>
       <w:r>
@@ -28,9 +73,9 @@
           <w:rFonts w:ascii="Arial" w:cs="Arial" w:eastAsia="Arial" w:hAnsi="Arial"/>
           <w:b/>
           <w:bCs/>
-          <w:color w:val="666666"/>
-          <w:sz w:val="30"/>
-          <w:szCs w:val="30"/>
+          <w:color w:val="1F3A5F"/>
+          <w:sz w:val="22"/>
+          <w:szCs w:val="22"/>
           <w:rtl/>
         </w:rPr>
         <w:t xml:space="preserve">סולל בונה</w:t>
@@ -118,7 +163,7 @@
           <w:szCs w:val="22"/>
           <w:rtl/>
         </w:rPr>
-        <w:t xml:space="preserve">מהדורה 1 · 2026-10-22</w:t>
+        <w:t xml:space="preserve">מהדורה 1 · 2026-10-26</w:t>
       </w:r>
     </w:p>
     <w:p>
@@ -7171,7 +7216,7 @@
           <w:szCs w:val="22"/>
           <w:rtl/>
         </w:rPr>
-        <w:t xml:space="preserve">חל על אתרי החציבה והגריסה של החברה, על כל מוצרי האגרגט (חול מחצבה, עדש, פוליה, מסומסם, אגרגט מעורב) ועל העובדים: מנהל המחצבה, מנהל המגרסה, מפעילי מגרסה, טרקטוריסטים, לבורנטים ומנהל האיכות.</w:t>
+        <w:t xml:space="preserve">חל על אתרי החציבה והגריסה של החברה, על כל מוצרי האגרגט (חול מחצבה, שומשום, עדש, פוליה, אגוזית, אגרגט מעורב) ועל העובדים: מנהל המחצבה, מנהל המגרסה, מפעילי מגרסה, טרקטוריסטים, לבורנטים ומנהל האיכות.</w:t>
       </w:r>
     </w:p>
     <w:p>
@@ -7500,7 +7545,7 @@
                 <w:szCs w:val="20"/>
                 <w:rtl/>
               </w:rPr>
-              <w:t xml:space="preserve">אגרגט שרובו נשאר על נפה 4.75 מ"מ (עדש, פוליה, מסומסם).</w:t>
+              <w:t xml:space="preserve">אגרגט שרובו נשאר על נפה 4.75 מ"מ (עדש, פוליה, אגוזית).</w:t>
             </w:r>
           </w:p>
         </w:tc>
@@ -45369,7 +45414,7 @@
         <w:szCs w:val="17"/>
         <w:rtl/>
       </w:rPr>
-      <w:t xml:space="preserve">מהדורה 1 · 2026-10-22 · עמוד </w:t>
+      <w:t xml:space="preserve">מהדורה 1 · 2026-10-26 · עמוד </w:t>
     </w:r>
     <w:r>
       <w:rPr>
@@ -45412,7 +45457,7 @@
         <w:szCs w:val="17"/>
         <w:rtl/>
       </w:rPr>
-      <w:t xml:space="preserve">מהדורה 1 · 2026-10-22 · עמוד </w:t>
+      <w:t xml:space="preserve">מהדורה 1 · 2026-10-26 · עמוד </w:t>
     </w:r>
     <w:r>
       <w:rPr>
@@ -45455,7 +45500,7 @@
         <w:szCs w:val="17"/>
         <w:rtl/>
       </w:rPr>
-      <w:t xml:space="preserve">מהדורה 1 · 2026-10-22 · עמוד </w:t>
+      <w:t xml:space="preserve">מהדורה 1 · 2026-10-26 · עמוד </w:t>
     </w:r>
     <w:r>
       <w:rPr>
@@ -45498,7 +45543,7 @@
         <w:szCs w:val="17"/>
         <w:rtl/>
       </w:rPr>
-      <w:t xml:space="preserve">מהדורה 1 · 2026-10-22 · עמוד </w:t>
+      <w:t xml:space="preserve">מהדורה 1 · 2026-10-26 · עמוד </w:t>
     </w:r>
     <w:r>
       <w:rPr>
@@ -45541,7 +45586,7 @@
         <w:szCs w:val="17"/>
         <w:rtl/>
       </w:rPr>
-      <w:t xml:space="preserve">מהדורה 1 · 2026-10-22 · עמוד </w:t>
+      <w:t xml:space="preserve">מהדורה 1 · 2026-10-26 · עמוד </w:t>
     </w:r>
     <w:r>
       <w:rPr>
@@ -45584,7 +45629,7 @@
         <w:szCs w:val="17"/>
         <w:rtl/>
       </w:rPr>
-      <w:t xml:space="preserve">מהדורה 1 · 2026-10-22 · עמוד </w:t>
+      <w:t xml:space="preserve">מהדורה 1 · 2026-10-26 · עמוד </w:t>
     </w:r>
     <w:r>
       <w:rPr>
@@ -45627,7 +45672,7 @@
         <w:szCs w:val="17"/>
         <w:rtl/>
       </w:rPr>
-      <w:t xml:space="preserve">מהדורה 1 · 2026-10-22 · עמוד </w:t>
+      <w:t xml:space="preserve">מהדורה 1 · 2026-10-26 · עמוד </w:t>
     </w:r>
     <w:r>
       <w:rPr>
@@ -45670,7 +45715,7 @@
         <w:szCs w:val="17"/>
         <w:rtl/>
       </w:rPr>
-      <w:t xml:space="preserve">מהדורה 1 · 2026-10-22 · עמוד </w:t>
+      <w:t xml:space="preserve">מהדורה 1 · 2026-10-26 · עמוד </w:t>
     </w:r>
     <w:r>
       <w:rPr>
@@ -45713,7 +45758,7 @@
         <w:szCs w:val="17"/>
         <w:rtl/>
       </w:rPr>
-      <w:t xml:space="preserve">מהדורה 1 · 2026-10-22 · עמוד </w:t>
+      <w:t xml:space="preserve">מהדורה 1 · 2026-10-26 · עמוד </w:t>
     </w:r>
     <w:r>
       <w:rPr>
@@ -45756,7 +45801,7 @@
         <w:szCs w:val="17"/>
         <w:rtl/>
       </w:rPr>
-      <w:t xml:space="preserve">מהדורה 1 · 2026-10-22 · עמוד </w:t>
+      <w:t xml:space="preserve">מהדורה 1 · 2026-10-26 · עמוד </w:t>
     </w:r>
     <w:r>
       <w:rPr>
@@ -45799,7 +45844,7 @@
         <w:szCs w:val="17"/>
         <w:rtl/>
       </w:rPr>
-      <w:t xml:space="preserve">מהדורה 1 · 2026-10-22 · עמוד </w:t>
+      <w:t xml:space="preserve">מהדורה 1 · 2026-10-26 · עמוד </w:t>
     </w:r>
     <w:r>
       <w:rPr>
@@ -45866,254 +45911,1233 @@
 
 <file path=word/header1.xml><?xml version="1.0" encoding="utf-8"?>
 <w:hdr xmlns:wpc="http://schemas.microsoft.com/office/word/2010/wordprocessingCanvas" xmlns:mc="http://schemas.openxmlformats.org/markup-compatibility/2006" xmlns:o="urn:schemas-microsoft-com:office:office" xmlns:r="http://schemas.openxmlformats.org/officeDocument/2006/relationships" xmlns:m="http://schemas.openxmlformats.org/officeDocument/2006/math" xmlns:v="urn:schemas-microsoft-com:vml" xmlns:wp14="http://schemas.microsoft.com/office/word/2010/wordprocessingDrawing" xmlns:wp="http://schemas.openxmlformats.org/drawingml/2006/wordprocessingDrawing" xmlns:w10="urn:schemas-microsoft-com:office:word" xmlns:w="http://schemas.openxmlformats.org/wordprocessingml/2006/main" xmlns:w14="http://schemas.microsoft.com/office/word/2010/wordml" xmlns:w15="http://schemas.microsoft.com/office/word/2012/wordml" xmlns:wpg="http://schemas.microsoft.com/office/word/2010/wordprocessingGroup" xmlns:wpi="http://schemas.microsoft.com/office/word/2010/wordprocessingInk" xmlns:wne="http://schemas.microsoft.com/office/word/2006/wordml" xmlns:wps="http://schemas.microsoft.com/office/word/2010/wordprocessingShape" xmlns:cx="http://schemas.microsoft.com/office/drawing/2014/chartex" xmlns:cx1="http://schemas.microsoft.com/office/drawing/2015/9/8/chartex" xmlns:cx2="http://schemas.microsoft.com/office/drawing/2015/10/21/chartex" xmlns:cx3="http://schemas.microsoft.com/office/drawing/2016/5/9/chartex" xmlns:cx4="http://schemas.microsoft.com/office/drawing/2016/5/10/chartex" xmlns:cx5="http://schemas.microsoft.com/office/drawing/2016/5/11/chartex" xmlns:cx6="http://schemas.microsoft.com/office/drawing/2016/5/12/chartex" xmlns:cx7="http://schemas.microsoft.com/office/drawing/2016/5/13/chartex" xmlns:cx8="http://schemas.microsoft.com/office/drawing/2016/5/14/chartex" xmlns:w16cid="http://schemas.microsoft.com/office/word/2016/wordml/cid" xmlns:w16se="http://schemas.microsoft.com/office/word/2015/wordml/symex">
-  <w:p>
-    <w:pPr>
-      <w:pBdr>
-        <w:bottom w:val="single" w:color="1F3A5F" w:sz="6" w:space="4"/>
-      </w:pBdr>
-      <w:bidi/>
-    </w:pPr>
-    <w:r>
-      <w:rPr>
-        <w:rFonts w:ascii="Arial" w:cs="Arial" w:eastAsia="Arial" w:hAnsi="Arial"/>
-        <w:color w:val="666666"/>
-        <w:sz w:val="17"/>
-        <w:szCs w:val="17"/>
-        <w:rtl/>
-      </w:rPr>
-      <w:t xml:space="preserve">סולל בונה · תכנית הכשרה לעובדים חדשים · מבוא</w:t>
-    </w:r>
-  </w:p>
+  <w:tbl>
+    <w:tblPr>
+      <w:bidiVisual/>
+      <w:tblW w:type="dxa" w:w="9638"/>
+      <w:tblBorders>
+        <w:top w:val="single" w:color="auto" w:sz="4"/>
+        <w:left w:val="single" w:color="auto" w:sz="4"/>
+        <w:bottom w:val="single" w:color="auto" w:sz="4"/>
+        <w:right w:val="single" w:color="auto" w:sz="4"/>
+        <w:insideH w:val="single" w:color="auto" w:sz="4"/>
+        <w:insideV w:val="single" w:color="auto" w:sz="4"/>
+      </w:tblBorders>
+    </w:tblPr>
+    <w:tblGrid>
+      <w:gridCol w:w="7238"/>
+      <w:gridCol w:w="2400"/>
+    </w:tblGrid>
+    <w:tr>
+      <w:tc>
+        <w:tcPr>
+          <w:tcW w:type="dxa" w:w="7238"/>
+          <w:tcBorders>
+            <w:top w:val="none" w:color="FFFFFF" w:sz="0"/>
+            <w:left w:val="none" w:color="FFFFFF" w:sz="0"/>
+            <w:bottom w:val="single" w:color="1F3A5F" w:sz="6"/>
+            <w:right w:val="none" w:color="FFFFFF" w:sz="0"/>
+          </w:tcBorders>
+          <w:vAlign w:val="bottom"/>
+        </w:tcPr>
+        <w:p>
+          <w:pPr>
+            <w:bidi/>
+            <w:spacing w:after="60"/>
+          </w:pPr>
+          <w:r>
+            <w:rPr>
+              <w:rFonts w:ascii="Arial" w:cs="Arial" w:eastAsia="Arial" w:hAnsi="Arial"/>
+              <w:color w:val="666666"/>
+              <w:sz w:val="17"/>
+              <w:szCs w:val="17"/>
+              <w:rtl/>
+            </w:rPr>
+            <w:t xml:space="preserve">שיכון ובינוי סולל בונה · תכנית הכשרה לעובדים חדשים · מבוא</w:t>
+          </w:r>
+        </w:p>
+      </w:tc>
+      <w:tc>
+        <w:tcPr>
+          <w:tcW w:type="dxa" w:w="2400"/>
+          <w:tcBorders>
+            <w:top w:val="none" w:color="FFFFFF" w:sz="0"/>
+            <w:left w:val="none" w:color="FFFFFF" w:sz="0"/>
+            <w:bottom w:val="single" w:color="1F3A5F" w:sz="6"/>
+            <w:right w:val="none" w:color="FFFFFF" w:sz="0"/>
+          </w:tcBorders>
+          <w:vAlign w:val="bottom"/>
+        </w:tcPr>
+        <w:p>
+          <w:pPr>
+            <w:bidi/>
+            <w:spacing w:after="60"/>
+            <w:jc w:val="left"/>
+          </w:pPr>
+          <w:r>
+            <w:drawing>
+              <wp:inline distT="0" distB="0" distL="0" distR="0">
+                <wp:extent cx="714375" cy="247650"/>
+                <wp:effectExtent t="0" r="0" b="0" l="0"/>
+                <wp:docPr id="1" name="" descr="" title=""/>
+                <wp:cNvGraphicFramePr>
+                  <a:graphicFrameLocks xmlns:a="http://schemas.openxmlformats.org/drawingml/2006/main" noChangeAspect="1"/>
+                </wp:cNvGraphicFramePr>
+                <a:graphic xmlns:a="http://schemas.openxmlformats.org/drawingml/2006/main">
+                  <a:graphicData uri="http://schemas.openxmlformats.org/drawingml/2006/picture">
+                    <pic:pic xmlns:pic="http://schemas.openxmlformats.org/drawingml/2006/picture">
+                      <pic:nvPicPr>
+                        <pic:cNvPr id="0" name="" descr=""/>
+                        <pic:cNvPicPr>
+                          <a:picLocks noChangeAspect="1" noChangeArrowheads="1"/>
+                        </pic:cNvPicPr>
+                      </pic:nvPicPr>
+                      <pic:blipFill>
+                        <a:blip r:embed="rId0" cstate="none"/>
+                        <a:srcRect/>
+                        <a:stretch>
+                          <a:fillRect/>
+                        </a:stretch>
+                      </pic:blipFill>
+                      <pic:spPr bwMode="auto">
+                        <a:xfrm>
+                          <a:off x="0" y="0"/>
+                          <a:ext cx="714375" cy="247650"/>
+                        </a:xfrm>
+                        <a:prstGeom prst="rect">
+                          <a:avLst/>
+                        </a:prstGeom>
+                      </pic:spPr>
+                    </pic:pic>
+                  </a:graphicData>
+                </a:graphic>
+              </wp:inline>
+            </w:drawing>
+          </w:r>
+        </w:p>
+      </w:tc>
+    </w:tr>
+  </w:tbl>
 </w:hdr>
 </file>
 
 <file path=word/header10.xml><?xml version="1.0" encoding="utf-8"?>
 <w:hdr xmlns:wpc="http://schemas.microsoft.com/office/word/2010/wordprocessingCanvas" xmlns:mc="http://schemas.openxmlformats.org/markup-compatibility/2006" xmlns:o="urn:schemas-microsoft-com:office:office" xmlns:r="http://schemas.openxmlformats.org/officeDocument/2006/relationships" xmlns:m="http://schemas.openxmlformats.org/officeDocument/2006/math" xmlns:v="urn:schemas-microsoft-com:vml" xmlns:wp14="http://schemas.microsoft.com/office/word/2010/wordprocessingDrawing" xmlns:wp="http://schemas.openxmlformats.org/drawingml/2006/wordprocessingDrawing" xmlns:w10="urn:schemas-microsoft-com:office:word" xmlns:w="http://schemas.openxmlformats.org/wordprocessingml/2006/main" xmlns:w14="http://schemas.microsoft.com/office/word/2010/wordml" xmlns:w15="http://schemas.microsoft.com/office/word/2012/wordml" xmlns:wpg="http://schemas.microsoft.com/office/word/2010/wordprocessingGroup" xmlns:wpi="http://schemas.microsoft.com/office/word/2010/wordprocessingInk" xmlns:wne="http://schemas.microsoft.com/office/word/2006/wordml" xmlns:wps="http://schemas.microsoft.com/office/word/2010/wordprocessingShape" xmlns:cx="http://schemas.microsoft.com/office/drawing/2014/chartex" xmlns:cx1="http://schemas.microsoft.com/office/drawing/2015/9/8/chartex" xmlns:cx2="http://schemas.microsoft.com/office/drawing/2015/10/21/chartex" xmlns:cx3="http://schemas.microsoft.com/office/drawing/2016/5/9/chartex" xmlns:cx4="http://schemas.microsoft.com/office/drawing/2016/5/10/chartex" xmlns:cx5="http://schemas.microsoft.com/office/drawing/2016/5/11/chartex" xmlns:cx6="http://schemas.microsoft.com/office/drawing/2016/5/12/chartex" xmlns:cx7="http://schemas.microsoft.com/office/drawing/2016/5/13/chartex" xmlns:cx8="http://schemas.microsoft.com/office/drawing/2016/5/14/chartex" xmlns:w16cid="http://schemas.microsoft.com/office/word/2016/wordml/cid" xmlns:w16se="http://schemas.microsoft.com/office/word/2015/wordml/symex">
-  <w:p>
-    <w:pPr>
-      <w:pBdr>
-        <w:bottom w:val="single" w:color="1F3A5F" w:sz="6" w:space="4"/>
-      </w:pBdr>
-      <w:bidi/>
-    </w:pPr>
-    <w:r>
-      <w:rPr>
-        <w:rFonts w:ascii="Arial" w:cs="Arial" w:eastAsia="Arial" w:hAnsi="Arial"/>
-        <w:color w:val="666666"/>
-        <w:sz w:val="17"/>
-        <w:szCs w:val="17"/>
-        <w:rtl/>
-      </w:rPr>
-      <w:t xml:space="preserve">סולל בונה · תכנית הכשרה לעובדים חדשים · נוהל QA-09</w:t>
-    </w:r>
-  </w:p>
+  <w:tbl>
+    <w:tblPr>
+      <w:bidiVisual/>
+      <w:tblW w:type="dxa" w:w="9638"/>
+      <w:tblBorders>
+        <w:top w:val="single" w:color="auto" w:sz="4"/>
+        <w:left w:val="single" w:color="auto" w:sz="4"/>
+        <w:bottom w:val="single" w:color="auto" w:sz="4"/>
+        <w:right w:val="single" w:color="auto" w:sz="4"/>
+        <w:insideH w:val="single" w:color="auto" w:sz="4"/>
+        <w:insideV w:val="single" w:color="auto" w:sz="4"/>
+      </w:tblBorders>
+    </w:tblPr>
+    <w:tblGrid>
+      <w:gridCol w:w="7238"/>
+      <w:gridCol w:w="2400"/>
+    </w:tblGrid>
+    <w:tr>
+      <w:tc>
+        <w:tcPr>
+          <w:tcW w:type="dxa" w:w="7238"/>
+          <w:tcBorders>
+            <w:top w:val="none" w:color="FFFFFF" w:sz="0"/>
+            <w:left w:val="none" w:color="FFFFFF" w:sz="0"/>
+            <w:bottom w:val="single" w:color="1F3A5F" w:sz="6"/>
+            <w:right w:val="none" w:color="FFFFFF" w:sz="0"/>
+          </w:tcBorders>
+          <w:vAlign w:val="bottom"/>
+        </w:tcPr>
+        <w:p>
+          <w:pPr>
+            <w:bidi/>
+            <w:spacing w:after="60"/>
+          </w:pPr>
+          <w:r>
+            <w:rPr>
+              <w:rFonts w:ascii="Arial" w:cs="Arial" w:eastAsia="Arial" w:hAnsi="Arial"/>
+              <w:color w:val="666666"/>
+              <w:sz w:val="17"/>
+              <w:szCs w:val="17"/>
+              <w:rtl/>
+            </w:rPr>
+            <w:t xml:space="preserve">שיכון ובינוי סולל בונה · תכנית הכשרה לעובדים חדשים · נוהל QA-09</w:t>
+          </w:r>
+        </w:p>
+      </w:tc>
+      <w:tc>
+        <w:tcPr>
+          <w:tcW w:type="dxa" w:w="2400"/>
+          <w:tcBorders>
+            <w:top w:val="none" w:color="FFFFFF" w:sz="0"/>
+            <w:left w:val="none" w:color="FFFFFF" w:sz="0"/>
+            <w:bottom w:val="single" w:color="1F3A5F" w:sz="6"/>
+            <w:right w:val="none" w:color="FFFFFF" w:sz="0"/>
+          </w:tcBorders>
+          <w:vAlign w:val="bottom"/>
+        </w:tcPr>
+        <w:p>
+          <w:pPr>
+            <w:bidi/>
+            <w:spacing w:after="60"/>
+            <w:jc w:val="left"/>
+          </w:pPr>
+          <w:r>
+            <w:drawing>
+              <wp:inline distT="0" distB="0" distL="0" distR="0">
+                <wp:extent cx="714375" cy="247650"/>
+                <wp:effectExtent t="0" r="0" b="0" l="0"/>
+                <wp:docPr id="1" name="" descr="" title=""/>
+                <wp:cNvGraphicFramePr>
+                  <a:graphicFrameLocks xmlns:a="http://schemas.openxmlformats.org/drawingml/2006/main" noChangeAspect="1"/>
+                </wp:cNvGraphicFramePr>
+                <a:graphic xmlns:a="http://schemas.openxmlformats.org/drawingml/2006/main">
+                  <a:graphicData uri="http://schemas.openxmlformats.org/drawingml/2006/picture">
+                    <pic:pic xmlns:pic="http://schemas.openxmlformats.org/drawingml/2006/picture">
+                      <pic:nvPicPr>
+                        <pic:cNvPr id="0" name="" descr=""/>
+                        <pic:cNvPicPr>
+                          <a:picLocks noChangeAspect="1" noChangeArrowheads="1"/>
+                        </pic:cNvPicPr>
+                      </pic:nvPicPr>
+                      <pic:blipFill>
+                        <a:blip r:embed="rId0" cstate="none"/>
+                        <a:srcRect/>
+                        <a:stretch>
+                          <a:fillRect/>
+                        </a:stretch>
+                      </pic:blipFill>
+                      <pic:spPr bwMode="auto">
+                        <a:xfrm>
+                          <a:off x="0" y="0"/>
+                          <a:ext cx="714375" cy="247650"/>
+                        </a:xfrm>
+                        <a:prstGeom prst="rect">
+                          <a:avLst/>
+                        </a:prstGeom>
+                      </pic:spPr>
+                    </pic:pic>
+                  </a:graphicData>
+                </a:graphic>
+              </wp:inline>
+            </w:drawing>
+          </w:r>
+        </w:p>
+      </w:tc>
+    </w:tr>
+  </w:tbl>
 </w:hdr>
 </file>
 
 <file path=word/header11.xml><?xml version="1.0" encoding="utf-8"?>
 <w:hdr xmlns:wpc="http://schemas.microsoft.com/office/word/2010/wordprocessingCanvas" xmlns:mc="http://schemas.openxmlformats.org/markup-compatibility/2006" xmlns:o="urn:schemas-microsoft-com:office:office" xmlns:r="http://schemas.openxmlformats.org/officeDocument/2006/relationships" xmlns:m="http://schemas.openxmlformats.org/officeDocument/2006/math" xmlns:v="urn:schemas-microsoft-com:vml" xmlns:wp14="http://schemas.microsoft.com/office/word/2010/wordprocessingDrawing" xmlns:wp="http://schemas.openxmlformats.org/drawingml/2006/wordprocessingDrawing" xmlns:w10="urn:schemas-microsoft-com:office:word" xmlns:w="http://schemas.openxmlformats.org/wordprocessingml/2006/main" xmlns:w14="http://schemas.microsoft.com/office/word/2010/wordml" xmlns:w15="http://schemas.microsoft.com/office/word/2012/wordml" xmlns:wpg="http://schemas.microsoft.com/office/word/2010/wordprocessingGroup" xmlns:wpi="http://schemas.microsoft.com/office/word/2010/wordprocessingInk" xmlns:wne="http://schemas.microsoft.com/office/word/2006/wordml" xmlns:wps="http://schemas.microsoft.com/office/word/2010/wordprocessingShape" xmlns:cx="http://schemas.microsoft.com/office/drawing/2014/chartex" xmlns:cx1="http://schemas.microsoft.com/office/drawing/2015/9/8/chartex" xmlns:cx2="http://schemas.microsoft.com/office/drawing/2015/10/21/chartex" xmlns:cx3="http://schemas.microsoft.com/office/drawing/2016/5/9/chartex" xmlns:cx4="http://schemas.microsoft.com/office/drawing/2016/5/10/chartex" xmlns:cx5="http://schemas.microsoft.com/office/drawing/2016/5/11/chartex" xmlns:cx6="http://schemas.microsoft.com/office/drawing/2016/5/12/chartex" xmlns:cx7="http://schemas.microsoft.com/office/drawing/2016/5/13/chartex" xmlns:cx8="http://schemas.microsoft.com/office/drawing/2016/5/14/chartex" xmlns:w16cid="http://schemas.microsoft.com/office/word/2016/wordml/cid" xmlns:w16se="http://schemas.microsoft.com/office/word/2015/wordml/symex">
-  <w:p>
-    <w:pPr>
-      <w:pBdr>
-        <w:bottom w:val="single" w:color="1F3A5F" w:sz="6" w:space="4"/>
-      </w:pBdr>
-      <w:bidi/>
-    </w:pPr>
-    <w:r>
-      <w:rPr>
-        <w:rFonts w:ascii="Arial" w:cs="Arial" w:eastAsia="Arial" w:hAnsi="Arial"/>
-        <w:color w:val="666666"/>
-        <w:sz w:val="17"/>
-        <w:szCs w:val="17"/>
-        <w:rtl/>
-      </w:rPr>
-      <w:t xml:space="preserve">סולל בונה · תכנית הכשרה לעובדים חדשים · אישור הדרכה</w:t>
-    </w:r>
-  </w:p>
+  <w:tbl>
+    <w:tblPr>
+      <w:bidiVisual/>
+      <w:tblW w:type="dxa" w:w="9638"/>
+      <w:tblBorders>
+        <w:top w:val="single" w:color="auto" w:sz="4"/>
+        <w:left w:val="single" w:color="auto" w:sz="4"/>
+        <w:bottom w:val="single" w:color="auto" w:sz="4"/>
+        <w:right w:val="single" w:color="auto" w:sz="4"/>
+        <w:insideH w:val="single" w:color="auto" w:sz="4"/>
+        <w:insideV w:val="single" w:color="auto" w:sz="4"/>
+      </w:tblBorders>
+    </w:tblPr>
+    <w:tblGrid>
+      <w:gridCol w:w="7238"/>
+      <w:gridCol w:w="2400"/>
+    </w:tblGrid>
+    <w:tr>
+      <w:tc>
+        <w:tcPr>
+          <w:tcW w:type="dxa" w:w="7238"/>
+          <w:tcBorders>
+            <w:top w:val="none" w:color="FFFFFF" w:sz="0"/>
+            <w:left w:val="none" w:color="FFFFFF" w:sz="0"/>
+            <w:bottom w:val="single" w:color="1F3A5F" w:sz="6"/>
+            <w:right w:val="none" w:color="FFFFFF" w:sz="0"/>
+          </w:tcBorders>
+          <w:vAlign w:val="bottom"/>
+        </w:tcPr>
+        <w:p>
+          <w:pPr>
+            <w:bidi/>
+            <w:spacing w:after="60"/>
+          </w:pPr>
+          <w:r>
+            <w:rPr>
+              <w:rFonts w:ascii="Arial" w:cs="Arial" w:eastAsia="Arial" w:hAnsi="Arial"/>
+              <w:color w:val="666666"/>
+              <w:sz w:val="17"/>
+              <w:szCs w:val="17"/>
+              <w:rtl/>
+            </w:rPr>
+            <w:t xml:space="preserve">שיכון ובינוי סולל בונה · תכנית הכשרה לעובדים חדשים · אישור הדרכה</w:t>
+          </w:r>
+        </w:p>
+      </w:tc>
+      <w:tc>
+        <w:tcPr>
+          <w:tcW w:type="dxa" w:w="2400"/>
+          <w:tcBorders>
+            <w:top w:val="none" w:color="FFFFFF" w:sz="0"/>
+            <w:left w:val="none" w:color="FFFFFF" w:sz="0"/>
+            <w:bottom w:val="single" w:color="1F3A5F" w:sz="6"/>
+            <w:right w:val="none" w:color="FFFFFF" w:sz="0"/>
+          </w:tcBorders>
+          <w:vAlign w:val="bottom"/>
+        </w:tcPr>
+        <w:p>
+          <w:pPr>
+            <w:bidi/>
+            <w:spacing w:after="60"/>
+            <w:jc w:val="left"/>
+          </w:pPr>
+          <w:r>
+            <w:drawing>
+              <wp:inline distT="0" distB="0" distL="0" distR="0">
+                <wp:extent cx="714375" cy="247650"/>
+                <wp:effectExtent t="0" r="0" b="0" l="0"/>
+                <wp:docPr id="1" name="" descr="" title=""/>
+                <wp:cNvGraphicFramePr>
+                  <a:graphicFrameLocks xmlns:a="http://schemas.openxmlformats.org/drawingml/2006/main" noChangeAspect="1"/>
+                </wp:cNvGraphicFramePr>
+                <a:graphic xmlns:a="http://schemas.openxmlformats.org/drawingml/2006/main">
+                  <a:graphicData uri="http://schemas.openxmlformats.org/drawingml/2006/picture">
+                    <pic:pic xmlns:pic="http://schemas.openxmlformats.org/drawingml/2006/picture">
+                      <pic:nvPicPr>
+                        <pic:cNvPr id="0" name="" descr=""/>
+                        <pic:cNvPicPr>
+                          <a:picLocks noChangeAspect="1" noChangeArrowheads="1"/>
+                        </pic:cNvPicPr>
+                      </pic:nvPicPr>
+                      <pic:blipFill>
+                        <a:blip r:embed="rId0" cstate="none"/>
+                        <a:srcRect/>
+                        <a:stretch>
+                          <a:fillRect/>
+                        </a:stretch>
+                      </pic:blipFill>
+                      <pic:spPr bwMode="auto">
+                        <a:xfrm>
+                          <a:off x="0" y="0"/>
+                          <a:ext cx="714375" cy="247650"/>
+                        </a:xfrm>
+                        <a:prstGeom prst="rect">
+                          <a:avLst/>
+                        </a:prstGeom>
+                      </pic:spPr>
+                    </pic:pic>
+                  </a:graphicData>
+                </a:graphic>
+              </wp:inline>
+            </w:drawing>
+          </w:r>
+        </w:p>
+      </w:tc>
+    </w:tr>
+  </w:tbl>
 </w:hdr>
 </file>
 
 <file path=word/header2.xml><?xml version="1.0" encoding="utf-8"?>
 <w:hdr xmlns:wpc="http://schemas.microsoft.com/office/word/2010/wordprocessingCanvas" xmlns:mc="http://schemas.openxmlformats.org/markup-compatibility/2006" xmlns:o="urn:schemas-microsoft-com:office:office" xmlns:r="http://schemas.openxmlformats.org/officeDocument/2006/relationships" xmlns:m="http://schemas.openxmlformats.org/officeDocument/2006/math" xmlns:v="urn:schemas-microsoft-com:vml" xmlns:wp14="http://schemas.microsoft.com/office/word/2010/wordprocessingDrawing" xmlns:wp="http://schemas.openxmlformats.org/drawingml/2006/wordprocessingDrawing" xmlns:w10="urn:schemas-microsoft-com:office:word" xmlns:w="http://schemas.openxmlformats.org/wordprocessingml/2006/main" xmlns:w14="http://schemas.microsoft.com/office/word/2010/wordml" xmlns:w15="http://schemas.microsoft.com/office/word/2012/wordml" xmlns:wpg="http://schemas.microsoft.com/office/word/2010/wordprocessingGroup" xmlns:wpi="http://schemas.microsoft.com/office/word/2010/wordprocessingInk" xmlns:wne="http://schemas.microsoft.com/office/word/2006/wordml" xmlns:wps="http://schemas.microsoft.com/office/word/2010/wordprocessingShape" xmlns:cx="http://schemas.microsoft.com/office/drawing/2014/chartex" xmlns:cx1="http://schemas.microsoft.com/office/drawing/2015/9/8/chartex" xmlns:cx2="http://schemas.microsoft.com/office/drawing/2015/10/21/chartex" xmlns:cx3="http://schemas.microsoft.com/office/drawing/2016/5/9/chartex" xmlns:cx4="http://schemas.microsoft.com/office/drawing/2016/5/10/chartex" xmlns:cx5="http://schemas.microsoft.com/office/drawing/2016/5/11/chartex" xmlns:cx6="http://schemas.microsoft.com/office/drawing/2016/5/12/chartex" xmlns:cx7="http://schemas.microsoft.com/office/drawing/2016/5/13/chartex" xmlns:cx8="http://schemas.microsoft.com/office/drawing/2016/5/14/chartex" xmlns:w16cid="http://schemas.microsoft.com/office/word/2016/wordml/cid" xmlns:w16se="http://schemas.microsoft.com/office/word/2015/wordml/symex">
-  <w:p>
-    <w:pPr>
-      <w:pBdr>
-        <w:bottom w:val="single" w:color="1F3A5F" w:sz="6" w:space="4"/>
-      </w:pBdr>
-      <w:bidi/>
-    </w:pPr>
-    <w:r>
-      <w:rPr>
-        <w:rFonts w:ascii="Arial" w:cs="Arial" w:eastAsia="Arial" w:hAnsi="Arial"/>
-        <w:color w:val="666666"/>
-        <w:sz w:val="17"/>
-        <w:szCs w:val="17"/>
-        <w:rtl/>
-      </w:rPr>
-      <w:t xml:space="preserve">סולל בונה · תכנית הכשרה לעובדים חדשים · נוהל QA-01</w:t>
-    </w:r>
-  </w:p>
+  <w:tbl>
+    <w:tblPr>
+      <w:bidiVisual/>
+      <w:tblW w:type="dxa" w:w="9638"/>
+      <w:tblBorders>
+        <w:top w:val="single" w:color="auto" w:sz="4"/>
+        <w:left w:val="single" w:color="auto" w:sz="4"/>
+        <w:bottom w:val="single" w:color="auto" w:sz="4"/>
+        <w:right w:val="single" w:color="auto" w:sz="4"/>
+        <w:insideH w:val="single" w:color="auto" w:sz="4"/>
+        <w:insideV w:val="single" w:color="auto" w:sz="4"/>
+      </w:tblBorders>
+    </w:tblPr>
+    <w:tblGrid>
+      <w:gridCol w:w="7238"/>
+      <w:gridCol w:w="2400"/>
+    </w:tblGrid>
+    <w:tr>
+      <w:tc>
+        <w:tcPr>
+          <w:tcW w:type="dxa" w:w="7238"/>
+          <w:tcBorders>
+            <w:top w:val="none" w:color="FFFFFF" w:sz="0"/>
+            <w:left w:val="none" w:color="FFFFFF" w:sz="0"/>
+            <w:bottom w:val="single" w:color="1F3A5F" w:sz="6"/>
+            <w:right w:val="none" w:color="FFFFFF" w:sz="0"/>
+          </w:tcBorders>
+          <w:vAlign w:val="bottom"/>
+        </w:tcPr>
+        <w:p>
+          <w:pPr>
+            <w:bidi/>
+            <w:spacing w:after="60"/>
+          </w:pPr>
+          <w:r>
+            <w:rPr>
+              <w:rFonts w:ascii="Arial" w:cs="Arial" w:eastAsia="Arial" w:hAnsi="Arial"/>
+              <w:color w:val="666666"/>
+              <w:sz w:val="17"/>
+              <w:szCs w:val="17"/>
+              <w:rtl/>
+            </w:rPr>
+            <w:t xml:space="preserve">שיכון ובינוי סולל בונה · תכנית הכשרה לעובדים חדשים · נוהל QA-01</w:t>
+          </w:r>
+        </w:p>
+      </w:tc>
+      <w:tc>
+        <w:tcPr>
+          <w:tcW w:type="dxa" w:w="2400"/>
+          <w:tcBorders>
+            <w:top w:val="none" w:color="FFFFFF" w:sz="0"/>
+            <w:left w:val="none" w:color="FFFFFF" w:sz="0"/>
+            <w:bottom w:val="single" w:color="1F3A5F" w:sz="6"/>
+            <w:right w:val="none" w:color="FFFFFF" w:sz="0"/>
+          </w:tcBorders>
+          <w:vAlign w:val="bottom"/>
+        </w:tcPr>
+        <w:p>
+          <w:pPr>
+            <w:bidi/>
+            <w:spacing w:after="60"/>
+            <w:jc w:val="left"/>
+          </w:pPr>
+          <w:r>
+            <w:drawing>
+              <wp:inline distT="0" distB="0" distL="0" distR="0">
+                <wp:extent cx="714375" cy="247650"/>
+                <wp:effectExtent t="0" r="0" b="0" l="0"/>
+                <wp:docPr id="1" name="" descr="" title=""/>
+                <wp:cNvGraphicFramePr>
+                  <a:graphicFrameLocks xmlns:a="http://schemas.openxmlformats.org/drawingml/2006/main" noChangeAspect="1"/>
+                </wp:cNvGraphicFramePr>
+                <a:graphic xmlns:a="http://schemas.openxmlformats.org/drawingml/2006/main">
+                  <a:graphicData uri="http://schemas.openxmlformats.org/drawingml/2006/picture">
+                    <pic:pic xmlns:pic="http://schemas.openxmlformats.org/drawingml/2006/picture">
+                      <pic:nvPicPr>
+                        <pic:cNvPr id="0" name="" descr=""/>
+                        <pic:cNvPicPr>
+                          <a:picLocks noChangeAspect="1" noChangeArrowheads="1"/>
+                        </pic:cNvPicPr>
+                      </pic:nvPicPr>
+                      <pic:blipFill>
+                        <a:blip r:embed="rId0" cstate="none"/>
+                        <a:srcRect/>
+                        <a:stretch>
+                          <a:fillRect/>
+                        </a:stretch>
+                      </pic:blipFill>
+                      <pic:spPr bwMode="auto">
+                        <a:xfrm>
+                          <a:off x="0" y="0"/>
+                          <a:ext cx="714375" cy="247650"/>
+                        </a:xfrm>
+                        <a:prstGeom prst="rect">
+                          <a:avLst/>
+                        </a:prstGeom>
+                      </pic:spPr>
+                    </pic:pic>
+                  </a:graphicData>
+                </a:graphic>
+              </wp:inline>
+            </w:drawing>
+          </w:r>
+        </w:p>
+      </w:tc>
+    </w:tr>
+  </w:tbl>
 </w:hdr>
 </file>
 
 <file path=word/header3.xml><?xml version="1.0" encoding="utf-8"?>
 <w:hdr xmlns:wpc="http://schemas.microsoft.com/office/word/2010/wordprocessingCanvas" xmlns:mc="http://schemas.openxmlformats.org/markup-compatibility/2006" xmlns:o="urn:schemas-microsoft-com:office:office" xmlns:r="http://schemas.openxmlformats.org/officeDocument/2006/relationships" xmlns:m="http://schemas.openxmlformats.org/officeDocument/2006/math" xmlns:v="urn:schemas-microsoft-com:vml" xmlns:wp14="http://schemas.microsoft.com/office/word/2010/wordprocessingDrawing" xmlns:wp="http://schemas.openxmlformats.org/drawingml/2006/wordprocessingDrawing" xmlns:w10="urn:schemas-microsoft-com:office:word" xmlns:w="http://schemas.openxmlformats.org/wordprocessingml/2006/main" xmlns:w14="http://schemas.microsoft.com/office/word/2010/wordml" xmlns:w15="http://schemas.microsoft.com/office/word/2012/wordml" xmlns:wpg="http://schemas.microsoft.com/office/word/2010/wordprocessingGroup" xmlns:wpi="http://schemas.microsoft.com/office/word/2010/wordprocessingInk" xmlns:wne="http://schemas.microsoft.com/office/word/2006/wordml" xmlns:wps="http://schemas.microsoft.com/office/word/2010/wordprocessingShape" xmlns:cx="http://schemas.microsoft.com/office/drawing/2014/chartex" xmlns:cx1="http://schemas.microsoft.com/office/drawing/2015/9/8/chartex" xmlns:cx2="http://schemas.microsoft.com/office/drawing/2015/10/21/chartex" xmlns:cx3="http://schemas.microsoft.com/office/drawing/2016/5/9/chartex" xmlns:cx4="http://schemas.microsoft.com/office/drawing/2016/5/10/chartex" xmlns:cx5="http://schemas.microsoft.com/office/drawing/2016/5/11/chartex" xmlns:cx6="http://schemas.microsoft.com/office/drawing/2016/5/12/chartex" xmlns:cx7="http://schemas.microsoft.com/office/drawing/2016/5/13/chartex" xmlns:cx8="http://schemas.microsoft.com/office/drawing/2016/5/14/chartex" xmlns:w16cid="http://schemas.microsoft.com/office/word/2016/wordml/cid" xmlns:w16se="http://schemas.microsoft.com/office/word/2015/wordml/symex">
-  <w:p>
-    <w:pPr>
-      <w:pBdr>
-        <w:bottom w:val="single" w:color="1F3A5F" w:sz="6" w:space="4"/>
-      </w:pBdr>
-      <w:bidi/>
-    </w:pPr>
-    <w:r>
-      <w:rPr>
-        <w:rFonts w:ascii="Arial" w:cs="Arial" w:eastAsia="Arial" w:hAnsi="Arial"/>
-        <w:color w:val="666666"/>
-        <w:sz w:val="17"/>
-        <w:szCs w:val="17"/>
-        <w:rtl/>
-      </w:rPr>
-      <w:t xml:space="preserve">סולל בונה · תכנית הכשרה לעובדים חדשים · נוהל QA-02</w:t>
-    </w:r>
-  </w:p>
+  <w:tbl>
+    <w:tblPr>
+      <w:bidiVisual/>
+      <w:tblW w:type="dxa" w:w="9638"/>
+      <w:tblBorders>
+        <w:top w:val="single" w:color="auto" w:sz="4"/>
+        <w:left w:val="single" w:color="auto" w:sz="4"/>
+        <w:bottom w:val="single" w:color="auto" w:sz="4"/>
+        <w:right w:val="single" w:color="auto" w:sz="4"/>
+        <w:insideH w:val="single" w:color="auto" w:sz="4"/>
+        <w:insideV w:val="single" w:color="auto" w:sz="4"/>
+      </w:tblBorders>
+    </w:tblPr>
+    <w:tblGrid>
+      <w:gridCol w:w="7238"/>
+      <w:gridCol w:w="2400"/>
+    </w:tblGrid>
+    <w:tr>
+      <w:tc>
+        <w:tcPr>
+          <w:tcW w:type="dxa" w:w="7238"/>
+          <w:tcBorders>
+            <w:top w:val="none" w:color="FFFFFF" w:sz="0"/>
+            <w:left w:val="none" w:color="FFFFFF" w:sz="0"/>
+            <w:bottom w:val="single" w:color="1F3A5F" w:sz="6"/>
+            <w:right w:val="none" w:color="FFFFFF" w:sz="0"/>
+          </w:tcBorders>
+          <w:vAlign w:val="bottom"/>
+        </w:tcPr>
+        <w:p>
+          <w:pPr>
+            <w:bidi/>
+            <w:spacing w:after="60"/>
+          </w:pPr>
+          <w:r>
+            <w:rPr>
+              <w:rFonts w:ascii="Arial" w:cs="Arial" w:eastAsia="Arial" w:hAnsi="Arial"/>
+              <w:color w:val="666666"/>
+              <w:sz w:val="17"/>
+              <w:szCs w:val="17"/>
+              <w:rtl/>
+            </w:rPr>
+            <w:t xml:space="preserve">שיכון ובינוי סולל בונה · תכנית הכשרה לעובדים חדשים · נוהל QA-02</w:t>
+          </w:r>
+        </w:p>
+      </w:tc>
+      <w:tc>
+        <w:tcPr>
+          <w:tcW w:type="dxa" w:w="2400"/>
+          <w:tcBorders>
+            <w:top w:val="none" w:color="FFFFFF" w:sz="0"/>
+            <w:left w:val="none" w:color="FFFFFF" w:sz="0"/>
+            <w:bottom w:val="single" w:color="1F3A5F" w:sz="6"/>
+            <w:right w:val="none" w:color="FFFFFF" w:sz="0"/>
+          </w:tcBorders>
+          <w:vAlign w:val="bottom"/>
+        </w:tcPr>
+        <w:p>
+          <w:pPr>
+            <w:bidi/>
+            <w:spacing w:after="60"/>
+            <w:jc w:val="left"/>
+          </w:pPr>
+          <w:r>
+            <w:drawing>
+              <wp:inline distT="0" distB="0" distL="0" distR="0">
+                <wp:extent cx="714375" cy="247650"/>
+                <wp:effectExtent t="0" r="0" b="0" l="0"/>
+                <wp:docPr id="1" name="" descr="" title=""/>
+                <wp:cNvGraphicFramePr>
+                  <a:graphicFrameLocks xmlns:a="http://schemas.openxmlformats.org/drawingml/2006/main" noChangeAspect="1"/>
+                </wp:cNvGraphicFramePr>
+                <a:graphic xmlns:a="http://schemas.openxmlformats.org/drawingml/2006/main">
+                  <a:graphicData uri="http://schemas.openxmlformats.org/drawingml/2006/picture">
+                    <pic:pic xmlns:pic="http://schemas.openxmlformats.org/drawingml/2006/picture">
+                      <pic:nvPicPr>
+                        <pic:cNvPr id="0" name="" descr=""/>
+                        <pic:cNvPicPr>
+                          <a:picLocks noChangeAspect="1" noChangeArrowheads="1"/>
+                        </pic:cNvPicPr>
+                      </pic:nvPicPr>
+                      <pic:blipFill>
+                        <a:blip r:embed="rId0" cstate="none"/>
+                        <a:srcRect/>
+                        <a:stretch>
+                          <a:fillRect/>
+                        </a:stretch>
+                      </pic:blipFill>
+                      <pic:spPr bwMode="auto">
+                        <a:xfrm>
+                          <a:off x="0" y="0"/>
+                          <a:ext cx="714375" cy="247650"/>
+                        </a:xfrm>
+                        <a:prstGeom prst="rect">
+                          <a:avLst/>
+                        </a:prstGeom>
+                      </pic:spPr>
+                    </pic:pic>
+                  </a:graphicData>
+                </a:graphic>
+              </wp:inline>
+            </w:drawing>
+          </w:r>
+        </w:p>
+      </w:tc>
+    </w:tr>
+  </w:tbl>
 </w:hdr>
 </file>
 
 <file path=word/header4.xml><?xml version="1.0" encoding="utf-8"?>
 <w:hdr xmlns:wpc="http://schemas.microsoft.com/office/word/2010/wordprocessingCanvas" xmlns:mc="http://schemas.openxmlformats.org/markup-compatibility/2006" xmlns:o="urn:schemas-microsoft-com:office:office" xmlns:r="http://schemas.openxmlformats.org/officeDocument/2006/relationships" xmlns:m="http://schemas.openxmlformats.org/officeDocument/2006/math" xmlns:v="urn:schemas-microsoft-com:vml" xmlns:wp14="http://schemas.microsoft.com/office/word/2010/wordprocessingDrawing" xmlns:wp="http://schemas.openxmlformats.org/drawingml/2006/wordprocessingDrawing" xmlns:w10="urn:schemas-microsoft-com:office:word" xmlns:w="http://schemas.openxmlformats.org/wordprocessingml/2006/main" xmlns:w14="http://schemas.microsoft.com/office/word/2010/wordml" xmlns:w15="http://schemas.microsoft.com/office/word/2012/wordml" xmlns:wpg="http://schemas.microsoft.com/office/word/2010/wordprocessingGroup" xmlns:wpi="http://schemas.microsoft.com/office/word/2010/wordprocessingInk" xmlns:wne="http://schemas.microsoft.com/office/word/2006/wordml" xmlns:wps="http://schemas.microsoft.com/office/word/2010/wordprocessingShape" xmlns:cx="http://schemas.microsoft.com/office/drawing/2014/chartex" xmlns:cx1="http://schemas.microsoft.com/office/drawing/2015/9/8/chartex" xmlns:cx2="http://schemas.microsoft.com/office/drawing/2015/10/21/chartex" xmlns:cx3="http://schemas.microsoft.com/office/drawing/2016/5/9/chartex" xmlns:cx4="http://schemas.microsoft.com/office/drawing/2016/5/10/chartex" xmlns:cx5="http://schemas.microsoft.com/office/drawing/2016/5/11/chartex" xmlns:cx6="http://schemas.microsoft.com/office/drawing/2016/5/12/chartex" xmlns:cx7="http://schemas.microsoft.com/office/drawing/2016/5/13/chartex" xmlns:cx8="http://schemas.microsoft.com/office/drawing/2016/5/14/chartex" xmlns:w16cid="http://schemas.microsoft.com/office/word/2016/wordml/cid" xmlns:w16se="http://schemas.microsoft.com/office/word/2015/wordml/symex">
-  <w:p>
-    <w:pPr>
-      <w:pBdr>
-        <w:bottom w:val="single" w:color="1F3A5F" w:sz="6" w:space="4"/>
-      </w:pBdr>
-      <w:bidi/>
-    </w:pPr>
-    <w:r>
-      <w:rPr>
-        <w:rFonts w:ascii="Arial" w:cs="Arial" w:eastAsia="Arial" w:hAnsi="Arial"/>
-        <w:color w:val="666666"/>
-        <w:sz w:val="17"/>
-        <w:szCs w:val="17"/>
-        <w:rtl/>
-      </w:rPr>
-      <w:t xml:space="preserve">סולל בונה · תכנית הכשרה לעובדים חדשים · נוהל QA-03</w:t>
-    </w:r>
-  </w:p>
+  <w:tbl>
+    <w:tblPr>
+      <w:bidiVisual/>
+      <w:tblW w:type="dxa" w:w="9638"/>
+      <w:tblBorders>
+        <w:top w:val="single" w:color="auto" w:sz="4"/>
+        <w:left w:val="single" w:color="auto" w:sz="4"/>
+        <w:bottom w:val="single" w:color="auto" w:sz="4"/>
+        <w:right w:val="single" w:color="auto" w:sz="4"/>
+        <w:insideH w:val="single" w:color="auto" w:sz="4"/>
+        <w:insideV w:val="single" w:color="auto" w:sz="4"/>
+      </w:tblBorders>
+    </w:tblPr>
+    <w:tblGrid>
+      <w:gridCol w:w="7238"/>
+      <w:gridCol w:w="2400"/>
+    </w:tblGrid>
+    <w:tr>
+      <w:tc>
+        <w:tcPr>
+          <w:tcW w:type="dxa" w:w="7238"/>
+          <w:tcBorders>
+            <w:top w:val="none" w:color="FFFFFF" w:sz="0"/>
+            <w:left w:val="none" w:color="FFFFFF" w:sz="0"/>
+            <w:bottom w:val="single" w:color="1F3A5F" w:sz="6"/>
+            <w:right w:val="none" w:color="FFFFFF" w:sz="0"/>
+          </w:tcBorders>
+          <w:vAlign w:val="bottom"/>
+        </w:tcPr>
+        <w:p>
+          <w:pPr>
+            <w:bidi/>
+            <w:spacing w:after="60"/>
+          </w:pPr>
+          <w:r>
+            <w:rPr>
+              <w:rFonts w:ascii="Arial" w:cs="Arial" w:eastAsia="Arial" w:hAnsi="Arial"/>
+              <w:color w:val="666666"/>
+              <w:sz w:val="17"/>
+              <w:szCs w:val="17"/>
+              <w:rtl/>
+            </w:rPr>
+            <w:t xml:space="preserve">שיכון ובינוי סולל בונה · תכנית הכשרה לעובדים חדשים · נוהל QA-03</w:t>
+          </w:r>
+        </w:p>
+      </w:tc>
+      <w:tc>
+        <w:tcPr>
+          <w:tcW w:type="dxa" w:w="2400"/>
+          <w:tcBorders>
+            <w:top w:val="none" w:color="FFFFFF" w:sz="0"/>
+            <w:left w:val="none" w:color="FFFFFF" w:sz="0"/>
+            <w:bottom w:val="single" w:color="1F3A5F" w:sz="6"/>
+            <w:right w:val="none" w:color="FFFFFF" w:sz="0"/>
+          </w:tcBorders>
+          <w:vAlign w:val="bottom"/>
+        </w:tcPr>
+        <w:p>
+          <w:pPr>
+            <w:bidi/>
+            <w:spacing w:after="60"/>
+            <w:jc w:val="left"/>
+          </w:pPr>
+          <w:r>
+            <w:drawing>
+              <wp:inline distT="0" distB="0" distL="0" distR="0">
+                <wp:extent cx="714375" cy="247650"/>
+                <wp:effectExtent t="0" r="0" b="0" l="0"/>
+                <wp:docPr id="1" name="" descr="" title=""/>
+                <wp:cNvGraphicFramePr>
+                  <a:graphicFrameLocks xmlns:a="http://schemas.openxmlformats.org/drawingml/2006/main" noChangeAspect="1"/>
+                </wp:cNvGraphicFramePr>
+                <a:graphic xmlns:a="http://schemas.openxmlformats.org/drawingml/2006/main">
+                  <a:graphicData uri="http://schemas.openxmlformats.org/drawingml/2006/picture">
+                    <pic:pic xmlns:pic="http://schemas.openxmlformats.org/drawingml/2006/picture">
+                      <pic:nvPicPr>
+                        <pic:cNvPr id="0" name="" descr=""/>
+                        <pic:cNvPicPr>
+                          <a:picLocks noChangeAspect="1" noChangeArrowheads="1"/>
+                        </pic:cNvPicPr>
+                      </pic:nvPicPr>
+                      <pic:blipFill>
+                        <a:blip r:embed="rId0" cstate="none"/>
+                        <a:srcRect/>
+                        <a:stretch>
+                          <a:fillRect/>
+                        </a:stretch>
+                      </pic:blipFill>
+                      <pic:spPr bwMode="auto">
+                        <a:xfrm>
+                          <a:off x="0" y="0"/>
+                          <a:ext cx="714375" cy="247650"/>
+                        </a:xfrm>
+                        <a:prstGeom prst="rect">
+                          <a:avLst/>
+                        </a:prstGeom>
+                      </pic:spPr>
+                    </pic:pic>
+                  </a:graphicData>
+                </a:graphic>
+              </wp:inline>
+            </w:drawing>
+          </w:r>
+        </w:p>
+      </w:tc>
+    </w:tr>
+  </w:tbl>
 </w:hdr>
 </file>
 
 <file path=word/header5.xml><?xml version="1.0" encoding="utf-8"?>
 <w:hdr xmlns:wpc="http://schemas.microsoft.com/office/word/2010/wordprocessingCanvas" xmlns:mc="http://schemas.openxmlformats.org/markup-compatibility/2006" xmlns:o="urn:schemas-microsoft-com:office:office" xmlns:r="http://schemas.openxmlformats.org/officeDocument/2006/relationships" xmlns:m="http://schemas.openxmlformats.org/officeDocument/2006/math" xmlns:v="urn:schemas-microsoft-com:vml" xmlns:wp14="http://schemas.microsoft.com/office/word/2010/wordprocessingDrawing" xmlns:wp="http://schemas.openxmlformats.org/drawingml/2006/wordprocessingDrawing" xmlns:w10="urn:schemas-microsoft-com:office:word" xmlns:w="http://schemas.openxmlformats.org/wordprocessingml/2006/main" xmlns:w14="http://schemas.microsoft.com/office/word/2010/wordml" xmlns:w15="http://schemas.microsoft.com/office/word/2012/wordml" xmlns:wpg="http://schemas.microsoft.com/office/word/2010/wordprocessingGroup" xmlns:wpi="http://schemas.microsoft.com/office/word/2010/wordprocessingInk" xmlns:wne="http://schemas.microsoft.com/office/word/2006/wordml" xmlns:wps="http://schemas.microsoft.com/office/word/2010/wordprocessingShape" xmlns:cx="http://schemas.microsoft.com/office/drawing/2014/chartex" xmlns:cx1="http://schemas.microsoft.com/office/drawing/2015/9/8/chartex" xmlns:cx2="http://schemas.microsoft.com/office/drawing/2015/10/21/chartex" xmlns:cx3="http://schemas.microsoft.com/office/drawing/2016/5/9/chartex" xmlns:cx4="http://schemas.microsoft.com/office/drawing/2016/5/10/chartex" xmlns:cx5="http://schemas.microsoft.com/office/drawing/2016/5/11/chartex" xmlns:cx6="http://schemas.microsoft.com/office/drawing/2016/5/12/chartex" xmlns:cx7="http://schemas.microsoft.com/office/drawing/2016/5/13/chartex" xmlns:cx8="http://schemas.microsoft.com/office/drawing/2016/5/14/chartex" xmlns:w16cid="http://schemas.microsoft.com/office/word/2016/wordml/cid" xmlns:w16se="http://schemas.microsoft.com/office/word/2015/wordml/symex">
-  <w:p>
-    <w:pPr>
-      <w:pBdr>
-        <w:bottom w:val="single" w:color="1F3A5F" w:sz="6" w:space="4"/>
-      </w:pBdr>
-      <w:bidi/>
-    </w:pPr>
-    <w:r>
-      <w:rPr>
-        <w:rFonts w:ascii="Arial" w:cs="Arial" w:eastAsia="Arial" w:hAnsi="Arial"/>
-        <w:color w:val="666666"/>
-        <w:sz w:val="17"/>
-        <w:szCs w:val="17"/>
-        <w:rtl/>
-      </w:rPr>
-      <w:t xml:space="preserve">סולל בונה · תכנית הכשרה לעובדים חדשים · נוהל QA-04</w:t>
-    </w:r>
-  </w:p>
+  <w:tbl>
+    <w:tblPr>
+      <w:bidiVisual/>
+      <w:tblW w:type="dxa" w:w="9638"/>
+      <w:tblBorders>
+        <w:top w:val="single" w:color="auto" w:sz="4"/>
+        <w:left w:val="single" w:color="auto" w:sz="4"/>
+        <w:bottom w:val="single" w:color="auto" w:sz="4"/>
+        <w:right w:val="single" w:color="auto" w:sz="4"/>
+        <w:insideH w:val="single" w:color="auto" w:sz="4"/>
+        <w:insideV w:val="single" w:color="auto" w:sz="4"/>
+      </w:tblBorders>
+    </w:tblPr>
+    <w:tblGrid>
+      <w:gridCol w:w="7238"/>
+      <w:gridCol w:w="2400"/>
+    </w:tblGrid>
+    <w:tr>
+      <w:tc>
+        <w:tcPr>
+          <w:tcW w:type="dxa" w:w="7238"/>
+          <w:tcBorders>
+            <w:top w:val="none" w:color="FFFFFF" w:sz="0"/>
+            <w:left w:val="none" w:color="FFFFFF" w:sz="0"/>
+            <w:bottom w:val="single" w:color="1F3A5F" w:sz="6"/>
+            <w:right w:val="none" w:color="FFFFFF" w:sz="0"/>
+          </w:tcBorders>
+          <w:vAlign w:val="bottom"/>
+        </w:tcPr>
+        <w:p>
+          <w:pPr>
+            <w:bidi/>
+            <w:spacing w:after="60"/>
+          </w:pPr>
+          <w:r>
+            <w:rPr>
+              <w:rFonts w:ascii="Arial" w:cs="Arial" w:eastAsia="Arial" w:hAnsi="Arial"/>
+              <w:color w:val="666666"/>
+              <w:sz w:val="17"/>
+              <w:szCs w:val="17"/>
+              <w:rtl/>
+            </w:rPr>
+            <w:t xml:space="preserve">שיכון ובינוי סולל בונה · תכנית הכשרה לעובדים חדשים · נוהל QA-04</w:t>
+          </w:r>
+        </w:p>
+      </w:tc>
+      <w:tc>
+        <w:tcPr>
+          <w:tcW w:type="dxa" w:w="2400"/>
+          <w:tcBorders>
+            <w:top w:val="none" w:color="FFFFFF" w:sz="0"/>
+            <w:left w:val="none" w:color="FFFFFF" w:sz="0"/>
+            <w:bottom w:val="single" w:color="1F3A5F" w:sz="6"/>
+            <w:right w:val="none" w:color="FFFFFF" w:sz="0"/>
+          </w:tcBorders>
+          <w:vAlign w:val="bottom"/>
+        </w:tcPr>
+        <w:p>
+          <w:pPr>
+            <w:bidi/>
+            <w:spacing w:after="60"/>
+            <w:jc w:val="left"/>
+          </w:pPr>
+          <w:r>
+            <w:drawing>
+              <wp:inline distT="0" distB="0" distL="0" distR="0">
+                <wp:extent cx="714375" cy="247650"/>
+                <wp:effectExtent t="0" r="0" b="0" l="0"/>
+                <wp:docPr id="1" name="" descr="" title=""/>
+                <wp:cNvGraphicFramePr>
+                  <a:graphicFrameLocks xmlns:a="http://schemas.openxmlformats.org/drawingml/2006/main" noChangeAspect="1"/>
+                </wp:cNvGraphicFramePr>
+                <a:graphic xmlns:a="http://schemas.openxmlformats.org/drawingml/2006/main">
+                  <a:graphicData uri="http://schemas.openxmlformats.org/drawingml/2006/picture">
+                    <pic:pic xmlns:pic="http://schemas.openxmlformats.org/drawingml/2006/picture">
+                      <pic:nvPicPr>
+                        <pic:cNvPr id="0" name="" descr=""/>
+                        <pic:cNvPicPr>
+                          <a:picLocks noChangeAspect="1" noChangeArrowheads="1"/>
+                        </pic:cNvPicPr>
+                      </pic:nvPicPr>
+                      <pic:blipFill>
+                        <a:blip r:embed="rId0" cstate="none"/>
+                        <a:srcRect/>
+                        <a:stretch>
+                          <a:fillRect/>
+                        </a:stretch>
+                      </pic:blipFill>
+                      <pic:spPr bwMode="auto">
+                        <a:xfrm>
+                          <a:off x="0" y="0"/>
+                          <a:ext cx="714375" cy="247650"/>
+                        </a:xfrm>
+                        <a:prstGeom prst="rect">
+                          <a:avLst/>
+                        </a:prstGeom>
+                      </pic:spPr>
+                    </pic:pic>
+                  </a:graphicData>
+                </a:graphic>
+              </wp:inline>
+            </w:drawing>
+          </w:r>
+        </w:p>
+      </w:tc>
+    </w:tr>
+  </w:tbl>
 </w:hdr>
 </file>
 
 <file path=word/header6.xml><?xml version="1.0" encoding="utf-8"?>
 <w:hdr xmlns:wpc="http://schemas.microsoft.com/office/word/2010/wordprocessingCanvas" xmlns:mc="http://schemas.openxmlformats.org/markup-compatibility/2006" xmlns:o="urn:schemas-microsoft-com:office:office" xmlns:r="http://schemas.openxmlformats.org/officeDocument/2006/relationships" xmlns:m="http://schemas.openxmlformats.org/officeDocument/2006/math" xmlns:v="urn:schemas-microsoft-com:vml" xmlns:wp14="http://schemas.microsoft.com/office/word/2010/wordprocessingDrawing" xmlns:wp="http://schemas.openxmlformats.org/drawingml/2006/wordprocessingDrawing" xmlns:w10="urn:schemas-microsoft-com:office:word" xmlns:w="http://schemas.openxmlformats.org/wordprocessingml/2006/main" xmlns:w14="http://schemas.microsoft.com/office/word/2010/wordml" xmlns:w15="http://schemas.microsoft.com/office/word/2012/wordml" xmlns:wpg="http://schemas.microsoft.com/office/word/2010/wordprocessingGroup" xmlns:wpi="http://schemas.microsoft.com/office/word/2010/wordprocessingInk" xmlns:wne="http://schemas.microsoft.com/office/word/2006/wordml" xmlns:wps="http://schemas.microsoft.com/office/word/2010/wordprocessingShape" xmlns:cx="http://schemas.microsoft.com/office/drawing/2014/chartex" xmlns:cx1="http://schemas.microsoft.com/office/drawing/2015/9/8/chartex" xmlns:cx2="http://schemas.microsoft.com/office/drawing/2015/10/21/chartex" xmlns:cx3="http://schemas.microsoft.com/office/drawing/2016/5/9/chartex" xmlns:cx4="http://schemas.microsoft.com/office/drawing/2016/5/10/chartex" xmlns:cx5="http://schemas.microsoft.com/office/drawing/2016/5/11/chartex" xmlns:cx6="http://schemas.microsoft.com/office/drawing/2016/5/12/chartex" xmlns:cx7="http://schemas.microsoft.com/office/drawing/2016/5/13/chartex" xmlns:cx8="http://schemas.microsoft.com/office/drawing/2016/5/14/chartex" xmlns:w16cid="http://schemas.microsoft.com/office/word/2016/wordml/cid" xmlns:w16se="http://schemas.microsoft.com/office/word/2015/wordml/symex">
-  <w:p>
-    <w:pPr>
-      <w:pBdr>
-        <w:bottom w:val="single" w:color="1F3A5F" w:sz="6" w:space="4"/>
-      </w:pBdr>
-      <w:bidi/>
-    </w:pPr>
-    <w:r>
-      <w:rPr>
-        <w:rFonts w:ascii="Arial" w:cs="Arial" w:eastAsia="Arial" w:hAnsi="Arial"/>
-        <w:color w:val="666666"/>
-        <w:sz w:val="17"/>
-        <w:szCs w:val="17"/>
-        <w:rtl/>
-      </w:rPr>
-      <w:t xml:space="preserve">סולל בונה · תכנית הכשרה לעובדים חדשים · נוהל QA-05</w:t>
-    </w:r>
-  </w:p>
+  <w:tbl>
+    <w:tblPr>
+      <w:bidiVisual/>
+      <w:tblW w:type="dxa" w:w="9638"/>
+      <w:tblBorders>
+        <w:top w:val="single" w:color="auto" w:sz="4"/>
+        <w:left w:val="single" w:color="auto" w:sz="4"/>
+        <w:bottom w:val="single" w:color="auto" w:sz="4"/>
+        <w:right w:val="single" w:color="auto" w:sz="4"/>
+        <w:insideH w:val="single" w:color="auto" w:sz="4"/>
+        <w:insideV w:val="single" w:color="auto" w:sz="4"/>
+      </w:tblBorders>
+    </w:tblPr>
+    <w:tblGrid>
+      <w:gridCol w:w="7238"/>
+      <w:gridCol w:w="2400"/>
+    </w:tblGrid>
+    <w:tr>
+      <w:tc>
+        <w:tcPr>
+          <w:tcW w:type="dxa" w:w="7238"/>
+          <w:tcBorders>
+            <w:top w:val="none" w:color="FFFFFF" w:sz="0"/>
+            <w:left w:val="none" w:color="FFFFFF" w:sz="0"/>
+            <w:bottom w:val="single" w:color="1F3A5F" w:sz="6"/>
+            <w:right w:val="none" w:color="FFFFFF" w:sz="0"/>
+          </w:tcBorders>
+          <w:vAlign w:val="bottom"/>
+        </w:tcPr>
+        <w:p>
+          <w:pPr>
+            <w:bidi/>
+            <w:spacing w:after="60"/>
+          </w:pPr>
+          <w:r>
+            <w:rPr>
+              <w:rFonts w:ascii="Arial" w:cs="Arial" w:eastAsia="Arial" w:hAnsi="Arial"/>
+              <w:color w:val="666666"/>
+              <w:sz w:val="17"/>
+              <w:szCs w:val="17"/>
+              <w:rtl/>
+            </w:rPr>
+            <w:t xml:space="preserve">שיכון ובינוי סולל בונה · תכנית הכשרה לעובדים חדשים · נוהל QA-05</w:t>
+          </w:r>
+        </w:p>
+      </w:tc>
+      <w:tc>
+        <w:tcPr>
+          <w:tcW w:type="dxa" w:w="2400"/>
+          <w:tcBorders>
+            <w:top w:val="none" w:color="FFFFFF" w:sz="0"/>
+            <w:left w:val="none" w:color="FFFFFF" w:sz="0"/>
+            <w:bottom w:val="single" w:color="1F3A5F" w:sz="6"/>
+            <w:right w:val="none" w:color="FFFFFF" w:sz="0"/>
+          </w:tcBorders>
+          <w:vAlign w:val="bottom"/>
+        </w:tcPr>
+        <w:p>
+          <w:pPr>
+            <w:bidi/>
+            <w:spacing w:after="60"/>
+            <w:jc w:val="left"/>
+          </w:pPr>
+          <w:r>
+            <w:drawing>
+              <wp:inline distT="0" distB="0" distL="0" distR="0">
+                <wp:extent cx="714375" cy="247650"/>
+                <wp:effectExtent t="0" r="0" b="0" l="0"/>
+                <wp:docPr id="1" name="" descr="" title=""/>
+                <wp:cNvGraphicFramePr>
+                  <a:graphicFrameLocks xmlns:a="http://schemas.openxmlformats.org/drawingml/2006/main" noChangeAspect="1"/>
+                </wp:cNvGraphicFramePr>
+                <a:graphic xmlns:a="http://schemas.openxmlformats.org/drawingml/2006/main">
+                  <a:graphicData uri="http://schemas.openxmlformats.org/drawingml/2006/picture">
+                    <pic:pic xmlns:pic="http://schemas.openxmlformats.org/drawingml/2006/picture">
+                      <pic:nvPicPr>
+                        <pic:cNvPr id="0" name="" descr=""/>
+                        <pic:cNvPicPr>
+                          <a:picLocks noChangeAspect="1" noChangeArrowheads="1"/>
+                        </pic:cNvPicPr>
+                      </pic:nvPicPr>
+                      <pic:blipFill>
+                        <a:blip r:embed="rId0" cstate="none"/>
+                        <a:srcRect/>
+                        <a:stretch>
+                          <a:fillRect/>
+                        </a:stretch>
+                      </pic:blipFill>
+                      <pic:spPr bwMode="auto">
+                        <a:xfrm>
+                          <a:off x="0" y="0"/>
+                          <a:ext cx="714375" cy="247650"/>
+                        </a:xfrm>
+                        <a:prstGeom prst="rect">
+                          <a:avLst/>
+                        </a:prstGeom>
+                      </pic:spPr>
+                    </pic:pic>
+                  </a:graphicData>
+                </a:graphic>
+              </wp:inline>
+            </w:drawing>
+          </w:r>
+        </w:p>
+      </w:tc>
+    </w:tr>
+  </w:tbl>
 </w:hdr>
 </file>
 
 <file path=word/header7.xml><?xml version="1.0" encoding="utf-8"?>
 <w:hdr xmlns:wpc="http://schemas.microsoft.com/office/word/2010/wordprocessingCanvas" xmlns:mc="http://schemas.openxmlformats.org/markup-compatibility/2006" xmlns:o="urn:schemas-microsoft-com:office:office" xmlns:r="http://schemas.openxmlformats.org/officeDocument/2006/relationships" xmlns:m="http://schemas.openxmlformats.org/officeDocument/2006/math" xmlns:v="urn:schemas-microsoft-com:vml" xmlns:wp14="http://schemas.microsoft.com/office/word/2010/wordprocessingDrawing" xmlns:wp="http://schemas.openxmlformats.org/drawingml/2006/wordprocessingDrawing" xmlns:w10="urn:schemas-microsoft-com:office:word" xmlns:w="http://schemas.openxmlformats.org/wordprocessingml/2006/main" xmlns:w14="http://schemas.microsoft.com/office/word/2010/wordml" xmlns:w15="http://schemas.microsoft.com/office/word/2012/wordml" xmlns:wpg="http://schemas.microsoft.com/office/word/2010/wordprocessingGroup" xmlns:wpi="http://schemas.microsoft.com/office/word/2010/wordprocessingInk" xmlns:wne="http://schemas.microsoft.com/office/word/2006/wordml" xmlns:wps="http://schemas.microsoft.com/office/word/2010/wordprocessingShape" xmlns:cx="http://schemas.microsoft.com/office/drawing/2014/chartex" xmlns:cx1="http://schemas.microsoft.com/office/drawing/2015/9/8/chartex" xmlns:cx2="http://schemas.microsoft.com/office/drawing/2015/10/21/chartex" xmlns:cx3="http://schemas.microsoft.com/office/drawing/2016/5/9/chartex" xmlns:cx4="http://schemas.microsoft.com/office/drawing/2016/5/10/chartex" xmlns:cx5="http://schemas.microsoft.com/office/drawing/2016/5/11/chartex" xmlns:cx6="http://schemas.microsoft.com/office/drawing/2016/5/12/chartex" xmlns:cx7="http://schemas.microsoft.com/office/drawing/2016/5/13/chartex" xmlns:cx8="http://schemas.microsoft.com/office/drawing/2016/5/14/chartex" xmlns:w16cid="http://schemas.microsoft.com/office/word/2016/wordml/cid" xmlns:w16se="http://schemas.microsoft.com/office/word/2015/wordml/symex">
-  <w:p>
-    <w:pPr>
-      <w:pBdr>
-        <w:bottom w:val="single" w:color="1F3A5F" w:sz="6" w:space="4"/>
-      </w:pBdr>
-      <w:bidi/>
-    </w:pPr>
-    <w:r>
-      <w:rPr>
-        <w:rFonts w:ascii="Arial" w:cs="Arial" w:eastAsia="Arial" w:hAnsi="Arial"/>
-        <w:color w:val="666666"/>
-        <w:sz w:val="17"/>
-        <w:szCs w:val="17"/>
-        <w:rtl/>
-      </w:rPr>
-      <w:t xml:space="preserve">סולל בונה · תכנית הכשרה לעובדים חדשים · נוהל QA-06</w:t>
-    </w:r>
-  </w:p>
+  <w:tbl>
+    <w:tblPr>
+      <w:bidiVisual/>
+      <w:tblW w:type="dxa" w:w="9638"/>
+      <w:tblBorders>
+        <w:top w:val="single" w:color="auto" w:sz="4"/>
+        <w:left w:val="single" w:color="auto" w:sz="4"/>
+        <w:bottom w:val="single" w:color="auto" w:sz="4"/>
+        <w:right w:val="single" w:color="auto" w:sz="4"/>
+        <w:insideH w:val="single" w:color="auto" w:sz="4"/>
+        <w:insideV w:val="single" w:color="auto" w:sz="4"/>
+      </w:tblBorders>
+    </w:tblPr>
+    <w:tblGrid>
+      <w:gridCol w:w="7238"/>
+      <w:gridCol w:w="2400"/>
+    </w:tblGrid>
+    <w:tr>
+      <w:tc>
+        <w:tcPr>
+          <w:tcW w:type="dxa" w:w="7238"/>
+          <w:tcBorders>
+            <w:top w:val="none" w:color="FFFFFF" w:sz="0"/>
+            <w:left w:val="none" w:color="FFFFFF" w:sz="0"/>
+            <w:bottom w:val="single" w:color="1F3A5F" w:sz="6"/>
+            <w:right w:val="none" w:color="FFFFFF" w:sz="0"/>
+          </w:tcBorders>
+          <w:vAlign w:val="bottom"/>
+        </w:tcPr>
+        <w:p>
+          <w:pPr>
+            <w:bidi/>
+            <w:spacing w:after="60"/>
+          </w:pPr>
+          <w:r>
+            <w:rPr>
+              <w:rFonts w:ascii="Arial" w:cs="Arial" w:eastAsia="Arial" w:hAnsi="Arial"/>
+              <w:color w:val="666666"/>
+              <w:sz w:val="17"/>
+              <w:szCs w:val="17"/>
+              <w:rtl/>
+            </w:rPr>
+            <w:t xml:space="preserve">שיכון ובינוי סולל בונה · תכנית הכשרה לעובדים חדשים · נוהל QA-06</w:t>
+          </w:r>
+        </w:p>
+      </w:tc>
+      <w:tc>
+        <w:tcPr>
+          <w:tcW w:type="dxa" w:w="2400"/>
+          <w:tcBorders>
+            <w:top w:val="none" w:color="FFFFFF" w:sz="0"/>
+            <w:left w:val="none" w:color="FFFFFF" w:sz="0"/>
+            <w:bottom w:val="single" w:color="1F3A5F" w:sz="6"/>
+            <w:right w:val="none" w:color="FFFFFF" w:sz="0"/>
+          </w:tcBorders>
+          <w:vAlign w:val="bottom"/>
+        </w:tcPr>
+        <w:p>
+          <w:pPr>
+            <w:bidi/>
+            <w:spacing w:after="60"/>
+            <w:jc w:val="left"/>
+          </w:pPr>
+          <w:r>
+            <w:drawing>
+              <wp:inline distT="0" distB="0" distL="0" distR="0">
+                <wp:extent cx="714375" cy="247650"/>
+                <wp:effectExtent t="0" r="0" b="0" l="0"/>
+                <wp:docPr id="1" name="" descr="" title=""/>
+                <wp:cNvGraphicFramePr>
+                  <a:graphicFrameLocks xmlns:a="http://schemas.openxmlformats.org/drawingml/2006/main" noChangeAspect="1"/>
+                </wp:cNvGraphicFramePr>
+                <a:graphic xmlns:a="http://schemas.openxmlformats.org/drawingml/2006/main">
+                  <a:graphicData uri="http://schemas.openxmlformats.org/drawingml/2006/picture">
+                    <pic:pic xmlns:pic="http://schemas.openxmlformats.org/drawingml/2006/picture">
+                      <pic:nvPicPr>
+                        <pic:cNvPr id="0" name="" descr=""/>
+                        <pic:cNvPicPr>
+                          <a:picLocks noChangeAspect="1" noChangeArrowheads="1"/>
+                        </pic:cNvPicPr>
+                      </pic:nvPicPr>
+                      <pic:blipFill>
+                        <a:blip r:embed="rId0" cstate="none"/>
+                        <a:srcRect/>
+                        <a:stretch>
+                          <a:fillRect/>
+                        </a:stretch>
+                      </pic:blipFill>
+                      <pic:spPr bwMode="auto">
+                        <a:xfrm>
+                          <a:off x="0" y="0"/>
+                          <a:ext cx="714375" cy="247650"/>
+                        </a:xfrm>
+                        <a:prstGeom prst="rect">
+                          <a:avLst/>
+                        </a:prstGeom>
+                      </pic:spPr>
+                    </pic:pic>
+                  </a:graphicData>
+                </a:graphic>
+              </wp:inline>
+            </w:drawing>
+          </w:r>
+        </w:p>
+      </w:tc>
+    </w:tr>
+  </w:tbl>
 </w:hdr>
 </file>
 
 <file path=word/header8.xml><?xml version="1.0" encoding="utf-8"?>
 <w:hdr xmlns:wpc="http://schemas.microsoft.com/office/word/2010/wordprocessingCanvas" xmlns:mc="http://schemas.openxmlformats.org/markup-compatibility/2006" xmlns:o="urn:schemas-microsoft-com:office:office" xmlns:r="http://schemas.openxmlformats.org/officeDocument/2006/relationships" xmlns:m="http://schemas.openxmlformats.org/officeDocument/2006/math" xmlns:v="urn:schemas-microsoft-com:vml" xmlns:wp14="http://schemas.microsoft.com/office/word/2010/wordprocessingDrawing" xmlns:wp="http://schemas.openxmlformats.org/drawingml/2006/wordprocessingDrawing" xmlns:w10="urn:schemas-microsoft-com:office:word" xmlns:w="http://schemas.openxmlformats.org/wordprocessingml/2006/main" xmlns:w14="http://schemas.microsoft.com/office/word/2010/wordml" xmlns:w15="http://schemas.microsoft.com/office/word/2012/wordml" xmlns:wpg="http://schemas.microsoft.com/office/word/2010/wordprocessingGroup" xmlns:wpi="http://schemas.microsoft.com/office/word/2010/wordprocessingInk" xmlns:wne="http://schemas.microsoft.com/office/word/2006/wordml" xmlns:wps="http://schemas.microsoft.com/office/word/2010/wordprocessingShape" xmlns:cx="http://schemas.microsoft.com/office/drawing/2014/chartex" xmlns:cx1="http://schemas.microsoft.com/office/drawing/2015/9/8/chartex" xmlns:cx2="http://schemas.microsoft.com/office/drawing/2015/10/21/chartex" xmlns:cx3="http://schemas.microsoft.com/office/drawing/2016/5/9/chartex" xmlns:cx4="http://schemas.microsoft.com/office/drawing/2016/5/10/chartex" xmlns:cx5="http://schemas.microsoft.com/office/drawing/2016/5/11/chartex" xmlns:cx6="http://schemas.microsoft.com/office/drawing/2016/5/12/chartex" xmlns:cx7="http://schemas.microsoft.com/office/drawing/2016/5/13/chartex" xmlns:cx8="http://schemas.microsoft.com/office/drawing/2016/5/14/chartex" xmlns:w16cid="http://schemas.microsoft.com/office/word/2016/wordml/cid" xmlns:w16se="http://schemas.microsoft.com/office/word/2015/wordml/symex">
-  <w:p>
-    <w:pPr>
-      <w:pBdr>
-        <w:bottom w:val="single" w:color="1F3A5F" w:sz="6" w:space="4"/>
-      </w:pBdr>
-      <w:bidi/>
-    </w:pPr>
-    <w:r>
-      <w:rPr>
-        <w:rFonts w:ascii="Arial" w:cs="Arial" w:eastAsia="Arial" w:hAnsi="Arial"/>
-        <w:color w:val="666666"/>
-        <w:sz w:val="17"/>
-        <w:szCs w:val="17"/>
-        <w:rtl/>
-      </w:rPr>
-      <w:t xml:space="preserve">סולל בונה · תכנית הכשרה לעובדים חדשים · נוהל QA-07</w:t>
-    </w:r>
-  </w:p>
+  <w:tbl>
+    <w:tblPr>
+      <w:bidiVisual/>
+      <w:tblW w:type="dxa" w:w="9638"/>
+      <w:tblBorders>
+        <w:top w:val="single" w:color="auto" w:sz="4"/>
+        <w:left w:val="single" w:color="auto" w:sz="4"/>
+        <w:bottom w:val="single" w:color="auto" w:sz="4"/>
+        <w:right w:val="single" w:color="auto" w:sz="4"/>
+        <w:insideH w:val="single" w:color="auto" w:sz="4"/>
+        <w:insideV w:val="single" w:color="auto" w:sz="4"/>
+      </w:tblBorders>
+    </w:tblPr>
+    <w:tblGrid>
+      <w:gridCol w:w="7238"/>
+      <w:gridCol w:w="2400"/>
+    </w:tblGrid>
+    <w:tr>
+      <w:tc>
+        <w:tcPr>
+          <w:tcW w:type="dxa" w:w="7238"/>
+          <w:tcBorders>
+            <w:top w:val="none" w:color="FFFFFF" w:sz="0"/>
+            <w:left w:val="none" w:color="FFFFFF" w:sz="0"/>
+            <w:bottom w:val="single" w:color="1F3A5F" w:sz="6"/>
+            <w:right w:val="none" w:color="FFFFFF" w:sz="0"/>
+          </w:tcBorders>
+          <w:vAlign w:val="bottom"/>
+        </w:tcPr>
+        <w:p>
+          <w:pPr>
+            <w:bidi/>
+            <w:spacing w:after="60"/>
+          </w:pPr>
+          <w:r>
+            <w:rPr>
+              <w:rFonts w:ascii="Arial" w:cs="Arial" w:eastAsia="Arial" w:hAnsi="Arial"/>
+              <w:color w:val="666666"/>
+              <w:sz w:val="17"/>
+              <w:szCs w:val="17"/>
+              <w:rtl/>
+            </w:rPr>
+            <w:t xml:space="preserve">שיכון ובינוי סולל בונה · תכנית הכשרה לעובדים חדשים · נוהל QA-07</w:t>
+          </w:r>
+        </w:p>
+      </w:tc>
+      <w:tc>
+        <w:tcPr>
+          <w:tcW w:type="dxa" w:w="2400"/>
+          <w:tcBorders>
+            <w:top w:val="none" w:color="FFFFFF" w:sz="0"/>
+            <w:left w:val="none" w:color="FFFFFF" w:sz="0"/>
+            <w:bottom w:val="single" w:color="1F3A5F" w:sz="6"/>
+            <w:right w:val="none" w:color="FFFFFF" w:sz="0"/>
+          </w:tcBorders>
+          <w:vAlign w:val="bottom"/>
+        </w:tcPr>
+        <w:p>
+          <w:pPr>
+            <w:bidi/>
+            <w:spacing w:after="60"/>
+            <w:jc w:val="left"/>
+          </w:pPr>
+          <w:r>
+            <w:drawing>
+              <wp:inline distT="0" distB="0" distL="0" distR="0">
+                <wp:extent cx="714375" cy="247650"/>
+                <wp:effectExtent t="0" r="0" b="0" l="0"/>
+                <wp:docPr id="1" name="" descr="" title=""/>
+                <wp:cNvGraphicFramePr>
+                  <a:graphicFrameLocks xmlns:a="http://schemas.openxmlformats.org/drawingml/2006/main" noChangeAspect="1"/>
+                </wp:cNvGraphicFramePr>
+                <a:graphic xmlns:a="http://schemas.openxmlformats.org/drawingml/2006/main">
+                  <a:graphicData uri="http://schemas.openxmlformats.org/drawingml/2006/picture">
+                    <pic:pic xmlns:pic="http://schemas.openxmlformats.org/drawingml/2006/picture">
+                      <pic:nvPicPr>
+                        <pic:cNvPr id="0" name="" descr=""/>
+                        <pic:cNvPicPr>
+                          <a:picLocks noChangeAspect="1" noChangeArrowheads="1"/>
+                        </pic:cNvPicPr>
+                      </pic:nvPicPr>
+                      <pic:blipFill>
+                        <a:blip r:embed="rId0" cstate="none"/>
+                        <a:srcRect/>
+                        <a:stretch>
+                          <a:fillRect/>
+                        </a:stretch>
+                      </pic:blipFill>
+                      <pic:spPr bwMode="auto">
+                        <a:xfrm>
+                          <a:off x="0" y="0"/>
+                          <a:ext cx="714375" cy="247650"/>
+                        </a:xfrm>
+                        <a:prstGeom prst="rect">
+                          <a:avLst/>
+                        </a:prstGeom>
+                      </pic:spPr>
+                    </pic:pic>
+                  </a:graphicData>
+                </a:graphic>
+              </wp:inline>
+            </w:drawing>
+          </w:r>
+        </w:p>
+      </w:tc>
+    </w:tr>
+  </w:tbl>
 </w:hdr>
 </file>
 
 <file path=word/header9.xml><?xml version="1.0" encoding="utf-8"?>
 <w:hdr xmlns:wpc="http://schemas.microsoft.com/office/word/2010/wordprocessingCanvas" xmlns:mc="http://schemas.openxmlformats.org/markup-compatibility/2006" xmlns:o="urn:schemas-microsoft-com:office:office" xmlns:r="http://schemas.openxmlformats.org/officeDocument/2006/relationships" xmlns:m="http://schemas.openxmlformats.org/officeDocument/2006/math" xmlns:v="urn:schemas-microsoft-com:vml" xmlns:wp14="http://schemas.microsoft.com/office/word/2010/wordprocessingDrawing" xmlns:wp="http://schemas.openxmlformats.org/drawingml/2006/wordprocessingDrawing" xmlns:w10="urn:schemas-microsoft-com:office:word" xmlns:w="http://schemas.openxmlformats.org/wordprocessingml/2006/main" xmlns:w14="http://schemas.microsoft.com/office/word/2010/wordml" xmlns:w15="http://schemas.microsoft.com/office/word/2012/wordml" xmlns:wpg="http://schemas.microsoft.com/office/word/2010/wordprocessingGroup" xmlns:wpi="http://schemas.microsoft.com/office/word/2010/wordprocessingInk" xmlns:wne="http://schemas.microsoft.com/office/word/2006/wordml" xmlns:wps="http://schemas.microsoft.com/office/word/2010/wordprocessingShape" xmlns:cx="http://schemas.microsoft.com/office/drawing/2014/chartex" xmlns:cx1="http://schemas.microsoft.com/office/drawing/2015/9/8/chartex" xmlns:cx2="http://schemas.microsoft.com/office/drawing/2015/10/21/chartex" xmlns:cx3="http://schemas.microsoft.com/office/drawing/2016/5/9/chartex" xmlns:cx4="http://schemas.microsoft.com/office/drawing/2016/5/10/chartex" xmlns:cx5="http://schemas.microsoft.com/office/drawing/2016/5/11/chartex" xmlns:cx6="http://schemas.microsoft.com/office/drawing/2016/5/12/chartex" xmlns:cx7="http://schemas.microsoft.com/office/drawing/2016/5/13/chartex" xmlns:cx8="http://schemas.microsoft.com/office/drawing/2016/5/14/chartex" xmlns:w16cid="http://schemas.microsoft.com/office/word/2016/wordml/cid" xmlns:w16se="http://schemas.microsoft.com/office/word/2015/wordml/symex">
-  <w:p>
-    <w:pPr>
-      <w:pBdr>
-        <w:bottom w:val="single" w:color="1F3A5F" w:sz="6" w:space="4"/>
-      </w:pBdr>
-      <w:bidi/>
-    </w:pPr>
-    <w:r>
-      <w:rPr>
-        <w:rFonts w:ascii="Arial" w:cs="Arial" w:eastAsia="Arial" w:hAnsi="Arial"/>
-        <w:color w:val="666666"/>
-        <w:sz w:val="17"/>
-        <w:szCs w:val="17"/>
-        <w:rtl/>
-      </w:rPr>
-      <w:t xml:space="preserve">סולל בונה · תכנית הכשרה לעובדים חדשים · נוהל QA-08</w:t>
-    </w:r>
-  </w:p>
+  <w:tbl>
+    <w:tblPr>
+      <w:bidiVisual/>
+      <w:tblW w:type="dxa" w:w="9638"/>
+      <w:tblBorders>
+        <w:top w:val="single" w:color="auto" w:sz="4"/>
+        <w:left w:val="single" w:color="auto" w:sz="4"/>
+        <w:bottom w:val="single" w:color="auto" w:sz="4"/>
+        <w:right w:val="single" w:color="auto" w:sz="4"/>
+        <w:insideH w:val="single" w:color="auto" w:sz="4"/>
+        <w:insideV w:val="single" w:color="auto" w:sz="4"/>
+      </w:tblBorders>
+    </w:tblPr>
+    <w:tblGrid>
+      <w:gridCol w:w="7238"/>
+      <w:gridCol w:w="2400"/>
+    </w:tblGrid>
+    <w:tr>
+      <w:tc>
+        <w:tcPr>
+          <w:tcW w:type="dxa" w:w="7238"/>
+          <w:tcBorders>
+            <w:top w:val="none" w:color="FFFFFF" w:sz="0"/>
+            <w:left w:val="none" w:color="FFFFFF" w:sz="0"/>
+            <w:bottom w:val="single" w:color="1F3A5F" w:sz="6"/>
+            <w:right w:val="none" w:color="FFFFFF" w:sz="0"/>
+          </w:tcBorders>
+          <w:vAlign w:val="bottom"/>
+        </w:tcPr>
+        <w:p>
+          <w:pPr>
+            <w:bidi/>
+            <w:spacing w:after="60"/>
+          </w:pPr>
+          <w:r>
+            <w:rPr>
+              <w:rFonts w:ascii="Arial" w:cs="Arial" w:eastAsia="Arial" w:hAnsi="Arial"/>
+              <w:color w:val="666666"/>
+              <w:sz w:val="17"/>
+              <w:szCs w:val="17"/>
+              <w:rtl/>
+            </w:rPr>
+            <w:t xml:space="preserve">שיכון ובינוי סולל בונה · תכנית הכשרה לעובדים חדשים · נוהל QA-08</w:t>
+          </w:r>
+        </w:p>
+      </w:tc>
+      <w:tc>
+        <w:tcPr>
+          <w:tcW w:type="dxa" w:w="2400"/>
+          <w:tcBorders>
+            <w:top w:val="none" w:color="FFFFFF" w:sz="0"/>
+            <w:left w:val="none" w:color="FFFFFF" w:sz="0"/>
+            <w:bottom w:val="single" w:color="1F3A5F" w:sz="6"/>
+            <w:right w:val="none" w:color="FFFFFF" w:sz="0"/>
+          </w:tcBorders>
+          <w:vAlign w:val="bottom"/>
+        </w:tcPr>
+        <w:p>
+          <w:pPr>
+            <w:bidi/>
+            <w:spacing w:after="60"/>
+            <w:jc w:val="left"/>
+          </w:pPr>
+          <w:r>
+            <w:drawing>
+              <wp:inline distT="0" distB="0" distL="0" distR="0">
+                <wp:extent cx="714375" cy="247650"/>
+                <wp:effectExtent t="0" r="0" b="0" l="0"/>
+                <wp:docPr id="1" name="" descr="" title=""/>
+                <wp:cNvGraphicFramePr>
+                  <a:graphicFrameLocks xmlns:a="http://schemas.openxmlformats.org/drawingml/2006/main" noChangeAspect="1"/>
+                </wp:cNvGraphicFramePr>
+                <a:graphic xmlns:a="http://schemas.openxmlformats.org/drawingml/2006/main">
+                  <a:graphicData uri="http://schemas.openxmlformats.org/drawingml/2006/picture">
+                    <pic:pic xmlns:pic="http://schemas.openxmlformats.org/drawingml/2006/picture">
+                      <pic:nvPicPr>
+                        <pic:cNvPr id="0" name="" descr=""/>
+                        <pic:cNvPicPr>
+                          <a:picLocks noChangeAspect="1" noChangeArrowheads="1"/>
+                        </pic:cNvPicPr>
+                      </pic:nvPicPr>
+                      <pic:blipFill>
+                        <a:blip r:embed="rId0" cstate="none"/>
+                        <a:srcRect/>
+                        <a:stretch>
+                          <a:fillRect/>
+                        </a:stretch>
+                      </pic:blipFill>
+                      <pic:spPr bwMode="auto">
+                        <a:xfrm>
+                          <a:off x="0" y="0"/>
+                          <a:ext cx="714375" cy="247650"/>
+                        </a:xfrm>
+                        <a:prstGeom prst="rect">
+                          <a:avLst/>
+                        </a:prstGeom>
+                      </pic:spPr>
+                    </pic:pic>
+                  </a:graphicData>
+                </a:graphic>
+              </wp:inline>
+            </w:drawing>
+          </w:r>
+        </w:p>
+      </w:tc>
+    </w:tr>
+  </w:tbl>
 </w:hdr>
 </file>
 
